--- a/cartas_solicitud/Carta_Solicitud_ELE0300739_SUBESTACIONES_ELECTRICAS.docx
+++ b/cartas_solicitud/Carta_Solicitud_ELE0300739_SUBESTACIONES_ELECTRICAS.docx
@@ -11,7 +11,7 @@
           <w:color w:val="646464"/>
           <w:sz w:val="20"/>
         </w:rPr>
-        <w:t>Neiva, Huila, Octubre de 2026</w:t>
+        <w:t>Neiva, Huila, 22 de octubre de 2026</w:t>
         <w:br/>
       </w:r>
     </w:p>
@@ -88,7 +88,7 @@
         <w:br/>
         <w:t>• Semestre del Plan de Estudios: Semestre 8°</w:t>
         <w:br/>
-        <w:t>• Total de Estudiantes Solicitantes Preinscritos: 21 estudiantes</w:t>
+        <w:t>• Total de Estudiantes Solicitantes Preinscritos: 27 estudiantes</w:t>
       </w:r>
     </w:p>
     <w:p>
@@ -97,7 +97,7 @@
         <w:jc w:val="both"/>
       </w:pPr>
       <w:r>
-        <w:t>Manifestamos nuestro compromiso formal de matricula y cumplimiento con los requerimientos académicos y arancelarios correspondientes al curso vacacional. Dado que contamos con un grupo sólido de 21 estudiantes interesados (superando ampliamente el cupo mínimo requerido de 10 estudiantes), solicitamos su valiosa gestión ante la Coordinación Académica y la Dirección de Programa para su respectiva aprobación, asignación docente y programación de horarios.</w:t>
+        <w:t>Manifestamos nuestro compromiso formal de matrícula y cumplimiento con los requerimientos académicos y arancelarios correspondientes al curso vacacional. Dado que contamos con un grupo sólido de 27 estudiantes interesados (superando el cupo mínimo requerido de 10 estudiantes), solicitamos su valiosa gestión ante la Coordinación Académica y la Dirección de Programa para su respectiva aprobación, asignación docente y programación de horarios.</w:t>
       </w:r>
     </w:p>
     <w:p>
@@ -359,11 +359,38 @@
               <w:jc w:val="center"/>
             </w:pPr>
             <w:r>
-              <w:rPr>
-                <w:color w:val="A0A0A0"/>
-                <w:sz w:val="15"/>
-              </w:rPr>
-              <w:t>____________________</w:t>
+              <w:drawing>
+                <wp:inline xmlns:a="http://schemas.openxmlformats.org/drawingml/2006/main" xmlns:pic="http://schemas.openxmlformats.org/drawingml/2006/picture">
+                  <wp:extent cx="877824" cy="292608"/>
+                  <wp:docPr id="1" name="Picture 1"/>
+                  <wp:cNvGraphicFramePr>
+                    <a:graphicFrameLocks noChangeAspect="1"/>
+                  </wp:cNvGraphicFramePr>
+                  <a:graphic>
+                    <a:graphicData uri="http://schemas.openxmlformats.org/drawingml/2006/picture">
+                      <pic:pic>
+                        <pic:nvPicPr>
+                          <pic:cNvPr id="0" name="image.png"/>
+                          <pic:cNvPicPr/>
+                        </pic:nvPicPr>
+                        <pic:blipFill>
+                          <a:blip r:embed="rId9"/>
+                          <a:stretch>
+                            <a:fillRect/>
+                          </a:stretch>
+                        </pic:blipFill>
+                        <pic:spPr>
+                          <a:xfrm>
+                            <a:off x="0" y="0"/>
+                            <a:ext cx="877824" cy="292608"/>
+                          </a:xfrm>
+                          <a:prstGeom prst="rect"/>
+                        </pic:spPr>
+                      </pic:pic>
+                    </a:graphicData>
+                  </a:graphic>
+                </wp:inline>
+              </w:drawing>
             </w:r>
           </w:p>
         </w:tc>
@@ -591,11 +618,38 @@
               <w:jc w:val="center"/>
             </w:pPr>
             <w:r>
-              <w:rPr>
-                <w:color w:val="A0A0A0"/>
-                <w:sz w:val="15"/>
-              </w:rPr>
-              <w:t>____________________</w:t>
+              <w:drawing>
+                <wp:inline xmlns:a="http://schemas.openxmlformats.org/drawingml/2006/main" xmlns:pic="http://schemas.openxmlformats.org/drawingml/2006/picture">
+                  <wp:extent cx="874402" cy="292608"/>
+                  <wp:docPr id="2" name="Picture 2"/>
+                  <wp:cNvGraphicFramePr>
+                    <a:graphicFrameLocks noChangeAspect="1"/>
+                  </wp:cNvGraphicFramePr>
+                  <a:graphic>
+                    <a:graphicData uri="http://schemas.openxmlformats.org/drawingml/2006/picture">
+                      <pic:pic>
+                        <pic:nvPicPr>
+                          <pic:cNvPr id="0" name="image.png"/>
+                          <pic:cNvPicPr/>
+                        </pic:nvPicPr>
+                        <pic:blipFill>
+                          <a:blip r:embed="rId10"/>
+                          <a:stretch>
+                            <a:fillRect/>
+                          </a:stretch>
+                        </pic:blipFill>
+                        <pic:spPr>
+                          <a:xfrm>
+                            <a:off x="0" y="0"/>
+                            <a:ext cx="874402" cy="292608"/>
+                          </a:xfrm>
+                          <a:prstGeom prst="rect"/>
+                        </pic:spPr>
+                      </pic:pic>
+                    </a:graphicData>
+                  </a:graphic>
+                </wp:inline>
+              </w:drawing>
             </w:r>
           </w:p>
         </w:tc>
@@ -707,11 +761,38 @@
               <w:jc w:val="center"/>
             </w:pPr>
             <w:r>
-              <w:rPr>
-                <w:color w:val="A0A0A0"/>
-                <w:sz w:val="15"/>
-              </w:rPr>
-              <w:t>____________________</w:t>
+              <w:drawing>
+                <wp:inline xmlns:a="http://schemas.openxmlformats.org/drawingml/2006/main" xmlns:pic="http://schemas.openxmlformats.org/drawingml/2006/picture">
+                  <wp:extent cx="810668" cy="292608"/>
+                  <wp:docPr id="3" name="Picture 3"/>
+                  <wp:cNvGraphicFramePr>
+                    <a:graphicFrameLocks noChangeAspect="1"/>
+                  </wp:cNvGraphicFramePr>
+                  <a:graphic>
+                    <a:graphicData uri="http://schemas.openxmlformats.org/drawingml/2006/picture">
+                      <pic:pic>
+                        <pic:nvPicPr>
+                          <pic:cNvPr id="0" name="image.png"/>
+                          <pic:cNvPicPr/>
+                        </pic:nvPicPr>
+                        <pic:blipFill>
+                          <a:blip r:embed="rId11"/>
+                          <a:stretch>
+                            <a:fillRect/>
+                          </a:stretch>
+                        </pic:blipFill>
+                        <pic:spPr>
+                          <a:xfrm>
+                            <a:off x="0" y="0"/>
+                            <a:ext cx="810668" cy="292608"/>
+                          </a:xfrm>
+                          <a:prstGeom prst="rect"/>
+                        </pic:spPr>
+                      </pic:pic>
+                    </a:graphicData>
+                  </a:graphic>
+                </wp:inline>
+              </w:drawing>
             </w:r>
           </w:p>
         </w:tc>
@@ -823,11 +904,38 @@
               <w:jc w:val="center"/>
             </w:pPr>
             <w:r>
-              <w:rPr>
-                <w:color w:val="A0A0A0"/>
-                <w:sz w:val="15"/>
-              </w:rPr>
-              <w:t>____________________</w:t>
+              <w:drawing>
+                <wp:inline xmlns:a="http://schemas.openxmlformats.org/drawingml/2006/main" xmlns:pic="http://schemas.openxmlformats.org/drawingml/2006/picture">
+                  <wp:extent cx="810684" cy="292608"/>
+                  <wp:docPr id="4" name="Picture 4"/>
+                  <wp:cNvGraphicFramePr>
+                    <a:graphicFrameLocks noChangeAspect="1"/>
+                  </wp:cNvGraphicFramePr>
+                  <a:graphic>
+                    <a:graphicData uri="http://schemas.openxmlformats.org/drawingml/2006/picture">
+                      <pic:pic>
+                        <pic:nvPicPr>
+                          <pic:cNvPr id="0" name="image.png"/>
+                          <pic:cNvPicPr/>
+                        </pic:nvPicPr>
+                        <pic:blipFill>
+                          <a:blip r:embed="rId12"/>
+                          <a:stretch>
+                            <a:fillRect/>
+                          </a:stretch>
+                        </pic:blipFill>
+                        <pic:spPr>
+                          <a:xfrm>
+                            <a:off x="0" y="0"/>
+                            <a:ext cx="810684" cy="292608"/>
+                          </a:xfrm>
+                          <a:prstGeom prst="rect"/>
+                        </pic:spPr>
+                      </pic:pic>
+                    </a:graphicData>
+                  </a:graphic>
+                </wp:inline>
+              </w:drawing>
             </w:r>
           </w:p>
         </w:tc>
@@ -1635,11 +1743,38 @@
               <w:jc w:val="center"/>
             </w:pPr>
             <w:r>
-              <w:rPr>
-                <w:color w:val="A0A0A0"/>
-                <w:sz w:val="15"/>
-              </w:rPr>
-              <w:t>____________________</w:t>
+              <w:drawing>
+                <wp:inline xmlns:a="http://schemas.openxmlformats.org/drawingml/2006/main" xmlns:pic="http://schemas.openxmlformats.org/drawingml/2006/picture">
+                  <wp:extent cx="877060" cy="292608"/>
+                  <wp:docPr id="5" name="Picture 5"/>
+                  <wp:cNvGraphicFramePr>
+                    <a:graphicFrameLocks noChangeAspect="1"/>
+                  </wp:cNvGraphicFramePr>
+                  <a:graphic>
+                    <a:graphicData uri="http://schemas.openxmlformats.org/drawingml/2006/picture">
+                      <pic:pic>
+                        <pic:nvPicPr>
+                          <pic:cNvPr id="0" name="image.png"/>
+                          <pic:cNvPicPr/>
+                        </pic:nvPicPr>
+                        <pic:blipFill>
+                          <a:blip r:embed="rId13"/>
+                          <a:stretch>
+                            <a:fillRect/>
+                          </a:stretch>
+                        </pic:blipFill>
+                        <pic:spPr>
+                          <a:xfrm>
+                            <a:off x="0" y="0"/>
+                            <a:ext cx="877060" cy="292608"/>
+                          </a:xfrm>
+                          <a:prstGeom prst="rect"/>
+                        </pic:spPr>
+                      </pic:pic>
+                    </a:graphicData>
+                  </a:graphic>
+                </wp:inline>
+              </w:drawing>
             </w:r>
           </w:p>
         </w:tc>
@@ -1751,11 +1886,38 @@
               <w:jc w:val="center"/>
             </w:pPr>
             <w:r>
-              <w:rPr>
-                <w:color w:val="A0A0A0"/>
-                <w:sz w:val="15"/>
-              </w:rPr>
-              <w:t>____________________</w:t>
+              <w:drawing>
+                <wp:inline xmlns:a="http://schemas.openxmlformats.org/drawingml/2006/main" xmlns:pic="http://schemas.openxmlformats.org/drawingml/2006/picture">
+                  <wp:extent cx="875538" cy="292608"/>
+                  <wp:docPr id="6" name="Picture 6"/>
+                  <wp:cNvGraphicFramePr>
+                    <a:graphicFrameLocks noChangeAspect="1"/>
+                  </wp:cNvGraphicFramePr>
+                  <a:graphic>
+                    <a:graphicData uri="http://schemas.openxmlformats.org/drawingml/2006/picture">
+                      <pic:pic>
+                        <pic:nvPicPr>
+                          <pic:cNvPr id="0" name="image.png"/>
+                          <pic:cNvPicPr/>
+                        </pic:nvPicPr>
+                        <pic:blipFill>
+                          <a:blip r:embed="rId14"/>
+                          <a:stretch>
+                            <a:fillRect/>
+                          </a:stretch>
+                        </pic:blipFill>
+                        <pic:spPr>
+                          <a:xfrm>
+                            <a:off x="0" y="0"/>
+                            <a:ext cx="875538" cy="292608"/>
+                          </a:xfrm>
+                          <a:prstGeom prst="rect"/>
+                        </pic:spPr>
+                      </pic:pic>
+                    </a:graphicData>
+                  </a:graphic>
+                </wp:inline>
+              </w:drawing>
             </w:r>
           </w:p>
         </w:tc>
@@ -1801,7 +1963,7 @@
                 <w:b/>
                 <w:sz w:val="17"/>
               </w:rPr>
-              <w:t>Gladys Hernández</w:t>
+              <w:t>RICARDO CUBILLOS</w:t>
             </w:r>
           </w:p>
         </w:tc>
@@ -1824,7 +1986,7 @@
               <w:rPr>
                 <w:sz w:val="17"/>
               </w:rPr>
-              <w:t>28733362</w:t>
+              <w:t>1114399612</w:t>
             </w:r>
           </w:p>
         </w:tc>
@@ -1847,7 +2009,7 @@
               <w:rPr>
                 <w:sz w:val="17"/>
               </w:rPr>
-              <w:t>3232935781</w:t>
+              <w:t>3146588017</w:t>
             </w:r>
           </w:p>
         </w:tc>
@@ -1917,7 +2079,7 @@
                 <w:b/>
                 <w:sz w:val="17"/>
               </w:rPr>
-              <w:t>Hermes Morales</w:t>
+              <w:t>Gladys Hernández</w:t>
             </w:r>
           </w:p>
         </w:tc>
@@ -1940,7 +2102,7 @@
               <w:rPr>
                 <w:sz w:val="17"/>
               </w:rPr>
-              <w:t>1006003970</w:t>
+              <w:t>28733362</w:t>
             </w:r>
           </w:p>
         </w:tc>
@@ -1963,7 +2125,7 @@
               <w:rPr>
                 <w:sz w:val="17"/>
               </w:rPr>
-              <w:t>3204731899</w:t>
+              <w:t>3232935781</w:t>
             </w:r>
           </w:p>
         </w:tc>
@@ -2033,7 +2195,7 @@
                 <w:b/>
                 <w:sz w:val="17"/>
               </w:rPr>
-              <w:t>JUAN ALEXANDER LUGO</w:t>
+              <w:t>Hermes Morales</w:t>
             </w:r>
           </w:p>
         </w:tc>
@@ -2056,7 +2218,7 @@
               <w:rPr>
                 <w:sz w:val="17"/>
               </w:rPr>
-              <w:t>83090551</w:t>
+              <w:t>1006003970</w:t>
             </w:r>
           </w:p>
         </w:tc>
@@ -2079,7 +2241,7 @@
               <w:rPr>
                 <w:sz w:val="17"/>
               </w:rPr>
-              <w:t>3127103906</w:t>
+              <w:t>3204731899</w:t>
             </w:r>
           </w:p>
         </w:tc>
@@ -2099,11 +2261,38 @@
               <w:jc w:val="center"/>
             </w:pPr>
             <w:r>
-              <w:rPr>
-                <w:color w:val="A0A0A0"/>
-                <w:sz w:val="15"/>
-              </w:rPr>
-              <w:t>____________________</w:t>
+              <w:drawing>
+                <wp:inline xmlns:a="http://schemas.openxmlformats.org/drawingml/2006/main" xmlns:pic="http://schemas.openxmlformats.org/drawingml/2006/picture">
+                  <wp:extent cx="877824" cy="292608"/>
+                  <wp:docPr id="7" name="Picture 7"/>
+                  <wp:cNvGraphicFramePr>
+                    <a:graphicFrameLocks noChangeAspect="1"/>
+                  </wp:cNvGraphicFramePr>
+                  <a:graphic>
+                    <a:graphicData uri="http://schemas.openxmlformats.org/drawingml/2006/picture">
+                      <pic:pic>
+                        <pic:nvPicPr>
+                          <pic:cNvPr id="0" name="image.png"/>
+                          <pic:cNvPicPr/>
+                        </pic:nvPicPr>
+                        <pic:blipFill>
+                          <a:blip r:embed="rId15"/>
+                          <a:stretch>
+                            <a:fillRect/>
+                          </a:stretch>
+                        </pic:blipFill>
+                        <pic:spPr>
+                          <a:xfrm>
+                            <a:off x="0" y="0"/>
+                            <a:ext cx="877824" cy="292608"/>
+                          </a:xfrm>
+                          <a:prstGeom prst="rect"/>
+                        </pic:spPr>
+                      </pic:pic>
+                    </a:graphicData>
+                  </a:graphic>
+                </wp:inline>
+              </w:drawing>
             </w:r>
           </w:p>
         </w:tc>
@@ -2149,7 +2338,7 @@
                 <w:b/>
                 <w:sz w:val="17"/>
               </w:rPr>
-              <w:t>Danny Cruz</w:t>
+              <w:t>JUAN ALEXANDER LUGO</w:t>
             </w:r>
           </w:p>
         </w:tc>
@@ -2172,7 +2361,7 @@
               <w:rPr>
                 <w:sz w:val="17"/>
               </w:rPr>
-              <w:t>ELEC1234</w:t>
+              <w:t>83090551</w:t>
             </w:r>
           </w:p>
         </w:tc>
@@ -2195,7 +2384,7 @@
               <w:rPr>
                 <w:sz w:val="17"/>
               </w:rPr>
-              <w:t>3225295378</w:t>
+              <w:t>3127103906</w:t>
             </w:r>
           </w:p>
         </w:tc>
@@ -2215,11 +2404,38 @@
               <w:jc w:val="center"/>
             </w:pPr>
             <w:r>
-              <w:rPr>
-                <w:color w:val="A0A0A0"/>
-                <w:sz w:val="15"/>
-              </w:rPr>
-              <w:t>____________________</w:t>
+              <w:drawing>
+                <wp:inline xmlns:a="http://schemas.openxmlformats.org/drawingml/2006/main" xmlns:pic="http://schemas.openxmlformats.org/drawingml/2006/picture">
+                  <wp:extent cx="809682" cy="292608"/>
+                  <wp:docPr id="8" name="Picture 8"/>
+                  <wp:cNvGraphicFramePr>
+                    <a:graphicFrameLocks noChangeAspect="1"/>
+                  </wp:cNvGraphicFramePr>
+                  <a:graphic>
+                    <a:graphicData uri="http://schemas.openxmlformats.org/drawingml/2006/picture">
+                      <pic:pic>
+                        <pic:nvPicPr>
+                          <pic:cNvPr id="0" name="image.png"/>
+                          <pic:cNvPicPr/>
+                        </pic:nvPicPr>
+                        <pic:blipFill>
+                          <a:blip r:embed="rId16"/>
+                          <a:stretch>
+                            <a:fillRect/>
+                          </a:stretch>
+                        </pic:blipFill>
+                        <pic:spPr>
+                          <a:xfrm>
+                            <a:off x="0" y="0"/>
+                            <a:ext cx="809682" cy="292608"/>
+                          </a:xfrm>
+                          <a:prstGeom prst="rect"/>
+                        </pic:spPr>
+                      </pic:pic>
+                    </a:graphicData>
+                  </a:graphic>
+                </wp:inline>
+              </w:drawing>
             </w:r>
           </w:p>
         </w:tc>
@@ -2265,7 +2481,7 @@
                 <w:b/>
                 <w:sz w:val="17"/>
               </w:rPr>
-              <w:t>William Ramirez gutierrez</w:t>
+              <w:t>Danny Cruz</w:t>
             </w:r>
           </w:p>
         </w:tc>
@@ -2288,7 +2504,7 @@
               <w:rPr>
                 <w:sz w:val="17"/>
               </w:rPr>
-              <w:t>11309380</w:t>
+              <w:t>ELEC1234</w:t>
             </w:r>
           </w:p>
         </w:tc>
@@ -2311,7 +2527,7 @@
               <w:rPr>
                 <w:sz w:val="17"/>
               </w:rPr>
-              <w:t>3108181836</w:t>
+              <w:t>3225295378</w:t>
             </w:r>
           </w:p>
         </w:tc>
@@ -2381,7 +2597,7 @@
                 <w:b/>
                 <w:sz w:val="17"/>
               </w:rPr>
-              <w:t>cristian david adamez ceballes</w:t>
+              <w:t>William Ramirez gutierrez</w:t>
             </w:r>
           </w:p>
         </w:tc>
@@ -2404,7 +2620,7 @@
               <w:rPr>
                 <w:sz w:val="17"/>
               </w:rPr>
-              <w:t>1007163619</w:t>
+              <w:t>11309380</w:t>
             </w:r>
           </w:p>
         </w:tc>
@@ -2427,7 +2643,7 @@
               <w:rPr>
                 <w:sz w:val="17"/>
               </w:rPr>
-              <w:t>3116307784</w:t>
+              <w:t>3108181836</w:t>
             </w:r>
           </w:p>
         </w:tc>
@@ -2497,7 +2713,7 @@
                 <w:b/>
                 <w:sz w:val="17"/>
               </w:rPr>
-              <w:t>Karen viviana Gaona Vargas</w:t>
+              <w:t>cristian david adamez ceballes</w:t>
             </w:r>
           </w:p>
         </w:tc>
@@ -2520,7 +2736,7 @@
               <w:rPr>
                 <w:sz w:val="17"/>
               </w:rPr>
-              <w:t>1077866338</w:t>
+              <w:t>1007163619</w:t>
             </w:r>
           </w:p>
         </w:tc>
@@ -2543,7 +2759,7 @@
               <w:rPr>
                 <w:sz w:val="17"/>
               </w:rPr>
-              <w:t>3202555302</w:t>
+              <w:t>3116307784</w:t>
             </w:r>
           </w:p>
         </w:tc>
@@ -2613,7 +2829,7 @@
                 <w:b/>
                 <w:sz w:val="17"/>
               </w:rPr>
-              <w:t>Alvaro Andrés González albañil</w:t>
+              <w:t>Karen viviana Gaona Vargas</w:t>
             </w:r>
           </w:p>
         </w:tc>
@@ -2636,7 +2852,7 @@
               <w:rPr>
                 <w:sz w:val="17"/>
               </w:rPr>
-              <w:t>ELE0120242022</w:t>
+              <w:t>1077866338</w:t>
             </w:r>
           </w:p>
         </w:tc>
@@ -2659,7 +2875,7 @@
               <w:rPr>
                 <w:sz w:val="17"/>
               </w:rPr>
-              <w:t>3176543168</w:t>
+              <w:t>3202555302</w:t>
             </w:r>
           </w:p>
         </w:tc>
@@ -2684,6 +2900,783 @@
                 <w:sz w:val="15"/>
               </w:rPr>
               <w:t>____________________</w:t>
+            </w:r>
+          </w:p>
+        </w:tc>
+      </w:tr>
+      <w:tr>
+        <w:tc>
+          <w:tcPr>
+            <w:tcW w:type="dxa" w:w="576"/>
+            <w:tcMar>
+              <w:top w:w="100" w:type="dxa"/>
+              <w:bottom w:w="100" w:type="dxa"/>
+              <w:left w:w="80" w:type="dxa"/>
+              <w:right w:w="80" w:type="dxa"/>
+            </w:tcMar>
+            <w:shd w:fill="F9FAF8"/>
+          </w:tcPr>
+          <w:p>
+            <w:pPr>
+              <w:jc w:val="center"/>
+            </w:pPr>
+            <w:r>
+              <w:rPr>
+                <w:sz w:val="17"/>
+              </w:rPr>
+              <w:t>22</w:t>
+            </w:r>
+          </w:p>
+        </w:tc>
+        <w:tc>
+          <w:tcPr>
+            <w:tcW w:type="dxa" w:w="3312"/>
+            <w:tcMar>
+              <w:top w:w="100" w:type="dxa"/>
+              <w:bottom w:w="100" w:type="dxa"/>
+              <w:left w:w="80" w:type="dxa"/>
+              <w:right w:w="80" w:type="dxa"/>
+            </w:tcMar>
+            <w:shd w:fill="F9FAF8"/>
+          </w:tcPr>
+          <w:p>
+            <w:r>
+              <w:rPr>
+                <w:b/>
+                <w:sz w:val="17"/>
+              </w:rPr>
+              <w:t>Alvaro Andrés González albañil</w:t>
+            </w:r>
+          </w:p>
+        </w:tc>
+        <w:tc>
+          <w:tcPr>
+            <w:tcW w:type="dxa" w:w="1728"/>
+            <w:tcMar>
+              <w:top w:w="100" w:type="dxa"/>
+              <w:bottom w:w="100" w:type="dxa"/>
+              <w:left w:w="80" w:type="dxa"/>
+              <w:right w:w="80" w:type="dxa"/>
+            </w:tcMar>
+            <w:shd w:fill="F9FAF8"/>
+          </w:tcPr>
+          <w:p>
+            <w:pPr>
+              <w:jc w:val="center"/>
+            </w:pPr>
+            <w:r>
+              <w:rPr>
+                <w:sz w:val="17"/>
+              </w:rPr>
+              <w:t>ELE0120242022</w:t>
+            </w:r>
+          </w:p>
+        </w:tc>
+        <w:tc>
+          <w:tcPr>
+            <w:tcW w:type="dxa" w:w="1584"/>
+            <w:tcMar>
+              <w:top w:w="100" w:type="dxa"/>
+              <w:bottom w:w="100" w:type="dxa"/>
+              <w:left w:w="80" w:type="dxa"/>
+              <w:right w:w="80" w:type="dxa"/>
+            </w:tcMar>
+            <w:shd w:fill="F9FAF8"/>
+          </w:tcPr>
+          <w:p>
+            <w:pPr>
+              <w:jc w:val="center"/>
+            </w:pPr>
+            <w:r>
+              <w:rPr>
+                <w:sz w:val="17"/>
+              </w:rPr>
+              <w:t>3176543168</w:t>
+            </w:r>
+          </w:p>
+        </w:tc>
+        <w:tc>
+          <w:tcPr>
+            <w:tcW w:type="dxa" w:w="2592"/>
+            <w:tcMar>
+              <w:top w:w="100" w:type="dxa"/>
+              <w:bottom w:w="100" w:type="dxa"/>
+              <w:left w:w="80" w:type="dxa"/>
+              <w:right w:w="80" w:type="dxa"/>
+            </w:tcMar>
+            <w:shd w:fill="F9FAF8"/>
+          </w:tcPr>
+          <w:p>
+            <w:pPr>
+              <w:jc w:val="center"/>
+            </w:pPr>
+            <w:r>
+              <w:rPr>
+                <w:color w:val="A0A0A0"/>
+                <w:sz w:val="15"/>
+              </w:rPr>
+              <w:t>____________________</w:t>
+            </w:r>
+          </w:p>
+        </w:tc>
+      </w:tr>
+      <w:tr>
+        <w:tc>
+          <w:tcPr>
+            <w:tcW w:type="dxa" w:w="576"/>
+            <w:tcMar>
+              <w:top w:w="100" w:type="dxa"/>
+              <w:bottom w:w="100" w:type="dxa"/>
+              <w:left w:w="80" w:type="dxa"/>
+              <w:right w:w="80" w:type="dxa"/>
+            </w:tcMar>
+            <w:shd w:fill="FFFFFF"/>
+          </w:tcPr>
+          <w:p>
+            <w:pPr>
+              <w:jc w:val="center"/>
+            </w:pPr>
+            <w:r>
+              <w:rPr>
+                <w:sz w:val="17"/>
+              </w:rPr>
+              <w:t>23</w:t>
+            </w:r>
+          </w:p>
+        </w:tc>
+        <w:tc>
+          <w:tcPr>
+            <w:tcW w:type="dxa" w:w="3312"/>
+            <w:tcMar>
+              <w:top w:w="100" w:type="dxa"/>
+              <w:bottom w:w="100" w:type="dxa"/>
+              <w:left w:w="80" w:type="dxa"/>
+              <w:right w:w="80" w:type="dxa"/>
+            </w:tcMar>
+            <w:shd w:fill="FFFFFF"/>
+          </w:tcPr>
+          <w:p>
+            <w:r>
+              <w:rPr>
+                <w:b/>
+                <w:sz w:val="17"/>
+              </w:rPr>
+              <w:t>Jonathan perez</w:t>
+            </w:r>
+          </w:p>
+        </w:tc>
+        <w:tc>
+          <w:tcPr>
+            <w:tcW w:type="dxa" w:w="1728"/>
+            <w:tcMar>
+              <w:top w:w="100" w:type="dxa"/>
+              <w:bottom w:w="100" w:type="dxa"/>
+              <w:left w:w="80" w:type="dxa"/>
+              <w:right w:w="80" w:type="dxa"/>
+            </w:tcMar>
+            <w:shd w:fill="FFFFFF"/>
+          </w:tcPr>
+          <w:p>
+            <w:pPr>
+              <w:jc w:val="center"/>
+            </w:pPr>
+            <w:r>
+              <w:rPr>
+                <w:sz w:val="17"/>
+              </w:rPr>
+              <w:t>6804620</w:t>
+            </w:r>
+          </w:p>
+        </w:tc>
+        <w:tc>
+          <w:tcPr>
+            <w:tcW w:type="dxa" w:w="1584"/>
+            <w:tcMar>
+              <w:top w:w="100" w:type="dxa"/>
+              <w:bottom w:w="100" w:type="dxa"/>
+              <w:left w:w="80" w:type="dxa"/>
+              <w:right w:w="80" w:type="dxa"/>
+            </w:tcMar>
+            <w:shd w:fill="FFFFFF"/>
+          </w:tcPr>
+          <w:p>
+            <w:pPr>
+              <w:jc w:val="center"/>
+            </w:pPr>
+            <w:r>
+              <w:rPr>
+                <w:sz w:val="17"/>
+              </w:rPr>
+              <w:t>3142441213</w:t>
+            </w:r>
+          </w:p>
+        </w:tc>
+        <w:tc>
+          <w:tcPr>
+            <w:tcW w:type="dxa" w:w="2592"/>
+            <w:tcMar>
+              <w:top w:w="100" w:type="dxa"/>
+              <w:bottom w:w="100" w:type="dxa"/>
+              <w:left w:w="80" w:type="dxa"/>
+              <w:right w:w="80" w:type="dxa"/>
+            </w:tcMar>
+            <w:shd w:fill="FFFFFF"/>
+          </w:tcPr>
+          <w:p>
+            <w:pPr>
+              <w:jc w:val="center"/>
+            </w:pPr>
+            <w:r>
+              <w:rPr>
+                <w:color w:val="A0A0A0"/>
+                <w:sz w:val="15"/>
+              </w:rPr>
+              <w:t>____________________</w:t>
+            </w:r>
+          </w:p>
+        </w:tc>
+      </w:tr>
+      <w:tr>
+        <w:tc>
+          <w:tcPr>
+            <w:tcW w:type="dxa" w:w="576"/>
+            <w:tcMar>
+              <w:top w:w="100" w:type="dxa"/>
+              <w:bottom w:w="100" w:type="dxa"/>
+              <w:left w:w="80" w:type="dxa"/>
+              <w:right w:w="80" w:type="dxa"/>
+            </w:tcMar>
+            <w:shd w:fill="F9FAF8"/>
+          </w:tcPr>
+          <w:p>
+            <w:pPr>
+              <w:jc w:val="center"/>
+            </w:pPr>
+            <w:r>
+              <w:rPr>
+                <w:sz w:val="17"/>
+              </w:rPr>
+              <w:t>24</w:t>
+            </w:r>
+          </w:p>
+        </w:tc>
+        <w:tc>
+          <w:tcPr>
+            <w:tcW w:type="dxa" w:w="3312"/>
+            <w:tcMar>
+              <w:top w:w="100" w:type="dxa"/>
+              <w:bottom w:w="100" w:type="dxa"/>
+              <w:left w:w="80" w:type="dxa"/>
+              <w:right w:w="80" w:type="dxa"/>
+            </w:tcMar>
+            <w:shd w:fill="F9FAF8"/>
+          </w:tcPr>
+          <w:p>
+            <w:r>
+              <w:rPr>
+                <w:b/>
+                <w:sz w:val="17"/>
+              </w:rPr>
+              <w:t>JADER ANDRES CHIMUNJA JIMÉNEZ</w:t>
+            </w:r>
+          </w:p>
+        </w:tc>
+        <w:tc>
+          <w:tcPr>
+            <w:tcW w:type="dxa" w:w="1728"/>
+            <w:tcMar>
+              <w:top w:w="100" w:type="dxa"/>
+              <w:bottom w:w="100" w:type="dxa"/>
+              <w:left w:w="80" w:type="dxa"/>
+              <w:right w:w="80" w:type="dxa"/>
+            </w:tcMar>
+            <w:shd w:fill="F9FAF8"/>
+          </w:tcPr>
+          <w:p>
+            <w:pPr>
+              <w:jc w:val="center"/>
+            </w:pPr>
+            <w:r>
+              <w:rPr>
+                <w:sz w:val="17"/>
+              </w:rPr>
+              <w:t>ELE120241062</w:t>
+            </w:r>
+          </w:p>
+        </w:tc>
+        <w:tc>
+          <w:tcPr>
+            <w:tcW w:type="dxa" w:w="1584"/>
+            <w:tcMar>
+              <w:top w:w="100" w:type="dxa"/>
+              <w:bottom w:w="100" w:type="dxa"/>
+              <w:left w:w="80" w:type="dxa"/>
+              <w:right w:w="80" w:type="dxa"/>
+            </w:tcMar>
+            <w:shd w:fill="F9FAF8"/>
+          </w:tcPr>
+          <w:p>
+            <w:pPr>
+              <w:jc w:val="center"/>
+            </w:pPr>
+            <w:r>
+              <w:rPr>
+                <w:sz w:val="17"/>
+              </w:rPr>
+              <w:t>3183956559</w:t>
+            </w:r>
+          </w:p>
+        </w:tc>
+        <w:tc>
+          <w:tcPr>
+            <w:tcW w:type="dxa" w:w="2592"/>
+            <w:tcMar>
+              <w:top w:w="100" w:type="dxa"/>
+              <w:bottom w:w="100" w:type="dxa"/>
+              <w:left w:w="80" w:type="dxa"/>
+              <w:right w:w="80" w:type="dxa"/>
+            </w:tcMar>
+            <w:shd w:fill="F9FAF8"/>
+          </w:tcPr>
+          <w:p>
+            <w:pPr>
+              <w:jc w:val="center"/>
+            </w:pPr>
+            <w:r>
+              <w:rPr>
+                <w:color w:val="A0A0A0"/>
+                <w:sz w:val="15"/>
+              </w:rPr>
+              <w:t>____________________</w:t>
+            </w:r>
+          </w:p>
+        </w:tc>
+      </w:tr>
+      <w:tr>
+        <w:tc>
+          <w:tcPr>
+            <w:tcW w:type="dxa" w:w="576"/>
+            <w:tcMar>
+              <w:top w:w="100" w:type="dxa"/>
+              <w:bottom w:w="100" w:type="dxa"/>
+              <w:left w:w="80" w:type="dxa"/>
+              <w:right w:w="80" w:type="dxa"/>
+            </w:tcMar>
+            <w:shd w:fill="FFFFFF"/>
+          </w:tcPr>
+          <w:p>
+            <w:pPr>
+              <w:jc w:val="center"/>
+            </w:pPr>
+            <w:r>
+              <w:rPr>
+                <w:sz w:val="17"/>
+              </w:rPr>
+              <w:t>25</w:t>
+            </w:r>
+          </w:p>
+        </w:tc>
+        <w:tc>
+          <w:tcPr>
+            <w:tcW w:type="dxa" w:w="3312"/>
+            <w:tcMar>
+              <w:top w:w="100" w:type="dxa"/>
+              <w:bottom w:w="100" w:type="dxa"/>
+              <w:left w:w="80" w:type="dxa"/>
+              <w:right w:w="80" w:type="dxa"/>
+            </w:tcMar>
+            <w:shd w:fill="FFFFFF"/>
+          </w:tcPr>
+          <w:p>
+            <w:r>
+              <w:rPr>
+                <w:b/>
+                <w:sz w:val="17"/>
+              </w:rPr>
+              <w:t>JHON FRANCISCO TASCO PEREZ</w:t>
+            </w:r>
+          </w:p>
+        </w:tc>
+        <w:tc>
+          <w:tcPr>
+            <w:tcW w:type="dxa" w:w="1728"/>
+            <w:tcMar>
+              <w:top w:w="100" w:type="dxa"/>
+              <w:bottom w:w="100" w:type="dxa"/>
+              <w:left w:w="80" w:type="dxa"/>
+              <w:right w:w="80" w:type="dxa"/>
+            </w:tcMar>
+            <w:shd w:fill="FFFFFF"/>
+          </w:tcPr>
+          <w:p>
+            <w:pPr>
+              <w:jc w:val="center"/>
+            </w:pPr>
+            <w:r>
+              <w:rPr>
+                <w:sz w:val="17"/>
+              </w:rPr>
+              <w:t>ELE120342048</w:t>
+            </w:r>
+          </w:p>
+        </w:tc>
+        <w:tc>
+          <w:tcPr>
+            <w:tcW w:type="dxa" w:w="1584"/>
+            <w:tcMar>
+              <w:top w:w="100" w:type="dxa"/>
+              <w:bottom w:w="100" w:type="dxa"/>
+              <w:left w:w="80" w:type="dxa"/>
+              <w:right w:w="80" w:type="dxa"/>
+            </w:tcMar>
+            <w:shd w:fill="FFFFFF"/>
+          </w:tcPr>
+          <w:p>
+            <w:pPr>
+              <w:jc w:val="center"/>
+            </w:pPr>
+            <w:r>
+              <w:rPr>
+                <w:sz w:val="17"/>
+              </w:rPr>
+              <w:t>3246809834</w:t>
+            </w:r>
+          </w:p>
+        </w:tc>
+        <w:tc>
+          <w:tcPr>
+            <w:tcW w:type="dxa" w:w="2592"/>
+            <w:tcMar>
+              <w:top w:w="100" w:type="dxa"/>
+              <w:bottom w:w="100" w:type="dxa"/>
+              <w:left w:w="80" w:type="dxa"/>
+              <w:right w:w="80" w:type="dxa"/>
+            </w:tcMar>
+            <w:shd w:fill="FFFFFF"/>
+          </w:tcPr>
+          <w:p>
+            <w:pPr>
+              <w:jc w:val="center"/>
+            </w:pPr>
+            <w:r>
+              <w:drawing>
+                <wp:inline xmlns:a="http://schemas.openxmlformats.org/drawingml/2006/main" xmlns:pic="http://schemas.openxmlformats.org/drawingml/2006/picture">
+                  <wp:extent cx="810668" cy="292608"/>
+                  <wp:docPr id="9" name="Picture 9"/>
+                  <wp:cNvGraphicFramePr>
+                    <a:graphicFrameLocks noChangeAspect="1"/>
+                  </wp:cNvGraphicFramePr>
+                  <a:graphic>
+                    <a:graphicData uri="http://schemas.openxmlformats.org/drawingml/2006/picture">
+                      <pic:pic>
+                        <pic:nvPicPr>
+                          <pic:cNvPr id="0" name="image.png"/>
+                          <pic:cNvPicPr/>
+                        </pic:nvPicPr>
+                        <pic:blipFill>
+                          <a:blip r:embed="rId17"/>
+                          <a:stretch>
+                            <a:fillRect/>
+                          </a:stretch>
+                        </pic:blipFill>
+                        <pic:spPr>
+                          <a:xfrm>
+                            <a:off x="0" y="0"/>
+                            <a:ext cx="810668" cy="292608"/>
+                          </a:xfrm>
+                          <a:prstGeom prst="rect"/>
+                        </pic:spPr>
+                      </pic:pic>
+                    </a:graphicData>
+                  </a:graphic>
+                </wp:inline>
+              </w:drawing>
+            </w:r>
+          </w:p>
+        </w:tc>
+      </w:tr>
+      <w:tr>
+        <w:tc>
+          <w:tcPr>
+            <w:tcW w:type="dxa" w:w="576"/>
+            <w:tcMar>
+              <w:top w:w="100" w:type="dxa"/>
+              <w:bottom w:w="100" w:type="dxa"/>
+              <w:left w:w="80" w:type="dxa"/>
+              <w:right w:w="80" w:type="dxa"/>
+            </w:tcMar>
+            <w:shd w:fill="F9FAF8"/>
+          </w:tcPr>
+          <w:p>
+            <w:pPr>
+              <w:jc w:val="center"/>
+            </w:pPr>
+            <w:r>
+              <w:rPr>
+                <w:sz w:val="17"/>
+              </w:rPr>
+              <w:t>26</w:t>
+            </w:r>
+          </w:p>
+        </w:tc>
+        <w:tc>
+          <w:tcPr>
+            <w:tcW w:type="dxa" w:w="3312"/>
+            <w:tcMar>
+              <w:top w:w="100" w:type="dxa"/>
+              <w:bottom w:w="100" w:type="dxa"/>
+              <w:left w:w="80" w:type="dxa"/>
+              <w:right w:w="80" w:type="dxa"/>
+            </w:tcMar>
+            <w:shd w:fill="F9FAF8"/>
+          </w:tcPr>
+          <w:p>
+            <w:r>
+              <w:rPr>
+                <w:b/>
+                <w:sz w:val="17"/>
+              </w:rPr>
+              <w:t>cristian andres barreiro vivas</w:t>
+            </w:r>
+          </w:p>
+        </w:tc>
+        <w:tc>
+          <w:tcPr>
+            <w:tcW w:type="dxa" w:w="1728"/>
+            <w:tcMar>
+              <w:top w:w="100" w:type="dxa"/>
+              <w:bottom w:w="100" w:type="dxa"/>
+              <w:left w:w="80" w:type="dxa"/>
+              <w:right w:w="80" w:type="dxa"/>
+            </w:tcMar>
+            <w:shd w:fill="F9FAF8"/>
+          </w:tcPr>
+          <w:p>
+            <w:pPr>
+              <w:jc w:val="center"/>
+            </w:pPr>
+            <w:r>
+              <w:rPr>
+                <w:sz w:val="17"/>
+              </w:rPr>
+              <w:t>1080293311</w:t>
+            </w:r>
+          </w:p>
+        </w:tc>
+        <w:tc>
+          <w:tcPr>
+            <w:tcW w:type="dxa" w:w="1584"/>
+            <w:tcMar>
+              <w:top w:w="100" w:type="dxa"/>
+              <w:bottom w:w="100" w:type="dxa"/>
+              <w:left w:w="80" w:type="dxa"/>
+              <w:right w:w="80" w:type="dxa"/>
+            </w:tcMar>
+            <w:shd w:fill="F9FAF8"/>
+          </w:tcPr>
+          <w:p>
+            <w:pPr>
+              <w:jc w:val="center"/>
+            </w:pPr>
+            <w:r>
+              <w:rPr>
+                <w:sz w:val="17"/>
+              </w:rPr>
+              <w:t>3124940945</w:t>
+            </w:r>
+          </w:p>
+        </w:tc>
+        <w:tc>
+          <w:tcPr>
+            <w:tcW w:type="dxa" w:w="2592"/>
+            <w:tcMar>
+              <w:top w:w="100" w:type="dxa"/>
+              <w:bottom w:w="100" w:type="dxa"/>
+              <w:left w:w="80" w:type="dxa"/>
+              <w:right w:w="80" w:type="dxa"/>
+            </w:tcMar>
+            <w:shd w:fill="F9FAF8"/>
+          </w:tcPr>
+          <w:p>
+            <w:pPr>
+              <w:jc w:val="center"/>
+            </w:pPr>
+            <w:r>
+              <w:drawing>
+                <wp:inline xmlns:a="http://schemas.openxmlformats.org/drawingml/2006/main" xmlns:pic="http://schemas.openxmlformats.org/drawingml/2006/picture">
+                  <wp:extent cx="812889" cy="292608"/>
+                  <wp:docPr id="10" name="Picture 10"/>
+                  <wp:cNvGraphicFramePr>
+                    <a:graphicFrameLocks noChangeAspect="1"/>
+                  </wp:cNvGraphicFramePr>
+                  <a:graphic>
+                    <a:graphicData uri="http://schemas.openxmlformats.org/drawingml/2006/picture">
+                      <pic:pic>
+                        <pic:nvPicPr>
+                          <pic:cNvPr id="0" name="image.png"/>
+                          <pic:cNvPicPr/>
+                        </pic:nvPicPr>
+                        <pic:blipFill>
+                          <a:blip r:embed="rId18"/>
+                          <a:stretch>
+                            <a:fillRect/>
+                          </a:stretch>
+                        </pic:blipFill>
+                        <pic:spPr>
+                          <a:xfrm>
+                            <a:off x="0" y="0"/>
+                            <a:ext cx="812889" cy="292608"/>
+                          </a:xfrm>
+                          <a:prstGeom prst="rect"/>
+                        </pic:spPr>
+                      </pic:pic>
+                    </a:graphicData>
+                  </a:graphic>
+                </wp:inline>
+              </w:drawing>
+            </w:r>
+          </w:p>
+        </w:tc>
+      </w:tr>
+      <w:tr>
+        <w:tc>
+          <w:tcPr>
+            <w:tcW w:type="dxa" w:w="576"/>
+            <w:tcMar>
+              <w:top w:w="100" w:type="dxa"/>
+              <w:bottom w:w="100" w:type="dxa"/>
+              <w:left w:w="80" w:type="dxa"/>
+              <w:right w:w="80" w:type="dxa"/>
+            </w:tcMar>
+            <w:shd w:fill="FFFFFF"/>
+          </w:tcPr>
+          <w:p>
+            <w:pPr>
+              <w:jc w:val="center"/>
+            </w:pPr>
+            <w:r>
+              <w:rPr>
+                <w:sz w:val="17"/>
+              </w:rPr>
+              <w:t>27</w:t>
+            </w:r>
+          </w:p>
+        </w:tc>
+        <w:tc>
+          <w:tcPr>
+            <w:tcW w:type="dxa" w:w="3312"/>
+            <w:tcMar>
+              <w:top w:w="100" w:type="dxa"/>
+              <w:bottom w:w="100" w:type="dxa"/>
+              <w:left w:w="80" w:type="dxa"/>
+              <w:right w:w="80" w:type="dxa"/>
+            </w:tcMar>
+            <w:shd w:fill="FFFFFF"/>
+          </w:tcPr>
+          <w:p>
+            <w:r>
+              <w:rPr>
+                <w:b/>
+                <w:sz w:val="17"/>
+              </w:rPr>
+              <w:t>John jairo Sánchez garcia</w:t>
+            </w:r>
+          </w:p>
+        </w:tc>
+        <w:tc>
+          <w:tcPr>
+            <w:tcW w:type="dxa" w:w="1728"/>
+            <w:tcMar>
+              <w:top w:w="100" w:type="dxa"/>
+              <w:bottom w:w="100" w:type="dxa"/>
+              <w:left w:w="80" w:type="dxa"/>
+              <w:right w:w="80" w:type="dxa"/>
+            </w:tcMar>
+            <w:shd w:fill="FFFFFF"/>
+          </w:tcPr>
+          <w:p>
+            <w:pPr>
+              <w:jc w:val="center"/>
+            </w:pPr>
+            <w:r>
+              <w:rPr>
+                <w:sz w:val="17"/>
+              </w:rPr>
+              <w:t>79843323</w:t>
+            </w:r>
+          </w:p>
+        </w:tc>
+        <w:tc>
+          <w:tcPr>
+            <w:tcW w:type="dxa" w:w="1584"/>
+            <w:tcMar>
+              <w:top w:w="100" w:type="dxa"/>
+              <w:bottom w:w="100" w:type="dxa"/>
+              <w:left w:w="80" w:type="dxa"/>
+              <w:right w:w="80" w:type="dxa"/>
+            </w:tcMar>
+            <w:shd w:fill="FFFFFF"/>
+          </w:tcPr>
+          <w:p>
+            <w:pPr>
+              <w:jc w:val="center"/>
+            </w:pPr>
+            <w:r>
+              <w:rPr>
+                <w:sz w:val="17"/>
+              </w:rPr>
+              <w:t>3108505201</w:t>
+            </w:r>
+          </w:p>
+        </w:tc>
+        <w:tc>
+          <w:tcPr>
+            <w:tcW w:type="dxa" w:w="2592"/>
+            <w:tcMar>
+              <w:top w:w="100" w:type="dxa"/>
+              <w:bottom w:w="100" w:type="dxa"/>
+              <w:left w:w="80" w:type="dxa"/>
+              <w:right w:w="80" w:type="dxa"/>
+            </w:tcMar>
+            <w:shd w:fill="FFFFFF"/>
+          </w:tcPr>
+          <w:p>
+            <w:pPr>
+              <w:jc w:val="center"/>
+            </w:pPr>
+            <w:r>
+              <w:drawing>
+                <wp:inline xmlns:a="http://schemas.openxmlformats.org/drawingml/2006/main" xmlns:pic="http://schemas.openxmlformats.org/drawingml/2006/picture">
+                  <wp:extent cx="1370333" cy="292608"/>
+                  <wp:docPr id="11" name="Picture 11"/>
+                  <wp:cNvGraphicFramePr>
+                    <a:graphicFrameLocks noChangeAspect="1"/>
+                  </wp:cNvGraphicFramePr>
+                  <a:graphic>
+                    <a:graphicData uri="http://schemas.openxmlformats.org/drawingml/2006/picture">
+                      <pic:pic>
+                        <pic:nvPicPr>
+                          <pic:cNvPr id="0" name="image.png"/>
+                          <pic:cNvPicPr/>
+                        </pic:nvPicPr>
+                        <pic:blipFill>
+                          <a:blip r:embed="rId19"/>
+                          <a:stretch>
+                            <a:fillRect/>
+                          </a:stretch>
+                        </pic:blipFill>
+                        <pic:spPr>
+                          <a:xfrm>
+                            <a:off x="0" y="0"/>
+                            <a:ext cx="1370333" cy="292608"/>
+                          </a:xfrm>
+                          <a:prstGeom prst="rect"/>
+                        </pic:spPr>
+                      </pic:pic>
+                    </a:graphicData>
+                  </a:graphic>
+                </wp:inline>
+              </w:drawing>
             </w:r>
           </w:p>
         </w:tc>

--- a/cartas_solicitud/Carta_Solicitud_ELE0300739_SUBESTACIONES_ELECTRICAS.docx
+++ b/cartas_solicitud/Carta_Solicitud_ELE0300739_SUBESTACIONES_ELECTRICAS.docx
@@ -11,7 +11,7 @@
           <w:color w:val="646464"/>
           <w:sz w:val="20"/>
         </w:rPr>
-        <w:t>Neiva, Huila, 22 de octubre de 2026</w:t>
+        <w:t>Neiva, Huila, 24 de octubre de 2026</w:t>
         <w:br/>
       </w:r>
     </w:p>
@@ -88,7 +88,7 @@
         <w:br/>
         <w:t>• Semestre del Plan de Estudios: Semestre 8°</w:t>
         <w:br/>
-        <w:t>• Total de Estudiantes Solicitantes Preinscritos: 27 estudiantes</w:t>
+        <w:t>• Total de Estudiantes Solicitantes Preinscritos: 28 estudiantes</w:t>
       </w:r>
     </w:p>
     <w:p>
@@ -97,7 +97,7 @@
         <w:jc w:val="both"/>
       </w:pPr>
       <w:r>
-        <w:t>Manifestamos nuestro compromiso formal de matrícula y cumplimiento con los requerimientos académicos y arancelarios correspondientes al curso vacacional. Dado que contamos con un grupo sólido de 27 estudiantes interesados (superando el cupo mínimo requerido de 10 estudiantes), solicitamos su valiosa gestión ante la Coordinación Académica y la Dirección de Programa para su respectiva aprobación, asignación docente y programación de horarios.</w:t>
+        <w:t>Manifestamos nuestro compromiso formal de matrícula y cumplimiento con los requerimientos académicos y arancelarios correspondientes al curso vacacional. Dado que contamos con un grupo sólido de 28 estudiantes interesados (superando el cupo mínimo requerido de 10 estudiantes), solicitamos su valiosa gestión ante la Coordinación Académica y la Dirección de Programa para su respectiva aprobación, asignación docente y programación de horarios.</w:t>
       </w:r>
     </w:p>
     <w:p>
@@ -1279,11 +1279,38 @@
               <w:jc w:val="center"/>
             </w:pPr>
             <w:r>
-              <w:rPr>
-                <w:color w:val="A0A0A0"/>
-                <w:sz w:val="15"/>
-              </w:rPr>
-              <w:t>____________________</w:t>
+              <w:drawing>
+                <wp:inline xmlns:a="http://schemas.openxmlformats.org/drawingml/2006/main" xmlns:pic="http://schemas.openxmlformats.org/drawingml/2006/picture">
+                  <wp:extent cx="731520" cy="292608"/>
+                  <wp:docPr id="5" name="Picture 5"/>
+                  <wp:cNvGraphicFramePr>
+                    <a:graphicFrameLocks noChangeAspect="1"/>
+                  </wp:cNvGraphicFramePr>
+                  <a:graphic>
+                    <a:graphicData uri="http://schemas.openxmlformats.org/drawingml/2006/picture">
+                      <pic:pic>
+                        <pic:nvPicPr>
+                          <pic:cNvPr id="0" name="image.png"/>
+                          <pic:cNvPicPr/>
+                        </pic:nvPicPr>
+                        <pic:blipFill>
+                          <a:blip r:embed="rId13"/>
+                          <a:stretch>
+                            <a:fillRect/>
+                          </a:stretch>
+                        </pic:blipFill>
+                        <pic:spPr>
+                          <a:xfrm>
+                            <a:off x="0" y="0"/>
+                            <a:ext cx="731520" cy="292608"/>
+                          </a:xfrm>
+                          <a:prstGeom prst="rect"/>
+                        </pic:spPr>
+                      </pic:pic>
+                    </a:graphicData>
+                  </a:graphic>
+                </wp:inline>
+              </w:drawing>
             </w:r>
           </w:p>
         </w:tc>
@@ -1746,7 +1773,7 @@
               <w:drawing>
                 <wp:inline xmlns:a="http://schemas.openxmlformats.org/drawingml/2006/main" xmlns:pic="http://schemas.openxmlformats.org/drawingml/2006/picture">
                   <wp:extent cx="877060" cy="292608"/>
-                  <wp:docPr id="5" name="Picture 5"/>
+                  <wp:docPr id="6" name="Picture 6"/>
                   <wp:cNvGraphicFramePr>
                     <a:graphicFrameLocks noChangeAspect="1"/>
                   </wp:cNvGraphicFramePr>
@@ -1758,7 +1785,7 @@
                           <pic:cNvPicPr/>
                         </pic:nvPicPr>
                         <pic:blipFill>
-                          <a:blip r:embed="rId13"/>
+                          <a:blip r:embed="rId14"/>
                           <a:stretch>
                             <a:fillRect/>
                           </a:stretch>
@@ -1889,7 +1916,7 @@
               <w:drawing>
                 <wp:inline xmlns:a="http://schemas.openxmlformats.org/drawingml/2006/main" xmlns:pic="http://schemas.openxmlformats.org/drawingml/2006/picture">
                   <wp:extent cx="875538" cy="292608"/>
-                  <wp:docPr id="6" name="Picture 6"/>
+                  <wp:docPr id="7" name="Picture 7"/>
                   <wp:cNvGraphicFramePr>
                     <a:graphicFrameLocks noChangeAspect="1"/>
                   </wp:cNvGraphicFramePr>
@@ -1901,7 +1928,7 @@
                           <pic:cNvPicPr/>
                         </pic:nvPicPr>
                         <pic:blipFill>
-                          <a:blip r:embed="rId14"/>
+                          <a:blip r:embed="rId15"/>
                           <a:stretch>
                             <a:fillRect/>
                           </a:stretch>
@@ -2264,7 +2291,7 @@
               <w:drawing>
                 <wp:inline xmlns:a="http://schemas.openxmlformats.org/drawingml/2006/main" xmlns:pic="http://schemas.openxmlformats.org/drawingml/2006/picture">
                   <wp:extent cx="877824" cy="292608"/>
-                  <wp:docPr id="7" name="Picture 7"/>
+                  <wp:docPr id="8" name="Picture 8"/>
                   <wp:cNvGraphicFramePr>
                     <a:graphicFrameLocks noChangeAspect="1"/>
                   </wp:cNvGraphicFramePr>
@@ -2276,7 +2303,7 @@
                           <pic:cNvPicPr/>
                         </pic:nvPicPr>
                         <pic:blipFill>
-                          <a:blip r:embed="rId15"/>
+                          <a:blip r:embed="rId16"/>
                           <a:stretch>
                             <a:fillRect/>
                           </a:stretch>
@@ -2407,7 +2434,7 @@
               <w:drawing>
                 <wp:inline xmlns:a="http://schemas.openxmlformats.org/drawingml/2006/main" xmlns:pic="http://schemas.openxmlformats.org/drawingml/2006/picture">
                   <wp:extent cx="809682" cy="292608"/>
-                  <wp:docPr id="8" name="Picture 8"/>
+                  <wp:docPr id="9" name="Picture 9"/>
                   <wp:cNvGraphicFramePr>
                     <a:graphicFrameLocks noChangeAspect="1"/>
                   </wp:cNvGraphicFramePr>
@@ -2419,7 +2446,7 @@
                           <pic:cNvPicPr/>
                         </pic:nvPicPr>
                         <pic:blipFill>
-                          <a:blip r:embed="rId16"/>
+                          <a:blip r:embed="rId17"/>
                           <a:stretch>
                             <a:fillRect/>
                           </a:stretch>
@@ -2663,11 +2690,38 @@
               <w:jc w:val="center"/>
             </w:pPr>
             <w:r>
-              <w:rPr>
-                <w:color w:val="A0A0A0"/>
-                <w:sz w:val="15"/>
-              </w:rPr>
-              <w:t>____________________</w:t>
+              <w:drawing>
+                <wp:inline xmlns:a="http://schemas.openxmlformats.org/drawingml/2006/main" xmlns:pic="http://schemas.openxmlformats.org/drawingml/2006/picture">
+                  <wp:extent cx="731520" cy="292608"/>
+                  <wp:docPr id="10" name="Picture 10"/>
+                  <wp:cNvGraphicFramePr>
+                    <a:graphicFrameLocks noChangeAspect="1"/>
+                  </wp:cNvGraphicFramePr>
+                  <a:graphic>
+                    <a:graphicData uri="http://schemas.openxmlformats.org/drawingml/2006/picture">
+                      <pic:pic>
+                        <pic:nvPicPr>
+                          <pic:cNvPr id="0" name="image.png"/>
+                          <pic:cNvPicPr/>
+                        </pic:nvPicPr>
+                        <pic:blipFill>
+                          <a:blip r:embed="rId18"/>
+                          <a:stretch>
+                            <a:fillRect/>
+                          </a:stretch>
+                        </pic:blipFill>
+                        <pic:spPr>
+                          <a:xfrm>
+                            <a:off x="0" y="0"/>
+                            <a:ext cx="731520" cy="292608"/>
+                          </a:xfrm>
+                          <a:prstGeom prst="rect"/>
+                        </pic:spPr>
+                      </pic:pic>
+                    </a:graphicData>
+                  </a:graphic>
+                </wp:inline>
+              </w:drawing>
             </w:r>
           </w:p>
         </w:tc>
@@ -3362,7 +3416,7 @@
               <w:drawing>
                 <wp:inline xmlns:a="http://schemas.openxmlformats.org/drawingml/2006/main" xmlns:pic="http://schemas.openxmlformats.org/drawingml/2006/picture">
                   <wp:extent cx="810668" cy="292608"/>
-                  <wp:docPr id="9" name="Picture 9"/>
+                  <wp:docPr id="11" name="Picture 11"/>
                   <wp:cNvGraphicFramePr>
                     <a:graphicFrameLocks noChangeAspect="1"/>
                   </wp:cNvGraphicFramePr>
@@ -3374,7 +3428,7 @@
                           <pic:cNvPicPr/>
                         </pic:nvPicPr>
                         <pic:blipFill>
-                          <a:blip r:embed="rId17"/>
+                          <a:blip r:embed="rId19"/>
                           <a:stretch>
                             <a:fillRect/>
                           </a:stretch>
@@ -3505,7 +3559,7 @@
               <w:drawing>
                 <wp:inline xmlns:a="http://schemas.openxmlformats.org/drawingml/2006/main" xmlns:pic="http://schemas.openxmlformats.org/drawingml/2006/picture">
                   <wp:extent cx="812889" cy="292608"/>
-                  <wp:docPr id="10" name="Picture 10"/>
+                  <wp:docPr id="12" name="Picture 12"/>
                   <wp:cNvGraphicFramePr>
                     <a:graphicFrameLocks noChangeAspect="1"/>
                   </wp:cNvGraphicFramePr>
@@ -3517,7 +3571,7 @@
                           <pic:cNvPicPr/>
                         </pic:nvPicPr>
                         <pic:blipFill>
-                          <a:blip r:embed="rId18"/>
+                          <a:blip r:embed="rId20"/>
                           <a:stretch>
                             <a:fillRect/>
                           </a:stretch>
@@ -3648,7 +3702,7 @@
               <w:drawing>
                 <wp:inline xmlns:a="http://schemas.openxmlformats.org/drawingml/2006/main" xmlns:pic="http://schemas.openxmlformats.org/drawingml/2006/picture">
                   <wp:extent cx="1370333" cy="292608"/>
-                  <wp:docPr id="11" name="Picture 11"/>
+                  <wp:docPr id="13" name="Picture 13"/>
                   <wp:cNvGraphicFramePr>
                     <a:graphicFrameLocks noChangeAspect="1"/>
                   </wp:cNvGraphicFramePr>
@@ -3660,7 +3714,7 @@
                           <pic:cNvPicPr/>
                         </pic:nvPicPr>
                         <pic:blipFill>
-                          <a:blip r:embed="rId19"/>
+                          <a:blip r:embed="rId21"/>
                           <a:stretch>
                             <a:fillRect/>
                           </a:stretch>
@@ -3677,6 +3731,122 @@
                   </a:graphic>
                 </wp:inline>
               </w:drawing>
+            </w:r>
+          </w:p>
+        </w:tc>
+      </w:tr>
+      <w:tr>
+        <w:tc>
+          <w:tcPr>
+            <w:tcW w:type="dxa" w:w="576"/>
+            <w:tcMar>
+              <w:top w:w="100" w:type="dxa"/>
+              <w:bottom w:w="100" w:type="dxa"/>
+              <w:left w:w="80" w:type="dxa"/>
+              <w:right w:w="80" w:type="dxa"/>
+            </w:tcMar>
+            <w:shd w:fill="F9FAF8"/>
+          </w:tcPr>
+          <w:p>
+            <w:pPr>
+              <w:jc w:val="center"/>
+            </w:pPr>
+            <w:r>
+              <w:rPr>
+                <w:sz w:val="17"/>
+              </w:rPr>
+              <w:t>28</w:t>
+            </w:r>
+          </w:p>
+        </w:tc>
+        <w:tc>
+          <w:tcPr>
+            <w:tcW w:type="dxa" w:w="3312"/>
+            <w:tcMar>
+              <w:top w:w="100" w:type="dxa"/>
+              <w:bottom w:w="100" w:type="dxa"/>
+              <w:left w:w="80" w:type="dxa"/>
+              <w:right w:w="80" w:type="dxa"/>
+            </w:tcMar>
+            <w:shd w:fill="F9FAF8"/>
+          </w:tcPr>
+          <w:p>
+            <w:r>
+              <w:rPr>
+                <w:b/>
+                <w:sz w:val="17"/>
+              </w:rPr>
+              <w:t>William ramirezgutierrez</w:t>
+            </w:r>
+          </w:p>
+        </w:tc>
+        <w:tc>
+          <w:tcPr>
+            <w:tcW w:type="dxa" w:w="1728"/>
+            <w:tcMar>
+              <w:top w:w="100" w:type="dxa"/>
+              <w:bottom w:w="100" w:type="dxa"/>
+              <w:left w:w="80" w:type="dxa"/>
+              <w:right w:w="80" w:type="dxa"/>
+            </w:tcMar>
+            <w:shd w:fill="F9FAF8"/>
+          </w:tcPr>
+          <w:p>
+            <w:pPr>
+              <w:jc w:val="center"/>
+            </w:pPr>
+            <w:r>
+              <w:rPr>
+                <w:sz w:val="17"/>
+              </w:rPr>
+              <w:t>ELE120251081</w:t>
+            </w:r>
+          </w:p>
+        </w:tc>
+        <w:tc>
+          <w:tcPr>
+            <w:tcW w:type="dxa" w:w="1584"/>
+            <w:tcMar>
+              <w:top w:w="100" w:type="dxa"/>
+              <w:bottom w:w="100" w:type="dxa"/>
+              <w:left w:w="80" w:type="dxa"/>
+              <w:right w:w="80" w:type="dxa"/>
+            </w:tcMar>
+            <w:shd w:fill="F9FAF8"/>
+          </w:tcPr>
+          <w:p>
+            <w:pPr>
+              <w:jc w:val="center"/>
+            </w:pPr>
+            <w:r>
+              <w:rPr>
+                <w:sz w:val="17"/>
+              </w:rPr>
+              <w:t>3108181836</w:t>
+            </w:r>
+          </w:p>
+        </w:tc>
+        <w:tc>
+          <w:tcPr>
+            <w:tcW w:type="dxa" w:w="2592"/>
+            <w:tcMar>
+              <w:top w:w="100" w:type="dxa"/>
+              <w:bottom w:w="100" w:type="dxa"/>
+              <w:left w:w="80" w:type="dxa"/>
+              <w:right w:w="80" w:type="dxa"/>
+            </w:tcMar>
+            <w:shd w:fill="F9FAF8"/>
+          </w:tcPr>
+          <w:p>
+            <w:pPr>
+              <w:jc w:val="center"/>
+            </w:pPr>
+            <w:r>
+              <w:rPr>
+                <w:color w:val="A0A0A0"/>
+                <w:sz w:val="15"/>
+              </w:rPr>
+              <w:t>____________________</w:t>
             </w:r>
           </w:p>
         </w:tc>

--- a/cartas_solicitud/Carta_Solicitud_ELE0300739_SUBESTACIONES_ELECTRICAS.docx
+++ b/cartas_solicitud/Carta_Solicitud_ELE0300739_SUBESTACIONES_ELECTRICAS.docx
@@ -88,7 +88,7 @@
         <w:br/>
         <w:t>• Semestre del Plan de Estudios: Semestre 8°</w:t>
         <w:br/>
-        <w:t>• Total de Estudiantes Solicitantes Preinscritos: 28 estudiantes</w:t>
+        <w:t>• Total de Estudiantes Solicitantes Preinscritos: 35 estudiantes</w:t>
       </w:r>
     </w:p>
     <w:p>
@@ -97,7 +97,7 @@
         <w:jc w:val="both"/>
       </w:pPr>
       <w:r>
-        <w:t>Manifestamos nuestro compromiso formal de matrícula y cumplimiento con los requerimientos académicos y arancelarios correspondientes al curso vacacional. Dado que contamos con un grupo sólido de 28 estudiantes interesados (superando el cupo mínimo requerido de 10 estudiantes), solicitamos su valiosa gestión ante la Coordinación Académica y la Dirección de Programa para su respectiva aprobación, asignación docente y programación de horarios.</w:t>
+        <w:t>Manifestamos nuestro compromiso formal de matrícula y cumplimiento con los requerimientos académicos y arancelarios correspondientes al curso vacacional. Dado que contamos con un grupo sólido de 35 estudiantes interesados (superando el cupo mínimo requerido de 10 estudiantes), solicitamos su valiosa gestión ante la Coordinación Académica y la Dirección de Programa para su respectiva aprobación, asignación docente y programación de horarios.</w:t>
       </w:r>
     </w:p>
     <w:p>
@@ -1047,238 +1047,6 @@
               <w:jc w:val="center"/>
             </w:pPr>
             <w:r>
-              <w:rPr>
-                <w:color w:val="A0A0A0"/>
-                <w:sz w:val="15"/>
-              </w:rPr>
-              <w:t>____________________</w:t>
-            </w:r>
-          </w:p>
-        </w:tc>
-      </w:tr>
-      <w:tr>
-        <w:tc>
-          <w:tcPr>
-            <w:tcW w:type="dxa" w:w="576"/>
-            <w:tcMar>
-              <w:top w:w="100" w:type="dxa"/>
-              <w:bottom w:w="100" w:type="dxa"/>
-              <w:left w:w="80" w:type="dxa"/>
-              <w:right w:w="80" w:type="dxa"/>
-            </w:tcMar>
-            <w:shd w:fill="FFFFFF"/>
-          </w:tcPr>
-          <w:p>
-            <w:pPr>
-              <w:jc w:val="center"/>
-            </w:pPr>
-            <w:r>
-              <w:rPr>
-                <w:sz w:val="17"/>
-              </w:rPr>
-              <w:t>7</w:t>
-            </w:r>
-          </w:p>
-        </w:tc>
-        <w:tc>
-          <w:tcPr>
-            <w:tcW w:type="dxa" w:w="3312"/>
-            <w:tcMar>
-              <w:top w:w="100" w:type="dxa"/>
-              <w:bottom w:w="100" w:type="dxa"/>
-              <w:left w:w="80" w:type="dxa"/>
-              <w:right w:w="80" w:type="dxa"/>
-            </w:tcMar>
-            <w:shd w:fill="FFFFFF"/>
-          </w:tcPr>
-          <w:p>
-            <w:r>
-              <w:rPr>
-                <w:b/>
-                <w:sz w:val="17"/>
-              </w:rPr>
-              <w:t>arangel tierradentro mosquera</w:t>
-            </w:r>
-          </w:p>
-        </w:tc>
-        <w:tc>
-          <w:tcPr>
-            <w:tcW w:type="dxa" w:w="1728"/>
-            <w:tcMar>
-              <w:top w:w="100" w:type="dxa"/>
-              <w:bottom w:w="100" w:type="dxa"/>
-              <w:left w:w="80" w:type="dxa"/>
-              <w:right w:w="80" w:type="dxa"/>
-            </w:tcMar>
-            <w:shd w:fill="FFFFFF"/>
-          </w:tcPr>
-          <w:p>
-            <w:pPr>
-              <w:jc w:val="center"/>
-            </w:pPr>
-            <w:r>
-              <w:rPr>
-                <w:sz w:val="17"/>
-              </w:rPr>
-              <w:t>7696096</w:t>
-            </w:r>
-          </w:p>
-        </w:tc>
-        <w:tc>
-          <w:tcPr>
-            <w:tcW w:type="dxa" w:w="1584"/>
-            <w:tcMar>
-              <w:top w:w="100" w:type="dxa"/>
-              <w:bottom w:w="100" w:type="dxa"/>
-              <w:left w:w="80" w:type="dxa"/>
-              <w:right w:w="80" w:type="dxa"/>
-            </w:tcMar>
-            <w:shd w:fill="FFFFFF"/>
-          </w:tcPr>
-          <w:p>
-            <w:pPr>
-              <w:jc w:val="center"/>
-            </w:pPr>
-            <w:r>
-              <w:rPr>
-                <w:sz w:val="17"/>
-              </w:rPr>
-              <w:t>3115400168</w:t>
-            </w:r>
-          </w:p>
-        </w:tc>
-        <w:tc>
-          <w:tcPr>
-            <w:tcW w:type="dxa" w:w="2592"/>
-            <w:tcMar>
-              <w:top w:w="100" w:type="dxa"/>
-              <w:bottom w:w="100" w:type="dxa"/>
-              <w:left w:w="80" w:type="dxa"/>
-              <w:right w:w="80" w:type="dxa"/>
-            </w:tcMar>
-            <w:shd w:fill="FFFFFF"/>
-          </w:tcPr>
-          <w:p>
-            <w:pPr>
-              <w:jc w:val="center"/>
-            </w:pPr>
-            <w:r>
-              <w:rPr>
-                <w:color w:val="A0A0A0"/>
-                <w:sz w:val="15"/>
-              </w:rPr>
-              <w:t>____________________</w:t>
-            </w:r>
-          </w:p>
-        </w:tc>
-      </w:tr>
-      <w:tr>
-        <w:tc>
-          <w:tcPr>
-            <w:tcW w:type="dxa" w:w="576"/>
-            <w:tcMar>
-              <w:top w:w="100" w:type="dxa"/>
-              <w:bottom w:w="100" w:type="dxa"/>
-              <w:left w:w="80" w:type="dxa"/>
-              <w:right w:w="80" w:type="dxa"/>
-            </w:tcMar>
-            <w:shd w:fill="F9FAF8"/>
-          </w:tcPr>
-          <w:p>
-            <w:pPr>
-              <w:jc w:val="center"/>
-            </w:pPr>
-            <w:r>
-              <w:rPr>
-                <w:sz w:val="17"/>
-              </w:rPr>
-              <w:t>8</w:t>
-            </w:r>
-          </w:p>
-        </w:tc>
-        <w:tc>
-          <w:tcPr>
-            <w:tcW w:type="dxa" w:w="3312"/>
-            <w:tcMar>
-              <w:top w:w="100" w:type="dxa"/>
-              <w:bottom w:w="100" w:type="dxa"/>
-              <w:left w:w="80" w:type="dxa"/>
-              <w:right w:w="80" w:type="dxa"/>
-            </w:tcMar>
-            <w:shd w:fill="F9FAF8"/>
-          </w:tcPr>
-          <w:p>
-            <w:r>
-              <w:rPr>
-                <w:b/>
-                <w:sz w:val="17"/>
-              </w:rPr>
-              <w:t>Edward Andrés Cerón Llantén</w:t>
-            </w:r>
-          </w:p>
-        </w:tc>
-        <w:tc>
-          <w:tcPr>
-            <w:tcW w:type="dxa" w:w="1728"/>
-            <w:tcMar>
-              <w:top w:w="100" w:type="dxa"/>
-              <w:bottom w:w="100" w:type="dxa"/>
-              <w:left w:w="80" w:type="dxa"/>
-              <w:right w:w="80" w:type="dxa"/>
-            </w:tcMar>
-            <w:shd w:fill="F9FAF8"/>
-          </w:tcPr>
-          <w:p>
-            <w:pPr>
-              <w:jc w:val="center"/>
-            </w:pPr>
-            <w:r>
-              <w:rPr>
-                <w:sz w:val="17"/>
-              </w:rPr>
-              <w:t>1061814979</w:t>
-            </w:r>
-          </w:p>
-        </w:tc>
-        <w:tc>
-          <w:tcPr>
-            <w:tcW w:type="dxa" w:w="1584"/>
-            <w:tcMar>
-              <w:top w:w="100" w:type="dxa"/>
-              <w:bottom w:w="100" w:type="dxa"/>
-              <w:left w:w="80" w:type="dxa"/>
-              <w:right w:w="80" w:type="dxa"/>
-            </w:tcMar>
-            <w:shd w:fill="F9FAF8"/>
-          </w:tcPr>
-          <w:p>
-            <w:pPr>
-              <w:jc w:val="center"/>
-            </w:pPr>
-            <w:r>
-              <w:rPr>
-                <w:sz w:val="17"/>
-              </w:rPr>
-              <w:t>3105179946</w:t>
-            </w:r>
-          </w:p>
-        </w:tc>
-        <w:tc>
-          <w:tcPr>
-            <w:tcW w:type="dxa" w:w="2592"/>
-            <w:tcMar>
-              <w:top w:w="100" w:type="dxa"/>
-              <w:bottom w:w="100" w:type="dxa"/>
-              <w:left w:w="80" w:type="dxa"/>
-              <w:right w:w="80" w:type="dxa"/>
-            </w:tcMar>
-            <w:shd w:fill="F9FAF8"/>
-          </w:tcPr>
-          <w:p>
-            <w:pPr>
-              <w:jc w:val="center"/>
-            </w:pPr>
-            <w:r>
               <w:drawing>
                 <wp:inline xmlns:a="http://schemas.openxmlformats.org/drawingml/2006/main" xmlns:pic="http://schemas.openxmlformats.org/drawingml/2006/picture">
                   <wp:extent cx="731520" cy="292608"/>
@@ -1335,7 +1103,552 @@
               <w:rPr>
                 <w:sz w:val="17"/>
               </w:rPr>
+              <w:t>7</w:t>
+            </w:r>
+          </w:p>
+        </w:tc>
+        <w:tc>
+          <w:tcPr>
+            <w:tcW w:type="dxa" w:w="3312"/>
+            <w:tcMar>
+              <w:top w:w="100" w:type="dxa"/>
+              <w:bottom w:w="100" w:type="dxa"/>
+              <w:left w:w="80" w:type="dxa"/>
+              <w:right w:w="80" w:type="dxa"/>
+            </w:tcMar>
+            <w:shd w:fill="FFFFFF"/>
+          </w:tcPr>
+          <w:p>
+            <w:r>
+              <w:rPr>
+                <w:b/>
+                <w:sz w:val="17"/>
+              </w:rPr>
+              <w:t>Cristian Silva</w:t>
+            </w:r>
+          </w:p>
+        </w:tc>
+        <w:tc>
+          <w:tcPr>
+            <w:tcW w:type="dxa" w:w="1728"/>
+            <w:tcMar>
+              <w:top w:w="100" w:type="dxa"/>
+              <w:bottom w:w="100" w:type="dxa"/>
+              <w:left w:w="80" w:type="dxa"/>
+              <w:right w:w="80" w:type="dxa"/>
+            </w:tcMar>
+            <w:shd w:fill="FFFFFF"/>
+          </w:tcPr>
+          <w:p>
+            <w:pPr>
+              <w:jc w:val="center"/>
+            </w:pPr>
+            <w:r>
+              <w:rPr>
+                <w:sz w:val="17"/>
+              </w:rPr>
+              <w:t>ELE120211079</w:t>
+            </w:r>
+          </w:p>
+        </w:tc>
+        <w:tc>
+          <w:tcPr>
+            <w:tcW w:type="dxa" w:w="1584"/>
+            <w:tcMar>
+              <w:top w:w="100" w:type="dxa"/>
+              <w:bottom w:w="100" w:type="dxa"/>
+              <w:left w:w="80" w:type="dxa"/>
+              <w:right w:w="80" w:type="dxa"/>
+            </w:tcMar>
+            <w:shd w:fill="FFFFFF"/>
+          </w:tcPr>
+          <w:p>
+            <w:pPr>
+              <w:jc w:val="center"/>
+            </w:pPr>
+            <w:r>
+              <w:rPr>
+                <w:sz w:val="17"/>
+              </w:rPr>
+              <w:t>3188694094</w:t>
+            </w:r>
+          </w:p>
+        </w:tc>
+        <w:tc>
+          <w:tcPr>
+            <w:tcW w:type="dxa" w:w="2592"/>
+            <w:tcMar>
+              <w:top w:w="100" w:type="dxa"/>
+              <w:bottom w:w="100" w:type="dxa"/>
+              <w:left w:w="80" w:type="dxa"/>
+              <w:right w:w="80" w:type="dxa"/>
+            </w:tcMar>
+            <w:shd w:fill="FFFFFF"/>
+          </w:tcPr>
+          <w:p>
+            <w:pPr>
+              <w:jc w:val="center"/>
+            </w:pPr>
+            <w:r>
+              <w:drawing>
+                <wp:inline xmlns:a="http://schemas.openxmlformats.org/drawingml/2006/main" xmlns:pic="http://schemas.openxmlformats.org/drawingml/2006/picture">
+                  <wp:extent cx="731520" cy="292608"/>
+                  <wp:docPr id="6" name="Picture 6"/>
+                  <wp:cNvGraphicFramePr>
+                    <a:graphicFrameLocks noChangeAspect="1"/>
+                  </wp:cNvGraphicFramePr>
+                  <a:graphic>
+                    <a:graphicData uri="http://schemas.openxmlformats.org/drawingml/2006/picture">
+                      <pic:pic>
+                        <pic:nvPicPr>
+                          <pic:cNvPr id="0" name="image.png"/>
+                          <pic:cNvPicPr/>
+                        </pic:nvPicPr>
+                        <pic:blipFill>
+                          <a:blip r:embed="rId14"/>
+                          <a:stretch>
+                            <a:fillRect/>
+                          </a:stretch>
+                        </pic:blipFill>
+                        <pic:spPr>
+                          <a:xfrm>
+                            <a:off x="0" y="0"/>
+                            <a:ext cx="731520" cy="292608"/>
+                          </a:xfrm>
+                          <a:prstGeom prst="rect"/>
+                        </pic:spPr>
+                      </pic:pic>
+                    </a:graphicData>
+                  </a:graphic>
+                </wp:inline>
+              </w:drawing>
+            </w:r>
+          </w:p>
+        </w:tc>
+      </w:tr>
+      <w:tr>
+        <w:tc>
+          <w:tcPr>
+            <w:tcW w:type="dxa" w:w="576"/>
+            <w:tcMar>
+              <w:top w:w="100" w:type="dxa"/>
+              <w:bottom w:w="100" w:type="dxa"/>
+              <w:left w:w="80" w:type="dxa"/>
+              <w:right w:w="80" w:type="dxa"/>
+            </w:tcMar>
+            <w:shd w:fill="F9FAF8"/>
+          </w:tcPr>
+          <w:p>
+            <w:pPr>
+              <w:jc w:val="center"/>
+            </w:pPr>
+            <w:r>
+              <w:rPr>
+                <w:sz w:val="17"/>
+              </w:rPr>
+              <w:t>8</w:t>
+            </w:r>
+          </w:p>
+        </w:tc>
+        <w:tc>
+          <w:tcPr>
+            <w:tcW w:type="dxa" w:w="3312"/>
+            <w:tcMar>
+              <w:top w:w="100" w:type="dxa"/>
+              <w:bottom w:w="100" w:type="dxa"/>
+              <w:left w:w="80" w:type="dxa"/>
+              <w:right w:w="80" w:type="dxa"/>
+            </w:tcMar>
+            <w:shd w:fill="F9FAF8"/>
+          </w:tcPr>
+          <w:p>
+            <w:r>
+              <w:rPr>
+                <w:b/>
+                <w:sz w:val="17"/>
+              </w:rPr>
+              <w:t>arangel tierradentro mosquera</w:t>
+            </w:r>
+          </w:p>
+        </w:tc>
+        <w:tc>
+          <w:tcPr>
+            <w:tcW w:type="dxa" w:w="1728"/>
+            <w:tcMar>
+              <w:top w:w="100" w:type="dxa"/>
+              <w:bottom w:w="100" w:type="dxa"/>
+              <w:left w:w="80" w:type="dxa"/>
+              <w:right w:w="80" w:type="dxa"/>
+            </w:tcMar>
+            <w:shd w:fill="F9FAF8"/>
+          </w:tcPr>
+          <w:p>
+            <w:pPr>
+              <w:jc w:val="center"/>
+            </w:pPr>
+            <w:r>
+              <w:rPr>
+                <w:sz w:val="17"/>
+              </w:rPr>
+              <w:t>7696096</w:t>
+            </w:r>
+          </w:p>
+        </w:tc>
+        <w:tc>
+          <w:tcPr>
+            <w:tcW w:type="dxa" w:w="1584"/>
+            <w:tcMar>
+              <w:top w:w="100" w:type="dxa"/>
+              <w:bottom w:w="100" w:type="dxa"/>
+              <w:left w:w="80" w:type="dxa"/>
+              <w:right w:w="80" w:type="dxa"/>
+            </w:tcMar>
+            <w:shd w:fill="F9FAF8"/>
+          </w:tcPr>
+          <w:p>
+            <w:pPr>
+              <w:jc w:val="center"/>
+            </w:pPr>
+            <w:r>
+              <w:rPr>
+                <w:sz w:val="17"/>
+              </w:rPr>
+              <w:t>3115400168</w:t>
+            </w:r>
+          </w:p>
+        </w:tc>
+        <w:tc>
+          <w:tcPr>
+            <w:tcW w:type="dxa" w:w="2592"/>
+            <w:tcMar>
+              <w:top w:w="100" w:type="dxa"/>
+              <w:bottom w:w="100" w:type="dxa"/>
+              <w:left w:w="80" w:type="dxa"/>
+              <w:right w:w="80" w:type="dxa"/>
+            </w:tcMar>
+            <w:shd w:fill="F9FAF8"/>
+          </w:tcPr>
+          <w:p>
+            <w:pPr>
+              <w:jc w:val="center"/>
+            </w:pPr>
+            <w:r>
+              <w:rPr>
+                <w:color w:val="A0A0A0"/>
+                <w:sz w:val="15"/>
+              </w:rPr>
+              <w:t>____________________</w:t>
+            </w:r>
+          </w:p>
+        </w:tc>
+      </w:tr>
+      <w:tr>
+        <w:tc>
+          <w:tcPr>
+            <w:tcW w:type="dxa" w:w="576"/>
+            <w:tcMar>
+              <w:top w:w="100" w:type="dxa"/>
+              <w:bottom w:w="100" w:type="dxa"/>
+              <w:left w:w="80" w:type="dxa"/>
+              <w:right w:w="80" w:type="dxa"/>
+            </w:tcMar>
+            <w:shd w:fill="FFFFFF"/>
+          </w:tcPr>
+          <w:p>
+            <w:pPr>
+              <w:jc w:val="center"/>
+            </w:pPr>
+            <w:r>
+              <w:rPr>
+                <w:sz w:val="17"/>
+              </w:rPr>
               <w:t>9</w:t>
+            </w:r>
+          </w:p>
+        </w:tc>
+        <w:tc>
+          <w:tcPr>
+            <w:tcW w:type="dxa" w:w="3312"/>
+            <w:tcMar>
+              <w:top w:w="100" w:type="dxa"/>
+              <w:bottom w:w="100" w:type="dxa"/>
+              <w:left w:w="80" w:type="dxa"/>
+              <w:right w:w="80" w:type="dxa"/>
+            </w:tcMar>
+            <w:shd w:fill="FFFFFF"/>
+          </w:tcPr>
+          <w:p>
+            <w:r>
+              <w:rPr>
+                <w:b/>
+                <w:sz w:val="17"/>
+              </w:rPr>
+              <w:t>Edward Andrés Cerón Llantén</w:t>
+            </w:r>
+          </w:p>
+        </w:tc>
+        <w:tc>
+          <w:tcPr>
+            <w:tcW w:type="dxa" w:w="1728"/>
+            <w:tcMar>
+              <w:top w:w="100" w:type="dxa"/>
+              <w:bottom w:w="100" w:type="dxa"/>
+              <w:left w:w="80" w:type="dxa"/>
+              <w:right w:w="80" w:type="dxa"/>
+            </w:tcMar>
+            <w:shd w:fill="FFFFFF"/>
+          </w:tcPr>
+          <w:p>
+            <w:pPr>
+              <w:jc w:val="center"/>
+            </w:pPr>
+            <w:r>
+              <w:rPr>
+                <w:sz w:val="17"/>
+              </w:rPr>
+              <w:t>1061814979</w:t>
+            </w:r>
+          </w:p>
+        </w:tc>
+        <w:tc>
+          <w:tcPr>
+            <w:tcW w:type="dxa" w:w="1584"/>
+            <w:tcMar>
+              <w:top w:w="100" w:type="dxa"/>
+              <w:bottom w:w="100" w:type="dxa"/>
+              <w:left w:w="80" w:type="dxa"/>
+              <w:right w:w="80" w:type="dxa"/>
+            </w:tcMar>
+            <w:shd w:fill="FFFFFF"/>
+          </w:tcPr>
+          <w:p>
+            <w:pPr>
+              <w:jc w:val="center"/>
+            </w:pPr>
+            <w:r>
+              <w:rPr>
+                <w:sz w:val="17"/>
+              </w:rPr>
+              <w:t>3105179946</w:t>
+            </w:r>
+          </w:p>
+        </w:tc>
+        <w:tc>
+          <w:tcPr>
+            <w:tcW w:type="dxa" w:w="2592"/>
+            <w:tcMar>
+              <w:top w:w="100" w:type="dxa"/>
+              <w:bottom w:w="100" w:type="dxa"/>
+              <w:left w:w="80" w:type="dxa"/>
+              <w:right w:w="80" w:type="dxa"/>
+            </w:tcMar>
+            <w:shd w:fill="FFFFFF"/>
+          </w:tcPr>
+          <w:p>
+            <w:pPr>
+              <w:jc w:val="center"/>
+            </w:pPr>
+            <w:r>
+              <w:drawing>
+                <wp:inline xmlns:a="http://schemas.openxmlformats.org/drawingml/2006/main" xmlns:pic="http://schemas.openxmlformats.org/drawingml/2006/picture">
+                  <wp:extent cx="731520" cy="292608"/>
+                  <wp:docPr id="7" name="Picture 7"/>
+                  <wp:cNvGraphicFramePr>
+                    <a:graphicFrameLocks noChangeAspect="1"/>
+                  </wp:cNvGraphicFramePr>
+                  <a:graphic>
+                    <a:graphicData uri="http://schemas.openxmlformats.org/drawingml/2006/picture">
+                      <pic:pic>
+                        <pic:nvPicPr>
+                          <pic:cNvPr id="0" name="image.png"/>
+                          <pic:cNvPicPr/>
+                        </pic:nvPicPr>
+                        <pic:blipFill>
+                          <a:blip r:embed="rId15"/>
+                          <a:stretch>
+                            <a:fillRect/>
+                          </a:stretch>
+                        </pic:blipFill>
+                        <pic:spPr>
+                          <a:xfrm>
+                            <a:off x="0" y="0"/>
+                            <a:ext cx="731520" cy="292608"/>
+                          </a:xfrm>
+                          <a:prstGeom prst="rect"/>
+                        </pic:spPr>
+                      </pic:pic>
+                    </a:graphicData>
+                  </a:graphic>
+                </wp:inline>
+              </w:drawing>
+            </w:r>
+          </w:p>
+        </w:tc>
+      </w:tr>
+      <w:tr>
+        <w:tc>
+          <w:tcPr>
+            <w:tcW w:type="dxa" w:w="576"/>
+            <w:tcMar>
+              <w:top w:w="100" w:type="dxa"/>
+              <w:bottom w:w="100" w:type="dxa"/>
+              <w:left w:w="80" w:type="dxa"/>
+              <w:right w:w="80" w:type="dxa"/>
+            </w:tcMar>
+            <w:shd w:fill="F9FAF8"/>
+          </w:tcPr>
+          <w:p>
+            <w:pPr>
+              <w:jc w:val="center"/>
+            </w:pPr>
+            <w:r>
+              <w:rPr>
+                <w:sz w:val="17"/>
+              </w:rPr>
+              <w:t>10</w:t>
+            </w:r>
+          </w:p>
+        </w:tc>
+        <w:tc>
+          <w:tcPr>
+            <w:tcW w:type="dxa" w:w="3312"/>
+            <w:tcMar>
+              <w:top w:w="100" w:type="dxa"/>
+              <w:bottom w:w="100" w:type="dxa"/>
+              <w:left w:w="80" w:type="dxa"/>
+              <w:right w:w="80" w:type="dxa"/>
+            </w:tcMar>
+            <w:shd w:fill="F9FAF8"/>
+          </w:tcPr>
+          <w:p>
+            <w:r>
+              <w:rPr>
+                <w:b/>
+                <w:sz w:val="17"/>
+              </w:rPr>
+              <w:t>yeison Camilo</w:t>
+            </w:r>
+          </w:p>
+        </w:tc>
+        <w:tc>
+          <w:tcPr>
+            <w:tcW w:type="dxa" w:w="1728"/>
+            <w:tcMar>
+              <w:top w:w="100" w:type="dxa"/>
+              <w:bottom w:w="100" w:type="dxa"/>
+              <w:left w:w="80" w:type="dxa"/>
+              <w:right w:w="80" w:type="dxa"/>
+            </w:tcMar>
+            <w:shd w:fill="F9FAF8"/>
+          </w:tcPr>
+          <w:p>
+            <w:pPr>
+              <w:jc w:val="center"/>
+            </w:pPr>
+            <w:r>
+              <w:rPr>
+                <w:sz w:val="17"/>
+              </w:rPr>
+              <w:t>1075258644</w:t>
+            </w:r>
+          </w:p>
+        </w:tc>
+        <w:tc>
+          <w:tcPr>
+            <w:tcW w:type="dxa" w:w="1584"/>
+            <w:tcMar>
+              <w:top w:w="100" w:type="dxa"/>
+              <w:bottom w:w="100" w:type="dxa"/>
+              <w:left w:w="80" w:type="dxa"/>
+              <w:right w:w="80" w:type="dxa"/>
+            </w:tcMar>
+            <w:shd w:fill="F9FAF8"/>
+          </w:tcPr>
+          <w:p>
+            <w:pPr>
+              <w:jc w:val="center"/>
+            </w:pPr>
+            <w:r>
+              <w:rPr>
+                <w:sz w:val="17"/>
+              </w:rPr>
+              <w:t>3209627691</w:t>
+            </w:r>
+          </w:p>
+        </w:tc>
+        <w:tc>
+          <w:tcPr>
+            <w:tcW w:type="dxa" w:w="2592"/>
+            <w:tcMar>
+              <w:top w:w="100" w:type="dxa"/>
+              <w:bottom w:w="100" w:type="dxa"/>
+              <w:left w:w="80" w:type="dxa"/>
+              <w:right w:w="80" w:type="dxa"/>
+            </w:tcMar>
+            <w:shd w:fill="F9FAF8"/>
+          </w:tcPr>
+          <w:p>
+            <w:pPr>
+              <w:jc w:val="center"/>
+            </w:pPr>
+            <w:r>
+              <w:drawing>
+                <wp:inline xmlns:a="http://schemas.openxmlformats.org/drawingml/2006/main" xmlns:pic="http://schemas.openxmlformats.org/drawingml/2006/picture">
+                  <wp:extent cx="731520" cy="292608"/>
+                  <wp:docPr id="8" name="Picture 8"/>
+                  <wp:cNvGraphicFramePr>
+                    <a:graphicFrameLocks noChangeAspect="1"/>
+                  </wp:cNvGraphicFramePr>
+                  <a:graphic>
+                    <a:graphicData uri="http://schemas.openxmlformats.org/drawingml/2006/picture">
+                      <pic:pic>
+                        <pic:nvPicPr>
+                          <pic:cNvPr id="0" name="image.png"/>
+                          <pic:cNvPicPr/>
+                        </pic:nvPicPr>
+                        <pic:blipFill>
+                          <a:blip r:embed="rId16"/>
+                          <a:stretch>
+                            <a:fillRect/>
+                          </a:stretch>
+                        </pic:blipFill>
+                        <pic:spPr>
+                          <a:xfrm>
+                            <a:off x="0" y="0"/>
+                            <a:ext cx="731520" cy="292608"/>
+                          </a:xfrm>
+                          <a:prstGeom prst="rect"/>
+                        </pic:spPr>
+                      </pic:pic>
+                    </a:graphicData>
+                  </a:graphic>
+                </wp:inline>
+              </w:drawing>
+            </w:r>
+          </w:p>
+        </w:tc>
+      </w:tr>
+      <w:tr>
+        <w:tc>
+          <w:tcPr>
+            <w:tcW w:type="dxa" w:w="576"/>
+            <w:tcMar>
+              <w:top w:w="100" w:type="dxa"/>
+              <w:bottom w:w="100" w:type="dxa"/>
+              <w:left w:w="80" w:type="dxa"/>
+              <w:right w:w="80" w:type="dxa"/>
+            </w:tcMar>
+            <w:shd w:fill="FFFFFF"/>
+          </w:tcPr>
+          <w:p>
+            <w:pPr>
+              <w:jc w:val="center"/>
+            </w:pPr>
+            <w:r>
+              <w:rPr>
+                <w:sz w:val="17"/>
+              </w:rPr>
+              <w:t>11</w:t>
             </w:r>
           </w:p>
         </w:tc>
@@ -1422,11 +1735,38 @@
               <w:jc w:val="center"/>
             </w:pPr>
             <w:r>
-              <w:rPr>
-                <w:color w:val="A0A0A0"/>
-                <w:sz w:val="15"/>
-              </w:rPr>
-              <w:t>____________________</w:t>
+              <w:drawing>
+                <wp:inline xmlns:a="http://schemas.openxmlformats.org/drawingml/2006/main" xmlns:pic="http://schemas.openxmlformats.org/drawingml/2006/picture">
+                  <wp:extent cx="731520" cy="292608"/>
+                  <wp:docPr id="9" name="Picture 9"/>
+                  <wp:cNvGraphicFramePr>
+                    <a:graphicFrameLocks noChangeAspect="1"/>
+                  </wp:cNvGraphicFramePr>
+                  <a:graphic>
+                    <a:graphicData uri="http://schemas.openxmlformats.org/drawingml/2006/picture">
+                      <pic:pic>
+                        <pic:nvPicPr>
+                          <pic:cNvPr id="0" name="image.png"/>
+                          <pic:cNvPicPr/>
+                        </pic:nvPicPr>
+                        <pic:blipFill>
+                          <a:blip r:embed="rId17"/>
+                          <a:stretch>
+                            <a:fillRect/>
+                          </a:stretch>
+                        </pic:blipFill>
+                        <pic:spPr>
+                          <a:xfrm>
+                            <a:off x="0" y="0"/>
+                            <a:ext cx="731520" cy="292608"/>
+                          </a:xfrm>
+                          <a:prstGeom prst="rect"/>
+                        </pic:spPr>
+                      </pic:pic>
+                    </a:graphicData>
+                  </a:graphic>
+                </wp:inline>
+              </w:drawing>
             </w:r>
           </w:p>
         </w:tc>
@@ -1451,7 +1791,7 @@
               <w:rPr>
                 <w:sz w:val="17"/>
               </w:rPr>
-              <w:t>10</w:t>
+              <w:t>12</w:t>
             </w:r>
           </w:p>
         </w:tc>
@@ -1538,11 +1878,38 @@
               <w:jc w:val="center"/>
             </w:pPr>
             <w:r>
-              <w:rPr>
-                <w:color w:val="A0A0A0"/>
-                <w:sz w:val="15"/>
-              </w:rPr>
-              <w:t>____________________</w:t>
+              <w:drawing>
+                <wp:inline xmlns:a="http://schemas.openxmlformats.org/drawingml/2006/main" xmlns:pic="http://schemas.openxmlformats.org/drawingml/2006/picture">
+                  <wp:extent cx="731520" cy="292608"/>
+                  <wp:docPr id="10" name="Picture 10"/>
+                  <wp:cNvGraphicFramePr>
+                    <a:graphicFrameLocks noChangeAspect="1"/>
+                  </wp:cNvGraphicFramePr>
+                  <a:graphic>
+                    <a:graphicData uri="http://schemas.openxmlformats.org/drawingml/2006/picture">
+                      <pic:pic>
+                        <pic:nvPicPr>
+                          <pic:cNvPr id="0" name="image.png"/>
+                          <pic:cNvPicPr/>
+                        </pic:nvPicPr>
+                        <pic:blipFill>
+                          <a:blip r:embed="rId18"/>
+                          <a:stretch>
+                            <a:fillRect/>
+                          </a:stretch>
+                        </pic:blipFill>
+                        <pic:spPr>
+                          <a:xfrm>
+                            <a:off x="0" y="0"/>
+                            <a:ext cx="731520" cy="292608"/>
+                          </a:xfrm>
+                          <a:prstGeom prst="rect"/>
+                        </pic:spPr>
+                      </pic:pic>
+                    </a:graphicData>
+                  </a:graphic>
+                </wp:inline>
+              </w:drawing>
             </w:r>
           </w:p>
         </w:tc>
@@ -1567,7 +1934,7 @@
               <w:rPr>
                 <w:sz w:val="17"/>
               </w:rPr>
-              <w:t>11</w:t>
+              <w:t>13</w:t>
             </w:r>
           </w:p>
         </w:tc>
@@ -1683,7 +2050,7 @@
               <w:rPr>
                 <w:sz w:val="17"/>
               </w:rPr>
-              <w:t>12</w:t>
+              <w:t>14</w:t>
             </w:r>
           </w:p>
         </w:tc>
@@ -1773,7 +2140,7 @@
               <w:drawing>
                 <wp:inline xmlns:a="http://schemas.openxmlformats.org/drawingml/2006/main" xmlns:pic="http://schemas.openxmlformats.org/drawingml/2006/picture">
                   <wp:extent cx="877060" cy="292608"/>
-                  <wp:docPr id="6" name="Picture 6"/>
+                  <wp:docPr id="11" name="Picture 11"/>
                   <wp:cNvGraphicFramePr>
                     <a:graphicFrameLocks noChangeAspect="1"/>
                   </wp:cNvGraphicFramePr>
@@ -1785,7 +2152,7 @@
                           <pic:cNvPicPr/>
                         </pic:nvPicPr>
                         <pic:blipFill>
-                          <a:blip r:embed="rId14"/>
+                          <a:blip r:embed="rId19"/>
                           <a:stretch>
                             <a:fillRect/>
                           </a:stretch>
@@ -1826,7 +2193,7 @@
               <w:rPr>
                 <w:sz w:val="17"/>
               </w:rPr>
-              <w:t>13</w:t>
+              <w:t>15</w:t>
             </w:r>
           </w:p>
         </w:tc>
@@ -1916,7 +2283,7 @@
               <w:drawing>
                 <wp:inline xmlns:a="http://schemas.openxmlformats.org/drawingml/2006/main" xmlns:pic="http://schemas.openxmlformats.org/drawingml/2006/picture">
                   <wp:extent cx="875538" cy="292608"/>
-                  <wp:docPr id="7" name="Picture 7"/>
+                  <wp:docPr id="12" name="Picture 12"/>
                   <wp:cNvGraphicFramePr>
                     <a:graphicFrameLocks noChangeAspect="1"/>
                   </wp:cNvGraphicFramePr>
@@ -1928,7 +2295,7 @@
                           <pic:cNvPicPr/>
                         </pic:nvPicPr>
                         <pic:blipFill>
-                          <a:blip r:embed="rId15"/>
+                          <a:blip r:embed="rId20"/>
                           <a:stretch>
                             <a:fillRect/>
                           </a:stretch>
@@ -1969,7 +2336,7 @@
               <w:rPr>
                 <w:sz w:val="17"/>
               </w:rPr>
-              <w:t>14</w:t>
+              <w:t>16</w:t>
             </w:r>
           </w:p>
         </w:tc>
@@ -2085,7 +2452,7 @@
               <w:rPr>
                 <w:sz w:val="17"/>
               </w:rPr>
-              <w:t>15</w:t>
+              <w:t>17</w:t>
             </w:r>
           </w:p>
         </w:tc>
@@ -2201,7 +2568,7 @@
               <w:rPr>
                 <w:sz w:val="17"/>
               </w:rPr>
-              <w:t>16</w:t>
+              <w:t>18</w:t>
             </w:r>
           </w:p>
         </w:tc>
@@ -2291,7 +2658,7 @@
               <w:drawing>
                 <wp:inline xmlns:a="http://schemas.openxmlformats.org/drawingml/2006/main" xmlns:pic="http://schemas.openxmlformats.org/drawingml/2006/picture">
                   <wp:extent cx="877824" cy="292608"/>
-                  <wp:docPr id="8" name="Picture 8"/>
+                  <wp:docPr id="13" name="Picture 13"/>
                   <wp:cNvGraphicFramePr>
                     <a:graphicFrameLocks noChangeAspect="1"/>
                   </wp:cNvGraphicFramePr>
@@ -2303,7 +2670,7 @@
                           <pic:cNvPicPr/>
                         </pic:nvPicPr>
                         <pic:blipFill>
-                          <a:blip r:embed="rId16"/>
+                          <a:blip r:embed="rId21"/>
                           <a:stretch>
                             <a:fillRect/>
                           </a:stretch>
@@ -2344,7 +2711,7 @@
               <w:rPr>
                 <w:sz w:val="17"/>
               </w:rPr>
-              <w:t>17</w:t>
+              <w:t>19</w:t>
             </w:r>
           </w:p>
         </w:tc>
@@ -2434,7 +2801,7 @@
               <w:drawing>
                 <wp:inline xmlns:a="http://schemas.openxmlformats.org/drawingml/2006/main" xmlns:pic="http://schemas.openxmlformats.org/drawingml/2006/picture">
                   <wp:extent cx="809682" cy="292608"/>
-                  <wp:docPr id="9" name="Picture 9"/>
+                  <wp:docPr id="14" name="Picture 14"/>
                   <wp:cNvGraphicFramePr>
                     <a:graphicFrameLocks noChangeAspect="1"/>
                   </wp:cNvGraphicFramePr>
@@ -2446,7 +2813,7 @@
                           <pic:cNvPicPr/>
                         </pic:nvPicPr>
                         <pic:blipFill>
-                          <a:blip r:embed="rId17"/>
+                          <a:blip r:embed="rId22"/>
                           <a:stretch>
                             <a:fillRect/>
                           </a:stretch>
@@ -2487,7 +2854,7 @@
               <w:rPr>
                 <w:sz w:val="17"/>
               </w:rPr>
-              <w:t>18</w:t>
+              <w:t>20</w:t>
             </w:r>
           </w:p>
         </w:tc>
@@ -2574,11 +2941,38 @@
               <w:jc w:val="center"/>
             </w:pPr>
             <w:r>
-              <w:rPr>
-                <w:color w:val="A0A0A0"/>
-                <w:sz w:val="15"/>
-              </w:rPr>
-              <w:t>____________________</w:t>
+              <w:drawing>
+                <wp:inline xmlns:a="http://schemas.openxmlformats.org/drawingml/2006/main" xmlns:pic="http://schemas.openxmlformats.org/drawingml/2006/picture">
+                  <wp:extent cx="731520" cy="292608"/>
+                  <wp:docPr id="15" name="Picture 15"/>
+                  <wp:cNvGraphicFramePr>
+                    <a:graphicFrameLocks noChangeAspect="1"/>
+                  </wp:cNvGraphicFramePr>
+                  <a:graphic>
+                    <a:graphicData uri="http://schemas.openxmlformats.org/drawingml/2006/picture">
+                      <pic:pic>
+                        <pic:nvPicPr>
+                          <pic:cNvPr id="0" name="image.png"/>
+                          <pic:cNvPicPr/>
+                        </pic:nvPicPr>
+                        <pic:blipFill>
+                          <a:blip r:embed="rId23"/>
+                          <a:stretch>
+                            <a:fillRect/>
+                          </a:stretch>
+                        </pic:blipFill>
+                        <pic:spPr>
+                          <a:xfrm>
+                            <a:off x="0" y="0"/>
+                            <a:ext cx="731520" cy="292608"/>
+                          </a:xfrm>
+                          <a:prstGeom prst="rect"/>
+                        </pic:spPr>
+                      </pic:pic>
+                    </a:graphicData>
+                  </a:graphic>
+                </wp:inline>
+              </w:drawing>
             </w:r>
           </w:p>
         </w:tc>
@@ -2603,7 +2997,7 @@
               <w:rPr>
                 <w:sz w:val="17"/>
               </w:rPr>
-              <w:t>19</w:t>
+              <w:t>21</w:t>
             </w:r>
           </w:p>
         </w:tc>
@@ -2693,7 +3087,7 @@
               <w:drawing>
                 <wp:inline xmlns:a="http://schemas.openxmlformats.org/drawingml/2006/main" xmlns:pic="http://schemas.openxmlformats.org/drawingml/2006/picture">
                   <wp:extent cx="731520" cy="292608"/>
-                  <wp:docPr id="10" name="Picture 10"/>
+                  <wp:docPr id="16" name="Picture 16"/>
                   <wp:cNvGraphicFramePr>
                     <a:graphicFrameLocks noChangeAspect="1"/>
                   </wp:cNvGraphicFramePr>
@@ -2705,7 +3099,7 @@
                           <pic:cNvPicPr/>
                         </pic:nvPicPr>
                         <pic:blipFill>
-                          <a:blip r:embed="rId18"/>
+                          <a:blip r:embed="rId24"/>
                           <a:stretch>
                             <a:fillRect/>
                           </a:stretch>
@@ -2722,238 +3116,6 @@
                   </a:graphic>
                 </wp:inline>
               </w:drawing>
-            </w:r>
-          </w:p>
-        </w:tc>
-      </w:tr>
-      <w:tr>
-        <w:tc>
-          <w:tcPr>
-            <w:tcW w:type="dxa" w:w="576"/>
-            <w:tcMar>
-              <w:top w:w="100" w:type="dxa"/>
-              <w:bottom w:w="100" w:type="dxa"/>
-              <w:left w:w="80" w:type="dxa"/>
-              <w:right w:w="80" w:type="dxa"/>
-            </w:tcMar>
-            <w:shd w:fill="F9FAF8"/>
-          </w:tcPr>
-          <w:p>
-            <w:pPr>
-              <w:jc w:val="center"/>
-            </w:pPr>
-            <w:r>
-              <w:rPr>
-                <w:sz w:val="17"/>
-              </w:rPr>
-              <w:t>20</w:t>
-            </w:r>
-          </w:p>
-        </w:tc>
-        <w:tc>
-          <w:tcPr>
-            <w:tcW w:type="dxa" w:w="3312"/>
-            <w:tcMar>
-              <w:top w:w="100" w:type="dxa"/>
-              <w:bottom w:w="100" w:type="dxa"/>
-              <w:left w:w="80" w:type="dxa"/>
-              <w:right w:w="80" w:type="dxa"/>
-            </w:tcMar>
-            <w:shd w:fill="F9FAF8"/>
-          </w:tcPr>
-          <w:p>
-            <w:r>
-              <w:rPr>
-                <w:b/>
-                <w:sz w:val="17"/>
-              </w:rPr>
-              <w:t>cristian david adamez ceballes</w:t>
-            </w:r>
-          </w:p>
-        </w:tc>
-        <w:tc>
-          <w:tcPr>
-            <w:tcW w:type="dxa" w:w="1728"/>
-            <w:tcMar>
-              <w:top w:w="100" w:type="dxa"/>
-              <w:bottom w:w="100" w:type="dxa"/>
-              <w:left w:w="80" w:type="dxa"/>
-              <w:right w:w="80" w:type="dxa"/>
-            </w:tcMar>
-            <w:shd w:fill="F9FAF8"/>
-          </w:tcPr>
-          <w:p>
-            <w:pPr>
-              <w:jc w:val="center"/>
-            </w:pPr>
-            <w:r>
-              <w:rPr>
-                <w:sz w:val="17"/>
-              </w:rPr>
-              <w:t>1007163619</w:t>
-            </w:r>
-          </w:p>
-        </w:tc>
-        <w:tc>
-          <w:tcPr>
-            <w:tcW w:type="dxa" w:w="1584"/>
-            <w:tcMar>
-              <w:top w:w="100" w:type="dxa"/>
-              <w:bottom w:w="100" w:type="dxa"/>
-              <w:left w:w="80" w:type="dxa"/>
-              <w:right w:w="80" w:type="dxa"/>
-            </w:tcMar>
-            <w:shd w:fill="F9FAF8"/>
-          </w:tcPr>
-          <w:p>
-            <w:pPr>
-              <w:jc w:val="center"/>
-            </w:pPr>
-            <w:r>
-              <w:rPr>
-                <w:sz w:val="17"/>
-              </w:rPr>
-              <w:t>3116307784</w:t>
-            </w:r>
-          </w:p>
-        </w:tc>
-        <w:tc>
-          <w:tcPr>
-            <w:tcW w:type="dxa" w:w="2592"/>
-            <w:tcMar>
-              <w:top w:w="100" w:type="dxa"/>
-              <w:bottom w:w="100" w:type="dxa"/>
-              <w:left w:w="80" w:type="dxa"/>
-              <w:right w:w="80" w:type="dxa"/>
-            </w:tcMar>
-            <w:shd w:fill="F9FAF8"/>
-          </w:tcPr>
-          <w:p>
-            <w:pPr>
-              <w:jc w:val="center"/>
-            </w:pPr>
-            <w:r>
-              <w:rPr>
-                <w:color w:val="A0A0A0"/>
-                <w:sz w:val="15"/>
-              </w:rPr>
-              <w:t>____________________</w:t>
-            </w:r>
-          </w:p>
-        </w:tc>
-      </w:tr>
-      <w:tr>
-        <w:tc>
-          <w:tcPr>
-            <w:tcW w:type="dxa" w:w="576"/>
-            <w:tcMar>
-              <w:top w:w="100" w:type="dxa"/>
-              <w:bottom w:w="100" w:type="dxa"/>
-              <w:left w:w="80" w:type="dxa"/>
-              <w:right w:w="80" w:type="dxa"/>
-            </w:tcMar>
-            <w:shd w:fill="FFFFFF"/>
-          </w:tcPr>
-          <w:p>
-            <w:pPr>
-              <w:jc w:val="center"/>
-            </w:pPr>
-            <w:r>
-              <w:rPr>
-                <w:sz w:val="17"/>
-              </w:rPr>
-              <w:t>21</w:t>
-            </w:r>
-          </w:p>
-        </w:tc>
-        <w:tc>
-          <w:tcPr>
-            <w:tcW w:type="dxa" w:w="3312"/>
-            <w:tcMar>
-              <w:top w:w="100" w:type="dxa"/>
-              <w:bottom w:w="100" w:type="dxa"/>
-              <w:left w:w="80" w:type="dxa"/>
-              <w:right w:w="80" w:type="dxa"/>
-            </w:tcMar>
-            <w:shd w:fill="FFFFFF"/>
-          </w:tcPr>
-          <w:p>
-            <w:r>
-              <w:rPr>
-                <w:b/>
-                <w:sz w:val="17"/>
-              </w:rPr>
-              <w:t>Karen viviana Gaona Vargas</w:t>
-            </w:r>
-          </w:p>
-        </w:tc>
-        <w:tc>
-          <w:tcPr>
-            <w:tcW w:type="dxa" w:w="1728"/>
-            <w:tcMar>
-              <w:top w:w="100" w:type="dxa"/>
-              <w:bottom w:w="100" w:type="dxa"/>
-              <w:left w:w="80" w:type="dxa"/>
-              <w:right w:w="80" w:type="dxa"/>
-            </w:tcMar>
-            <w:shd w:fill="FFFFFF"/>
-          </w:tcPr>
-          <w:p>
-            <w:pPr>
-              <w:jc w:val="center"/>
-            </w:pPr>
-            <w:r>
-              <w:rPr>
-                <w:sz w:val="17"/>
-              </w:rPr>
-              <w:t>1077866338</w:t>
-            </w:r>
-          </w:p>
-        </w:tc>
-        <w:tc>
-          <w:tcPr>
-            <w:tcW w:type="dxa" w:w="1584"/>
-            <w:tcMar>
-              <w:top w:w="100" w:type="dxa"/>
-              <w:bottom w:w="100" w:type="dxa"/>
-              <w:left w:w="80" w:type="dxa"/>
-              <w:right w:w="80" w:type="dxa"/>
-            </w:tcMar>
-            <w:shd w:fill="FFFFFF"/>
-          </w:tcPr>
-          <w:p>
-            <w:pPr>
-              <w:jc w:val="center"/>
-            </w:pPr>
-            <w:r>
-              <w:rPr>
-                <w:sz w:val="17"/>
-              </w:rPr>
-              <w:t>3202555302</w:t>
-            </w:r>
-          </w:p>
-        </w:tc>
-        <w:tc>
-          <w:tcPr>
-            <w:tcW w:type="dxa" w:w="2592"/>
-            <w:tcMar>
-              <w:top w:w="100" w:type="dxa"/>
-              <w:bottom w:w="100" w:type="dxa"/>
-              <w:left w:w="80" w:type="dxa"/>
-              <w:right w:w="80" w:type="dxa"/>
-            </w:tcMar>
-            <w:shd w:fill="FFFFFF"/>
-          </w:tcPr>
-          <w:p>
-            <w:pPr>
-              <w:jc w:val="center"/>
-            </w:pPr>
-            <w:r>
-              <w:rPr>
-                <w:color w:val="A0A0A0"/>
-                <w:sz w:val="15"/>
-              </w:rPr>
-              <w:t>____________________</w:t>
             </w:r>
           </w:p>
         </w:tc>
@@ -2999,7 +3161,7 @@
                 <w:b/>
                 <w:sz w:val="17"/>
               </w:rPr>
-              <w:t>Alvaro Andrés González albañil</w:t>
+              <w:t>Karen viviana Gaona Vargas</w:t>
             </w:r>
           </w:p>
         </w:tc>
@@ -3022,7 +3184,7 @@
               <w:rPr>
                 <w:sz w:val="17"/>
               </w:rPr>
-              <w:t>ELE0120242022</w:t>
+              <w:t>1077866338</w:t>
             </w:r>
           </w:p>
         </w:tc>
@@ -3045,7 +3207,7 @@
               <w:rPr>
                 <w:sz w:val="17"/>
               </w:rPr>
-              <w:t>3176543168</w:t>
+              <w:t>3202555302</w:t>
             </w:r>
           </w:p>
         </w:tc>
@@ -3115,7 +3277,7 @@
                 <w:b/>
                 <w:sz w:val="17"/>
               </w:rPr>
-              <w:t>Jonathan perez</w:t>
+              <w:t>Alvaro Andrés González albañil</w:t>
             </w:r>
           </w:p>
         </w:tc>
@@ -3138,7 +3300,7 @@
               <w:rPr>
                 <w:sz w:val="17"/>
               </w:rPr>
-              <w:t>6804620</w:t>
+              <w:t>ELE0120242022</w:t>
             </w:r>
           </w:p>
         </w:tc>
@@ -3161,7 +3323,7 @@
               <w:rPr>
                 <w:sz w:val="17"/>
               </w:rPr>
-              <w:t>3142441213</w:t>
+              <w:t>3176543168</w:t>
             </w:r>
           </w:p>
         </w:tc>
@@ -3181,11 +3343,38 @@
               <w:jc w:val="center"/>
             </w:pPr>
             <w:r>
-              <w:rPr>
-                <w:color w:val="A0A0A0"/>
-                <w:sz w:val="15"/>
-              </w:rPr>
-              <w:t>____________________</w:t>
+              <w:drawing>
+                <wp:inline xmlns:a="http://schemas.openxmlformats.org/drawingml/2006/main" xmlns:pic="http://schemas.openxmlformats.org/drawingml/2006/picture">
+                  <wp:extent cx="731520" cy="292608"/>
+                  <wp:docPr id="17" name="Picture 17"/>
+                  <wp:cNvGraphicFramePr>
+                    <a:graphicFrameLocks noChangeAspect="1"/>
+                  </wp:cNvGraphicFramePr>
+                  <a:graphic>
+                    <a:graphicData uri="http://schemas.openxmlformats.org/drawingml/2006/picture">
+                      <pic:pic>
+                        <pic:nvPicPr>
+                          <pic:cNvPr id="0" name="image.png"/>
+                          <pic:cNvPicPr/>
+                        </pic:nvPicPr>
+                        <pic:blipFill>
+                          <a:blip r:embed="rId25"/>
+                          <a:stretch>
+                            <a:fillRect/>
+                          </a:stretch>
+                        </pic:blipFill>
+                        <pic:spPr>
+                          <a:xfrm>
+                            <a:off x="0" y="0"/>
+                            <a:ext cx="731520" cy="292608"/>
+                          </a:xfrm>
+                          <a:prstGeom prst="rect"/>
+                        </pic:spPr>
+                      </pic:pic>
+                    </a:graphicData>
+                  </a:graphic>
+                </wp:inline>
+              </w:drawing>
             </w:r>
           </w:p>
         </w:tc>
@@ -3231,7 +3420,7 @@
                 <w:b/>
                 <w:sz w:val="17"/>
               </w:rPr>
-              <w:t>JADER ANDRES CHIMUNJA JIMÉNEZ</w:t>
+              <w:t>Jonathan perez</w:t>
             </w:r>
           </w:p>
         </w:tc>
@@ -3254,7 +3443,7 @@
               <w:rPr>
                 <w:sz w:val="17"/>
               </w:rPr>
-              <w:t>ELE120241062</w:t>
+              <w:t>6804620</w:t>
             </w:r>
           </w:p>
         </w:tc>
@@ -3277,7 +3466,7 @@
               <w:rPr>
                 <w:sz w:val="17"/>
               </w:rPr>
-              <w:t>3183956559</w:t>
+              <w:t>3142441213</w:t>
             </w:r>
           </w:p>
         </w:tc>
@@ -3297,11 +3486,38 @@
               <w:jc w:val="center"/>
             </w:pPr>
             <w:r>
-              <w:rPr>
-                <w:color w:val="A0A0A0"/>
-                <w:sz w:val="15"/>
-              </w:rPr>
-              <w:t>____________________</w:t>
+              <w:drawing>
+                <wp:inline xmlns:a="http://schemas.openxmlformats.org/drawingml/2006/main" xmlns:pic="http://schemas.openxmlformats.org/drawingml/2006/picture">
+                  <wp:extent cx="731520" cy="292608"/>
+                  <wp:docPr id="18" name="Picture 18"/>
+                  <wp:cNvGraphicFramePr>
+                    <a:graphicFrameLocks noChangeAspect="1"/>
+                  </wp:cNvGraphicFramePr>
+                  <a:graphic>
+                    <a:graphicData uri="http://schemas.openxmlformats.org/drawingml/2006/picture">
+                      <pic:pic>
+                        <pic:nvPicPr>
+                          <pic:cNvPr id="0" name="image.png"/>
+                          <pic:cNvPicPr/>
+                        </pic:nvPicPr>
+                        <pic:blipFill>
+                          <a:blip r:embed="rId26"/>
+                          <a:stretch>
+                            <a:fillRect/>
+                          </a:stretch>
+                        </pic:blipFill>
+                        <pic:spPr>
+                          <a:xfrm>
+                            <a:off x="0" y="0"/>
+                            <a:ext cx="731520" cy="292608"/>
+                          </a:xfrm>
+                          <a:prstGeom prst="rect"/>
+                        </pic:spPr>
+                      </pic:pic>
+                    </a:graphicData>
+                  </a:graphic>
+                </wp:inline>
+              </w:drawing>
             </w:r>
           </w:p>
         </w:tc>
@@ -3347,7 +3563,7 @@
                 <w:b/>
                 <w:sz w:val="17"/>
               </w:rPr>
-              <w:t>JHON FRANCISCO TASCO PEREZ</w:t>
+              <w:t>JADER ANDRES CHIMUNJA JIMÉNEZ</w:t>
             </w:r>
           </w:p>
         </w:tc>
@@ -3370,7 +3586,7 @@
               <w:rPr>
                 <w:sz w:val="17"/>
               </w:rPr>
-              <w:t>ELE120342048</w:t>
+              <w:t>ELE120241062</w:t>
             </w:r>
           </w:p>
         </w:tc>
@@ -3393,7 +3609,7 @@
               <w:rPr>
                 <w:sz w:val="17"/>
               </w:rPr>
-              <w:t>3246809834</w:t>
+              <w:t>3183956559</w:t>
             </w:r>
           </w:p>
         </w:tc>
@@ -3415,8 +3631,8 @@
             <w:r>
               <w:drawing>
                 <wp:inline xmlns:a="http://schemas.openxmlformats.org/drawingml/2006/main" xmlns:pic="http://schemas.openxmlformats.org/drawingml/2006/picture">
-                  <wp:extent cx="810668" cy="292608"/>
-                  <wp:docPr id="11" name="Picture 11"/>
+                  <wp:extent cx="731520" cy="292608"/>
+                  <wp:docPr id="19" name="Picture 19"/>
                   <wp:cNvGraphicFramePr>
                     <a:graphicFrameLocks noChangeAspect="1"/>
                   </wp:cNvGraphicFramePr>
@@ -3428,7 +3644,7 @@
                           <pic:cNvPicPr/>
                         </pic:nvPicPr>
                         <pic:blipFill>
-                          <a:blip r:embed="rId19"/>
+                          <a:blip r:embed="rId27"/>
                           <a:stretch>
                             <a:fillRect/>
                           </a:stretch>
@@ -3436,7 +3652,7 @@
                         <pic:spPr>
                           <a:xfrm>
                             <a:off x="0" y="0"/>
-                            <a:ext cx="810668" cy="292608"/>
+                            <a:ext cx="731520" cy="292608"/>
                           </a:xfrm>
                           <a:prstGeom prst="rect"/>
                         </pic:spPr>
@@ -3490,7 +3706,7 @@
                 <w:b/>
                 <w:sz w:val="17"/>
               </w:rPr>
-              <w:t>cristian andres barreiro vivas</w:t>
+              <w:t>JHON FRANCISCO TASCO PEREZ</w:t>
             </w:r>
           </w:p>
         </w:tc>
@@ -3513,7 +3729,7 @@
               <w:rPr>
                 <w:sz w:val="17"/>
               </w:rPr>
-              <w:t>1080293311</w:t>
+              <w:t>ELE120342048</w:t>
             </w:r>
           </w:p>
         </w:tc>
@@ -3536,7 +3752,7 @@
               <w:rPr>
                 <w:sz w:val="17"/>
               </w:rPr>
-              <w:t>3124940945</w:t>
+              <w:t>3246809834</w:t>
             </w:r>
           </w:p>
         </w:tc>
@@ -3558,8 +3774,8 @@
             <w:r>
               <w:drawing>
                 <wp:inline xmlns:a="http://schemas.openxmlformats.org/drawingml/2006/main" xmlns:pic="http://schemas.openxmlformats.org/drawingml/2006/picture">
-                  <wp:extent cx="812889" cy="292608"/>
-                  <wp:docPr id="12" name="Picture 12"/>
+                  <wp:extent cx="810668" cy="292608"/>
+                  <wp:docPr id="20" name="Picture 20"/>
                   <wp:cNvGraphicFramePr>
                     <a:graphicFrameLocks noChangeAspect="1"/>
                   </wp:cNvGraphicFramePr>
@@ -3571,7 +3787,7 @@
                           <pic:cNvPicPr/>
                         </pic:nvPicPr>
                         <pic:blipFill>
-                          <a:blip r:embed="rId20"/>
+                          <a:blip r:embed="rId28"/>
                           <a:stretch>
                             <a:fillRect/>
                           </a:stretch>
@@ -3579,7 +3795,7 @@
                         <pic:spPr>
                           <a:xfrm>
                             <a:off x="0" y="0"/>
-                            <a:ext cx="812889" cy="292608"/>
+                            <a:ext cx="810668" cy="292608"/>
                           </a:xfrm>
                           <a:prstGeom prst="rect"/>
                         </pic:spPr>
@@ -3613,6 +3829,292 @@
                 <w:sz w:val="17"/>
               </w:rPr>
               <w:t>27</w:t>
+            </w:r>
+          </w:p>
+        </w:tc>
+        <w:tc>
+          <w:tcPr>
+            <w:tcW w:type="dxa" w:w="3312"/>
+            <w:tcMar>
+              <w:top w:w="100" w:type="dxa"/>
+              <w:bottom w:w="100" w:type="dxa"/>
+              <w:left w:w="80" w:type="dxa"/>
+              <w:right w:w="80" w:type="dxa"/>
+            </w:tcMar>
+            <w:shd w:fill="FFFFFF"/>
+          </w:tcPr>
+          <w:p>
+            <w:r>
+              <w:rPr>
+                <w:b/>
+                <w:sz w:val="17"/>
+              </w:rPr>
+              <w:t>cristian andres barreiro vivas</w:t>
+            </w:r>
+          </w:p>
+        </w:tc>
+        <w:tc>
+          <w:tcPr>
+            <w:tcW w:type="dxa" w:w="1728"/>
+            <w:tcMar>
+              <w:top w:w="100" w:type="dxa"/>
+              <w:bottom w:w="100" w:type="dxa"/>
+              <w:left w:w="80" w:type="dxa"/>
+              <w:right w:w="80" w:type="dxa"/>
+            </w:tcMar>
+            <w:shd w:fill="FFFFFF"/>
+          </w:tcPr>
+          <w:p>
+            <w:pPr>
+              <w:jc w:val="center"/>
+            </w:pPr>
+            <w:r>
+              <w:rPr>
+                <w:sz w:val="17"/>
+              </w:rPr>
+              <w:t>1080293311</w:t>
+            </w:r>
+          </w:p>
+        </w:tc>
+        <w:tc>
+          <w:tcPr>
+            <w:tcW w:type="dxa" w:w="1584"/>
+            <w:tcMar>
+              <w:top w:w="100" w:type="dxa"/>
+              <w:bottom w:w="100" w:type="dxa"/>
+              <w:left w:w="80" w:type="dxa"/>
+              <w:right w:w="80" w:type="dxa"/>
+            </w:tcMar>
+            <w:shd w:fill="FFFFFF"/>
+          </w:tcPr>
+          <w:p>
+            <w:pPr>
+              <w:jc w:val="center"/>
+            </w:pPr>
+            <w:r>
+              <w:rPr>
+                <w:sz w:val="17"/>
+              </w:rPr>
+              <w:t>3124940945</w:t>
+            </w:r>
+          </w:p>
+        </w:tc>
+        <w:tc>
+          <w:tcPr>
+            <w:tcW w:type="dxa" w:w="2592"/>
+            <w:tcMar>
+              <w:top w:w="100" w:type="dxa"/>
+              <w:bottom w:w="100" w:type="dxa"/>
+              <w:left w:w="80" w:type="dxa"/>
+              <w:right w:w="80" w:type="dxa"/>
+            </w:tcMar>
+            <w:shd w:fill="FFFFFF"/>
+          </w:tcPr>
+          <w:p>
+            <w:pPr>
+              <w:jc w:val="center"/>
+            </w:pPr>
+            <w:r>
+              <w:drawing>
+                <wp:inline xmlns:a="http://schemas.openxmlformats.org/drawingml/2006/main" xmlns:pic="http://schemas.openxmlformats.org/drawingml/2006/picture">
+                  <wp:extent cx="812889" cy="292608"/>
+                  <wp:docPr id="21" name="Picture 21"/>
+                  <wp:cNvGraphicFramePr>
+                    <a:graphicFrameLocks noChangeAspect="1"/>
+                  </wp:cNvGraphicFramePr>
+                  <a:graphic>
+                    <a:graphicData uri="http://schemas.openxmlformats.org/drawingml/2006/picture">
+                      <pic:pic>
+                        <pic:nvPicPr>
+                          <pic:cNvPr id="0" name="image.png"/>
+                          <pic:cNvPicPr/>
+                        </pic:nvPicPr>
+                        <pic:blipFill>
+                          <a:blip r:embed="rId29"/>
+                          <a:stretch>
+                            <a:fillRect/>
+                          </a:stretch>
+                        </pic:blipFill>
+                        <pic:spPr>
+                          <a:xfrm>
+                            <a:off x="0" y="0"/>
+                            <a:ext cx="812889" cy="292608"/>
+                          </a:xfrm>
+                          <a:prstGeom prst="rect"/>
+                        </pic:spPr>
+                      </pic:pic>
+                    </a:graphicData>
+                  </a:graphic>
+                </wp:inline>
+              </w:drawing>
+            </w:r>
+          </w:p>
+        </w:tc>
+      </w:tr>
+      <w:tr>
+        <w:tc>
+          <w:tcPr>
+            <w:tcW w:type="dxa" w:w="576"/>
+            <w:tcMar>
+              <w:top w:w="100" w:type="dxa"/>
+              <w:bottom w:w="100" w:type="dxa"/>
+              <w:left w:w="80" w:type="dxa"/>
+              <w:right w:w="80" w:type="dxa"/>
+            </w:tcMar>
+            <w:shd w:fill="F9FAF8"/>
+          </w:tcPr>
+          <w:p>
+            <w:pPr>
+              <w:jc w:val="center"/>
+            </w:pPr>
+            <w:r>
+              <w:rPr>
+                <w:sz w:val="17"/>
+              </w:rPr>
+              <w:t>28</w:t>
+            </w:r>
+          </w:p>
+        </w:tc>
+        <w:tc>
+          <w:tcPr>
+            <w:tcW w:type="dxa" w:w="3312"/>
+            <w:tcMar>
+              <w:top w:w="100" w:type="dxa"/>
+              <w:bottom w:w="100" w:type="dxa"/>
+              <w:left w:w="80" w:type="dxa"/>
+              <w:right w:w="80" w:type="dxa"/>
+            </w:tcMar>
+            <w:shd w:fill="F9FAF8"/>
+          </w:tcPr>
+          <w:p>
+            <w:r>
+              <w:rPr>
+                <w:b/>
+                <w:sz w:val="17"/>
+              </w:rPr>
+              <w:t>Luis Enrique Quevedo Rojas</w:t>
+            </w:r>
+          </w:p>
+        </w:tc>
+        <w:tc>
+          <w:tcPr>
+            <w:tcW w:type="dxa" w:w="1728"/>
+            <w:tcMar>
+              <w:top w:w="100" w:type="dxa"/>
+              <w:bottom w:w="100" w:type="dxa"/>
+              <w:left w:w="80" w:type="dxa"/>
+              <w:right w:w="80" w:type="dxa"/>
+            </w:tcMar>
+            <w:shd w:fill="F9FAF8"/>
+          </w:tcPr>
+          <w:p>
+            <w:pPr>
+              <w:jc w:val="center"/>
+            </w:pPr>
+            <w:r>
+              <w:rPr>
+                <w:sz w:val="17"/>
+              </w:rPr>
+              <w:t>1075208119</w:t>
+            </w:r>
+          </w:p>
+        </w:tc>
+        <w:tc>
+          <w:tcPr>
+            <w:tcW w:type="dxa" w:w="1584"/>
+            <w:tcMar>
+              <w:top w:w="100" w:type="dxa"/>
+              <w:bottom w:w="100" w:type="dxa"/>
+              <w:left w:w="80" w:type="dxa"/>
+              <w:right w:w="80" w:type="dxa"/>
+            </w:tcMar>
+            <w:shd w:fill="F9FAF8"/>
+          </w:tcPr>
+          <w:p>
+            <w:pPr>
+              <w:jc w:val="center"/>
+            </w:pPr>
+            <w:r>
+              <w:rPr>
+                <w:sz w:val="17"/>
+              </w:rPr>
+              <w:t>3157056179</w:t>
+            </w:r>
+          </w:p>
+        </w:tc>
+        <w:tc>
+          <w:tcPr>
+            <w:tcW w:type="dxa" w:w="2592"/>
+            <w:tcMar>
+              <w:top w:w="100" w:type="dxa"/>
+              <w:bottom w:w="100" w:type="dxa"/>
+              <w:left w:w="80" w:type="dxa"/>
+              <w:right w:w="80" w:type="dxa"/>
+            </w:tcMar>
+            <w:shd w:fill="F9FAF8"/>
+          </w:tcPr>
+          <w:p>
+            <w:pPr>
+              <w:jc w:val="center"/>
+            </w:pPr>
+            <w:r>
+              <w:drawing>
+                <wp:inline xmlns:a="http://schemas.openxmlformats.org/drawingml/2006/main" xmlns:pic="http://schemas.openxmlformats.org/drawingml/2006/picture">
+                  <wp:extent cx="731520" cy="292608"/>
+                  <wp:docPr id="22" name="Picture 22"/>
+                  <wp:cNvGraphicFramePr>
+                    <a:graphicFrameLocks noChangeAspect="1"/>
+                  </wp:cNvGraphicFramePr>
+                  <a:graphic>
+                    <a:graphicData uri="http://schemas.openxmlformats.org/drawingml/2006/picture">
+                      <pic:pic>
+                        <pic:nvPicPr>
+                          <pic:cNvPr id="0" name="image.png"/>
+                          <pic:cNvPicPr/>
+                        </pic:nvPicPr>
+                        <pic:blipFill>
+                          <a:blip r:embed="rId30"/>
+                          <a:stretch>
+                            <a:fillRect/>
+                          </a:stretch>
+                        </pic:blipFill>
+                        <pic:spPr>
+                          <a:xfrm>
+                            <a:off x="0" y="0"/>
+                            <a:ext cx="731520" cy="292608"/>
+                          </a:xfrm>
+                          <a:prstGeom prst="rect"/>
+                        </pic:spPr>
+                      </pic:pic>
+                    </a:graphicData>
+                  </a:graphic>
+                </wp:inline>
+              </w:drawing>
+            </w:r>
+          </w:p>
+        </w:tc>
+      </w:tr>
+      <w:tr>
+        <w:tc>
+          <w:tcPr>
+            <w:tcW w:type="dxa" w:w="576"/>
+            <w:tcMar>
+              <w:top w:w="100" w:type="dxa"/>
+              <w:bottom w:w="100" w:type="dxa"/>
+              <w:left w:w="80" w:type="dxa"/>
+              <w:right w:w="80" w:type="dxa"/>
+            </w:tcMar>
+            <w:shd w:fill="FFFFFF"/>
+          </w:tcPr>
+          <w:p>
+            <w:pPr>
+              <w:jc w:val="center"/>
+            </w:pPr>
+            <w:r>
+              <w:rPr>
+                <w:sz w:val="17"/>
+              </w:rPr>
+              <w:t>29</w:t>
             </w:r>
           </w:p>
         </w:tc>
@@ -3702,7 +4204,7 @@
               <w:drawing>
                 <wp:inline xmlns:a="http://schemas.openxmlformats.org/drawingml/2006/main" xmlns:pic="http://schemas.openxmlformats.org/drawingml/2006/picture">
                   <wp:extent cx="1370333" cy="292608"/>
-                  <wp:docPr id="13" name="Picture 13"/>
+                  <wp:docPr id="23" name="Picture 23"/>
                   <wp:cNvGraphicFramePr>
                     <a:graphicFrameLocks noChangeAspect="1"/>
                   </wp:cNvGraphicFramePr>
@@ -3714,7 +4216,7 @@
                           <pic:cNvPicPr/>
                         </pic:nvPicPr>
                         <pic:blipFill>
-                          <a:blip r:embed="rId21"/>
+                          <a:blip r:embed="rId31"/>
                           <a:stretch>
                             <a:fillRect/>
                           </a:stretch>
@@ -3755,7 +4257,7 @@
               <w:rPr>
                 <w:sz w:val="17"/>
               </w:rPr>
-              <w:t>28</w:t>
+              <w:t>30</w:t>
             </w:r>
           </w:p>
         </w:tc>
@@ -3847,6 +4349,721 @@
                 <w:sz w:val="15"/>
               </w:rPr>
               <w:t>____________________</w:t>
+            </w:r>
+          </w:p>
+        </w:tc>
+      </w:tr>
+      <w:tr>
+        <w:tc>
+          <w:tcPr>
+            <w:tcW w:type="dxa" w:w="576"/>
+            <w:tcMar>
+              <w:top w:w="100" w:type="dxa"/>
+              <w:bottom w:w="100" w:type="dxa"/>
+              <w:left w:w="80" w:type="dxa"/>
+              <w:right w:w="80" w:type="dxa"/>
+            </w:tcMar>
+            <w:shd w:fill="FFFFFF"/>
+          </w:tcPr>
+          <w:p>
+            <w:pPr>
+              <w:jc w:val="center"/>
+            </w:pPr>
+            <w:r>
+              <w:rPr>
+                <w:sz w:val="17"/>
+              </w:rPr>
+              <w:t>31</w:t>
+            </w:r>
+          </w:p>
+        </w:tc>
+        <w:tc>
+          <w:tcPr>
+            <w:tcW w:type="dxa" w:w="3312"/>
+            <w:tcMar>
+              <w:top w:w="100" w:type="dxa"/>
+              <w:bottom w:w="100" w:type="dxa"/>
+              <w:left w:w="80" w:type="dxa"/>
+              <w:right w:w="80" w:type="dxa"/>
+            </w:tcMar>
+            <w:shd w:fill="FFFFFF"/>
+          </w:tcPr>
+          <w:p>
+            <w:r>
+              <w:rPr>
+                <w:b/>
+                <w:sz w:val="17"/>
+              </w:rPr>
+              <w:t>Cristian David Adamez Ceballes</w:t>
+            </w:r>
+          </w:p>
+        </w:tc>
+        <w:tc>
+          <w:tcPr>
+            <w:tcW w:type="dxa" w:w="1728"/>
+            <w:tcMar>
+              <w:top w:w="100" w:type="dxa"/>
+              <w:bottom w:w="100" w:type="dxa"/>
+              <w:left w:w="80" w:type="dxa"/>
+              <w:right w:w="80" w:type="dxa"/>
+            </w:tcMar>
+            <w:shd w:fill="FFFFFF"/>
+          </w:tcPr>
+          <w:p>
+            <w:pPr>
+              <w:jc w:val="center"/>
+            </w:pPr>
+            <w:r>
+              <w:rPr>
+                <w:sz w:val="17"/>
+              </w:rPr>
+              <w:t>1007163619</w:t>
+            </w:r>
+          </w:p>
+        </w:tc>
+        <w:tc>
+          <w:tcPr>
+            <w:tcW w:type="dxa" w:w="1584"/>
+            <w:tcMar>
+              <w:top w:w="100" w:type="dxa"/>
+              <w:bottom w:w="100" w:type="dxa"/>
+              <w:left w:w="80" w:type="dxa"/>
+              <w:right w:w="80" w:type="dxa"/>
+            </w:tcMar>
+            <w:shd w:fill="FFFFFF"/>
+          </w:tcPr>
+          <w:p>
+            <w:pPr>
+              <w:jc w:val="center"/>
+            </w:pPr>
+            <w:r>
+              <w:rPr>
+                <w:sz w:val="17"/>
+              </w:rPr>
+              <w:t>3116307784</w:t>
+            </w:r>
+          </w:p>
+        </w:tc>
+        <w:tc>
+          <w:tcPr>
+            <w:tcW w:type="dxa" w:w="2592"/>
+            <w:tcMar>
+              <w:top w:w="100" w:type="dxa"/>
+              <w:bottom w:w="100" w:type="dxa"/>
+              <w:left w:w="80" w:type="dxa"/>
+              <w:right w:w="80" w:type="dxa"/>
+            </w:tcMar>
+            <w:shd w:fill="FFFFFF"/>
+          </w:tcPr>
+          <w:p>
+            <w:pPr>
+              <w:jc w:val="center"/>
+            </w:pPr>
+            <w:r>
+              <w:drawing>
+                <wp:inline xmlns:a="http://schemas.openxmlformats.org/drawingml/2006/main" xmlns:pic="http://schemas.openxmlformats.org/drawingml/2006/picture">
+                  <wp:extent cx="731520" cy="292608"/>
+                  <wp:docPr id="24" name="Picture 24"/>
+                  <wp:cNvGraphicFramePr>
+                    <a:graphicFrameLocks noChangeAspect="1"/>
+                  </wp:cNvGraphicFramePr>
+                  <a:graphic>
+                    <a:graphicData uri="http://schemas.openxmlformats.org/drawingml/2006/picture">
+                      <pic:pic>
+                        <pic:nvPicPr>
+                          <pic:cNvPr id="0" name="image.png"/>
+                          <pic:cNvPicPr/>
+                        </pic:nvPicPr>
+                        <pic:blipFill>
+                          <a:blip r:embed="rId32"/>
+                          <a:stretch>
+                            <a:fillRect/>
+                          </a:stretch>
+                        </pic:blipFill>
+                        <pic:spPr>
+                          <a:xfrm>
+                            <a:off x="0" y="0"/>
+                            <a:ext cx="731520" cy="292608"/>
+                          </a:xfrm>
+                          <a:prstGeom prst="rect"/>
+                        </pic:spPr>
+                      </pic:pic>
+                    </a:graphicData>
+                  </a:graphic>
+                </wp:inline>
+              </w:drawing>
+            </w:r>
+          </w:p>
+        </w:tc>
+      </w:tr>
+      <w:tr>
+        <w:tc>
+          <w:tcPr>
+            <w:tcW w:type="dxa" w:w="576"/>
+            <w:tcMar>
+              <w:top w:w="100" w:type="dxa"/>
+              <w:bottom w:w="100" w:type="dxa"/>
+              <w:left w:w="80" w:type="dxa"/>
+              <w:right w:w="80" w:type="dxa"/>
+            </w:tcMar>
+            <w:shd w:fill="F9FAF8"/>
+          </w:tcPr>
+          <w:p>
+            <w:pPr>
+              <w:jc w:val="center"/>
+            </w:pPr>
+            <w:r>
+              <w:rPr>
+                <w:sz w:val="17"/>
+              </w:rPr>
+              <w:t>32</w:t>
+            </w:r>
+          </w:p>
+        </w:tc>
+        <w:tc>
+          <w:tcPr>
+            <w:tcW w:type="dxa" w:w="3312"/>
+            <w:tcMar>
+              <w:top w:w="100" w:type="dxa"/>
+              <w:bottom w:w="100" w:type="dxa"/>
+              <w:left w:w="80" w:type="dxa"/>
+              <w:right w:w="80" w:type="dxa"/>
+            </w:tcMar>
+            <w:shd w:fill="F9FAF8"/>
+          </w:tcPr>
+          <w:p>
+            <w:r>
+              <w:rPr>
+                <w:b/>
+                <w:sz w:val="17"/>
+              </w:rPr>
+              <w:t>Yessica Andrea Triana Jaime</w:t>
+            </w:r>
+          </w:p>
+        </w:tc>
+        <w:tc>
+          <w:tcPr>
+            <w:tcW w:type="dxa" w:w="1728"/>
+            <w:tcMar>
+              <w:top w:w="100" w:type="dxa"/>
+              <w:bottom w:w="100" w:type="dxa"/>
+              <w:left w:w="80" w:type="dxa"/>
+              <w:right w:w="80" w:type="dxa"/>
+            </w:tcMar>
+            <w:shd w:fill="F9FAF8"/>
+          </w:tcPr>
+          <w:p>
+            <w:pPr>
+              <w:jc w:val="center"/>
+            </w:pPr>
+            <w:r>
+              <w:rPr>
+                <w:sz w:val="17"/>
+              </w:rPr>
+              <w:t>1083903194</w:t>
+            </w:r>
+          </w:p>
+        </w:tc>
+        <w:tc>
+          <w:tcPr>
+            <w:tcW w:type="dxa" w:w="1584"/>
+            <w:tcMar>
+              <w:top w:w="100" w:type="dxa"/>
+              <w:bottom w:w="100" w:type="dxa"/>
+              <w:left w:w="80" w:type="dxa"/>
+              <w:right w:w="80" w:type="dxa"/>
+            </w:tcMar>
+            <w:shd w:fill="F9FAF8"/>
+          </w:tcPr>
+          <w:p>
+            <w:pPr>
+              <w:jc w:val="center"/>
+            </w:pPr>
+            <w:r>
+              <w:rPr>
+                <w:sz w:val="17"/>
+              </w:rPr>
+              <w:t>3138468363</w:t>
+            </w:r>
+          </w:p>
+        </w:tc>
+        <w:tc>
+          <w:tcPr>
+            <w:tcW w:type="dxa" w:w="2592"/>
+            <w:tcMar>
+              <w:top w:w="100" w:type="dxa"/>
+              <w:bottom w:w="100" w:type="dxa"/>
+              <w:left w:w="80" w:type="dxa"/>
+              <w:right w:w="80" w:type="dxa"/>
+            </w:tcMar>
+            <w:shd w:fill="F9FAF8"/>
+          </w:tcPr>
+          <w:p>
+            <w:pPr>
+              <w:jc w:val="center"/>
+            </w:pPr>
+            <w:r>
+              <w:drawing>
+                <wp:inline xmlns:a="http://schemas.openxmlformats.org/drawingml/2006/main" xmlns:pic="http://schemas.openxmlformats.org/drawingml/2006/picture">
+                  <wp:extent cx="731520" cy="292608"/>
+                  <wp:docPr id="25" name="Picture 25"/>
+                  <wp:cNvGraphicFramePr>
+                    <a:graphicFrameLocks noChangeAspect="1"/>
+                  </wp:cNvGraphicFramePr>
+                  <a:graphic>
+                    <a:graphicData uri="http://schemas.openxmlformats.org/drawingml/2006/picture">
+                      <pic:pic>
+                        <pic:nvPicPr>
+                          <pic:cNvPr id="0" name="image.png"/>
+                          <pic:cNvPicPr/>
+                        </pic:nvPicPr>
+                        <pic:blipFill>
+                          <a:blip r:embed="rId33"/>
+                          <a:stretch>
+                            <a:fillRect/>
+                          </a:stretch>
+                        </pic:blipFill>
+                        <pic:spPr>
+                          <a:xfrm>
+                            <a:off x="0" y="0"/>
+                            <a:ext cx="731520" cy="292608"/>
+                          </a:xfrm>
+                          <a:prstGeom prst="rect"/>
+                        </pic:spPr>
+                      </pic:pic>
+                    </a:graphicData>
+                  </a:graphic>
+                </wp:inline>
+              </w:drawing>
+            </w:r>
+          </w:p>
+        </w:tc>
+      </w:tr>
+      <w:tr>
+        <w:tc>
+          <w:tcPr>
+            <w:tcW w:type="dxa" w:w="576"/>
+            <w:tcMar>
+              <w:top w:w="100" w:type="dxa"/>
+              <w:bottom w:w="100" w:type="dxa"/>
+              <w:left w:w="80" w:type="dxa"/>
+              <w:right w:w="80" w:type="dxa"/>
+            </w:tcMar>
+            <w:shd w:fill="FFFFFF"/>
+          </w:tcPr>
+          <w:p>
+            <w:pPr>
+              <w:jc w:val="center"/>
+            </w:pPr>
+            <w:r>
+              <w:rPr>
+                <w:sz w:val="17"/>
+              </w:rPr>
+              <w:t>33</w:t>
+            </w:r>
+          </w:p>
+        </w:tc>
+        <w:tc>
+          <w:tcPr>
+            <w:tcW w:type="dxa" w:w="3312"/>
+            <w:tcMar>
+              <w:top w:w="100" w:type="dxa"/>
+              <w:bottom w:w="100" w:type="dxa"/>
+              <w:left w:w="80" w:type="dxa"/>
+              <w:right w:w="80" w:type="dxa"/>
+            </w:tcMar>
+            <w:shd w:fill="FFFFFF"/>
+          </w:tcPr>
+          <w:p>
+            <w:r>
+              <w:rPr>
+                <w:b/>
+                <w:sz w:val="17"/>
+              </w:rPr>
+              <w:t>Yonier Castillo Mamian</w:t>
+            </w:r>
+          </w:p>
+        </w:tc>
+        <w:tc>
+          <w:tcPr>
+            <w:tcW w:type="dxa" w:w="1728"/>
+            <w:tcMar>
+              <w:top w:w="100" w:type="dxa"/>
+              <w:bottom w:w="100" w:type="dxa"/>
+              <w:left w:w="80" w:type="dxa"/>
+              <w:right w:w="80" w:type="dxa"/>
+            </w:tcMar>
+            <w:shd w:fill="FFFFFF"/>
+          </w:tcPr>
+          <w:p>
+            <w:pPr>
+              <w:jc w:val="center"/>
+            </w:pPr>
+            <w:r>
+              <w:rPr>
+                <w:sz w:val="17"/>
+              </w:rPr>
+              <w:t>1007393163</w:t>
+            </w:r>
+          </w:p>
+        </w:tc>
+        <w:tc>
+          <w:tcPr>
+            <w:tcW w:type="dxa" w:w="1584"/>
+            <w:tcMar>
+              <w:top w:w="100" w:type="dxa"/>
+              <w:bottom w:w="100" w:type="dxa"/>
+              <w:left w:w="80" w:type="dxa"/>
+              <w:right w:w="80" w:type="dxa"/>
+            </w:tcMar>
+            <w:shd w:fill="FFFFFF"/>
+          </w:tcPr>
+          <w:p>
+            <w:pPr>
+              <w:jc w:val="center"/>
+            </w:pPr>
+            <w:r>
+              <w:rPr>
+                <w:sz w:val="17"/>
+              </w:rPr>
+              <w:t>3146332975</w:t>
+            </w:r>
+          </w:p>
+        </w:tc>
+        <w:tc>
+          <w:tcPr>
+            <w:tcW w:type="dxa" w:w="2592"/>
+            <w:tcMar>
+              <w:top w:w="100" w:type="dxa"/>
+              <w:bottom w:w="100" w:type="dxa"/>
+              <w:left w:w="80" w:type="dxa"/>
+              <w:right w:w="80" w:type="dxa"/>
+            </w:tcMar>
+            <w:shd w:fill="FFFFFF"/>
+          </w:tcPr>
+          <w:p>
+            <w:pPr>
+              <w:jc w:val="center"/>
+            </w:pPr>
+            <w:r>
+              <w:drawing>
+                <wp:inline xmlns:a="http://schemas.openxmlformats.org/drawingml/2006/main" xmlns:pic="http://schemas.openxmlformats.org/drawingml/2006/picture">
+                  <wp:extent cx="731520" cy="292608"/>
+                  <wp:docPr id="26" name="Picture 26"/>
+                  <wp:cNvGraphicFramePr>
+                    <a:graphicFrameLocks noChangeAspect="1"/>
+                  </wp:cNvGraphicFramePr>
+                  <a:graphic>
+                    <a:graphicData uri="http://schemas.openxmlformats.org/drawingml/2006/picture">
+                      <pic:pic>
+                        <pic:nvPicPr>
+                          <pic:cNvPr id="0" name="image.png"/>
+                          <pic:cNvPicPr/>
+                        </pic:nvPicPr>
+                        <pic:blipFill>
+                          <a:blip r:embed="rId34"/>
+                          <a:stretch>
+                            <a:fillRect/>
+                          </a:stretch>
+                        </pic:blipFill>
+                        <pic:spPr>
+                          <a:xfrm>
+                            <a:off x="0" y="0"/>
+                            <a:ext cx="731520" cy="292608"/>
+                          </a:xfrm>
+                          <a:prstGeom prst="rect"/>
+                        </pic:spPr>
+                      </pic:pic>
+                    </a:graphicData>
+                  </a:graphic>
+                </wp:inline>
+              </w:drawing>
+            </w:r>
+          </w:p>
+        </w:tc>
+      </w:tr>
+      <w:tr>
+        <w:tc>
+          <w:tcPr>
+            <w:tcW w:type="dxa" w:w="576"/>
+            <w:tcMar>
+              <w:top w:w="100" w:type="dxa"/>
+              <w:bottom w:w="100" w:type="dxa"/>
+              <w:left w:w="80" w:type="dxa"/>
+              <w:right w:w="80" w:type="dxa"/>
+            </w:tcMar>
+            <w:shd w:fill="F9FAF8"/>
+          </w:tcPr>
+          <w:p>
+            <w:pPr>
+              <w:jc w:val="center"/>
+            </w:pPr>
+            <w:r>
+              <w:rPr>
+                <w:sz w:val="17"/>
+              </w:rPr>
+              <w:t>34</w:t>
+            </w:r>
+          </w:p>
+        </w:tc>
+        <w:tc>
+          <w:tcPr>
+            <w:tcW w:type="dxa" w:w="3312"/>
+            <w:tcMar>
+              <w:top w:w="100" w:type="dxa"/>
+              <w:bottom w:w="100" w:type="dxa"/>
+              <w:left w:w="80" w:type="dxa"/>
+              <w:right w:w="80" w:type="dxa"/>
+            </w:tcMar>
+            <w:shd w:fill="F9FAF8"/>
+          </w:tcPr>
+          <w:p>
+            <w:r>
+              <w:rPr>
+                <w:b/>
+                <w:sz w:val="17"/>
+              </w:rPr>
+              <w:t>Yamid René Potosí</w:t>
+            </w:r>
+          </w:p>
+        </w:tc>
+        <w:tc>
+          <w:tcPr>
+            <w:tcW w:type="dxa" w:w="1728"/>
+            <w:tcMar>
+              <w:top w:w="100" w:type="dxa"/>
+              <w:bottom w:w="100" w:type="dxa"/>
+              <w:left w:w="80" w:type="dxa"/>
+              <w:right w:w="80" w:type="dxa"/>
+            </w:tcMar>
+            <w:shd w:fill="F9FAF8"/>
+          </w:tcPr>
+          <w:p>
+            <w:pPr>
+              <w:jc w:val="center"/>
+            </w:pPr>
+            <w:r>
+              <w:rPr>
+                <w:sz w:val="17"/>
+              </w:rPr>
+              <w:t>1063808522</w:t>
+            </w:r>
+          </w:p>
+        </w:tc>
+        <w:tc>
+          <w:tcPr>
+            <w:tcW w:type="dxa" w:w="1584"/>
+            <w:tcMar>
+              <w:top w:w="100" w:type="dxa"/>
+              <w:bottom w:w="100" w:type="dxa"/>
+              <w:left w:w="80" w:type="dxa"/>
+              <w:right w:w="80" w:type="dxa"/>
+            </w:tcMar>
+            <w:shd w:fill="F9FAF8"/>
+          </w:tcPr>
+          <w:p>
+            <w:pPr>
+              <w:jc w:val="center"/>
+            </w:pPr>
+            <w:r>
+              <w:rPr>
+                <w:sz w:val="17"/>
+              </w:rPr>
+              <w:t>3042230424</w:t>
+            </w:r>
+          </w:p>
+        </w:tc>
+        <w:tc>
+          <w:tcPr>
+            <w:tcW w:type="dxa" w:w="2592"/>
+            <w:tcMar>
+              <w:top w:w="100" w:type="dxa"/>
+              <w:bottom w:w="100" w:type="dxa"/>
+              <w:left w:w="80" w:type="dxa"/>
+              <w:right w:w="80" w:type="dxa"/>
+            </w:tcMar>
+            <w:shd w:fill="F9FAF8"/>
+          </w:tcPr>
+          <w:p>
+            <w:pPr>
+              <w:jc w:val="center"/>
+            </w:pPr>
+            <w:r>
+              <w:drawing>
+                <wp:inline xmlns:a="http://schemas.openxmlformats.org/drawingml/2006/main" xmlns:pic="http://schemas.openxmlformats.org/drawingml/2006/picture">
+                  <wp:extent cx="731520" cy="292608"/>
+                  <wp:docPr id="27" name="Picture 27"/>
+                  <wp:cNvGraphicFramePr>
+                    <a:graphicFrameLocks noChangeAspect="1"/>
+                  </wp:cNvGraphicFramePr>
+                  <a:graphic>
+                    <a:graphicData uri="http://schemas.openxmlformats.org/drawingml/2006/picture">
+                      <pic:pic>
+                        <pic:nvPicPr>
+                          <pic:cNvPr id="0" name="image.png"/>
+                          <pic:cNvPicPr/>
+                        </pic:nvPicPr>
+                        <pic:blipFill>
+                          <a:blip r:embed="rId35"/>
+                          <a:stretch>
+                            <a:fillRect/>
+                          </a:stretch>
+                        </pic:blipFill>
+                        <pic:spPr>
+                          <a:xfrm>
+                            <a:off x="0" y="0"/>
+                            <a:ext cx="731520" cy="292608"/>
+                          </a:xfrm>
+                          <a:prstGeom prst="rect"/>
+                        </pic:spPr>
+                      </pic:pic>
+                    </a:graphicData>
+                  </a:graphic>
+                </wp:inline>
+              </w:drawing>
+            </w:r>
+          </w:p>
+        </w:tc>
+      </w:tr>
+      <w:tr>
+        <w:tc>
+          <w:tcPr>
+            <w:tcW w:type="dxa" w:w="576"/>
+            <w:tcMar>
+              <w:top w:w="100" w:type="dxa"/>
+              <w:bottom w:w="100" w:type="dxa"/>
+              <w:left w:w="80" w:type="dxa"/>
+              <w:right w:w="80" w:type="dxa"/>
+            </w:tcMar>
+            <w:shd w:fill="FFFFFF"/>
+          </w:tcPr>
+          <w:p>
+            <w:pPr>
+              <w:jc w:val="center"/>
+            </w:pPr>
+            <w:r>
+              <w:rPr>
+                <w:sz w:val="17"/>
+              </w:rPr>
+              <w:t>35</w:t>
+            </w:r>
+          </w:p>
+        </w:tc>
+        <w:tc>
+          <w:tcPr>
+            <w:tcW w:type="dxa" w:w="3312"/>
+            <w:tcMar>
+              <w:top w:w="100" w:type="dxa"/>
+              <w:bottom w:w="100" w:type="dxa"/>
+              <w:left w:w="80" w:type="dxa"/>
+              <w:right w:w="80" w:type="dxa"/>
+            </w:tcMar>
+            <w:shd w:fill="FFFFFF"/>
+          </w:tcPr>
+          <w:p>
+            <w:r>
+              <w:rPr>
+                <w:b/>
+                <w:sz w:val="17"/>
+              </w:rPr>
+              <w:t>Rodrigo Roa Lugo</w:t>
+            </w:r>
+          </w:p>
+        </w:tc>
+        <w:tc>
+          <w:tcPr>
+            <w:tcW w:type="dxa" w:w="1728"/>
+            <w:tcMar>
+              <w:top w:w="100" w:type="dxa"/>
+              <w:bottom w:w="100" w:type="dxa"/>
+              <w:left w:w="80" w:type="dxa"/>
+              <w:right w:w="80" w:type="dxa"/>
+            </w:tcMar>
+            <w:shd w:fill="FFFFFF"/>
+          </w:tcPr>
+          <w:p>
+            <w:pPr>
+              <w:jc w:val="center"/>
+            </w:pPr>
+            <w:r>
+              <w:rPr>
+                <w:sz w:val="17"/>
+              </w:rPr>
+              <w:t>1075545434</w:t>
+            </w:r>
+          </w:p>
+        </w:tc>
+        <w:tc>
+          <w:tcPr>
+            <w:tcW w:type="dxa" w:w="1584"/>
+            <w:tcMar>
+              <w:top w:w="100" w:type="dxa"/>
+              <w:bottom w:w="100" w:type="dxa"/>
+              <w:left w:w="80" w:type="dxa"/>
+              <w:right w:w="80" w:type="dxa"/>
+            </w:tcMar>
+            <w:shd w:fill="FFFFFF"/>
+          </w:tcPr>
+          <w:p>
+            <w:pPr>
+              <w:jc w:val="center"/>
+            </w:pPr>
+            <w:r>
+              <w:rPr>
+                <w:sz w:val="17"/>
+              </w:rPr>
+              <w:t>3156290775</w:t>
+            </w:r>
+          </w:p>
+        </w:tc>
+        <w:tc>
+          <w:tcPr>
+            <w:tcW w:type="dxa" w:w="2592"/>
+            <w:tcMar>
+              <w:top w:w="100" w:type="dxa"/>
+              <w:bottom w:w="100" w:type="dxa"/>
+              <w:left w:w="80" w:type="dxa"/>
+              <w:right w:w="80" w:type="dxa"/>
+            </w:tcMar>
+            <w:shd w:fill="FFFFFF"/>
+          </w:tcPr>
+          <w:p>
+            <w:pPr>
+              <w:jc w:val="center"/>
+            </w:pPr>
+            <w:r>
+              <w:drawing>
+                <wp:inline xmlns:a="http://schemas.openxmlformats.org/drawingml/2006/main" xmlns:pic="http://schemas.openxmlformats.org/drawingml/2006/picture">
+                  <wp:extent cx="731520" cy="292608"/>
+                  <wp:docPr id="28" name="Picture 28"/>
+                  <wp:cNvGraphicFramePr>
+                    <a:graphicFrameLocks noChangeAspect="1"/>
+                  </wp:cNvGraphicFramePr>
+                  <a:graphic>
+                    <a:graphicData uri="http://schemas.openxmlformats.org/drawingml/2006/picture">
+                      <pic:pic>
+                        <pic:nvPicPr>
+                          <pic:cNvPr id="0" name="image.png"/>
+                          <pic:cNvPicPr/>
+                        </pic:nvPicPr>
+                        <pic:blipFill>
+                          <a:blip r:embed="rId36"/>
+                          <a:stretch>
+                            <a:fillRect/>
+                          </a:stretch>
+                        </pic:blipFill>
+                        <pic:spPr>
+                          <a:xfrm>
+                            <a:off x="0" y="0"/>
+                            <a:ext cx="731520" cy="292608"/>
+                          </a:xfrm>
+                          <a:prstGeom prst="rect"/>
+                        </pic:spPr>
+                      </pic:pic>
+                    </a:graphicData>
+                  </a:graphic>
+                </wp:inline>
+              </w:drawing>
             </w:r>
           </w:p>
         </w:tc>

--- a/cartas_solicitud/Carta_Solicitud_ELE0300739_SUBESTACIONES_ELECTRICAS.docx
+++ b/cartas_solicitud/Carta_Solicitud_ELE0300739_SUBESTACIONES_ELECTRICAS.docx
@@ -11,7 +11,7 @@
           <w:color w:val="646464"/>
           <w:sz w:val="20"/>
         </w:rPr>
-        <w:t>Neiva, Huila, 24 de octubre de 2026</w:t>
+        <w:t>Neiva, Huila, 25 de octubre de 2026</w:t>
         <w:br/>
       </w:r>
     </w:p>
@@ -88,7 +88,7 @@
         <w:br/>
         <w:t>• Semestre del Plan de Estudios: Semestre 8°</w:t>
         <w:br/>
-        <w:t>• Total de Estudiantes Solicitantes Preinscritos: 35 estudiantes</w:t>
+        <w:t>• Total de Estudiantes Solicitantes Preinscritos: 37 estudiantes</w:t>
       </w:r>
     </w:p>
     <w:p>
@@ -97,7 +97,7 @@
         <w:jc w:val="both"/>
       </w:pPr>
       <w:r>
-        <w:t>Manifestamos nuestro compromiso formal de matrícula y cumplimiento con los requerimientos académicos y arancelarios correspondientes al curso vacacional. Dado que contamos con un grupo sólido de 35 estudiantes interesados (superando el cupo mínimo requerido de 10 estudiantes), solicitamos su valiosa gestión ante la Coordinación Académica y la Dirección de Programa para su respectiva aprobación, asignación docente y programación de horarios.</w:t>
+        <w:t>Manifestamos nuestro compromiso formal de matrícula y cumplimiento con los requerimientos académicos y arancelarios correspondientes al curso vacacional. Dado que contamos con un grupo sólido de 37 estudiantes interesados (superando el cupo mínimo requerido de 10 estudiantes), solicitamos su valiosa gestión ante la Coordinación Académica y la Dirección de Programa para su respectiva aprobación, asignación docente y programación de horarios.</w:t>
       </w:r>
     </w:p>
     <w:p>
@@ -1333,11 +1333,38 @@
               <w:jc w:val="center"/>
             </w:pPr>
             <w:r>
-              <w:rPr>
-                <w:color w:val="A0A0A0"/>
-                <w:sz w:val="15"/>
-              </w:rPr>
-              <w:t>____________________</w:t>
+              <w:drawing>
+                <wp:inline xmlns:a="http://schemas.openxmlformats.org/drawingml/2006/main" xmlns:pic="http://schemas.openxmlformats.org/drawingml/2006/picture">
+                  <wp:extent cx="731520" cy="292608"/>
+                  <wp:docPr id="7" name="Picture 7"/>
+                  <wp:cNvGraphicFramePr>
+                    <a:graphicFrameLocks noChangeAspect="1"/>
+                  </wp:cNvGraphicFramePr>
+                  <a:graphic>
+                    <a:graphicData uri="http://schemas.openxmlformats.org/drawingml/2006/picture">
+                      <pic:pic>
+                        <pic:nvPicPr>
+                          <pic:cNvPr id="0" name="image.png"/>
+                          <pic:cNvPicPr/>
+                        </pic:nvPicPr>
+                        <pic:blipFill>
+                          <a:blip r:embed="rId15"/>
+                          <a:stretch>
+                            <a:fillRect/>
+                          </a:stretch>
+                        </pic:blipFill>
+                        <pic:spPr>
+                          <a:xfrm>
+                            <a:off x="0" y="0"/>
+                            <a:ext cx="731520" cy="292608"/>
+                          </a:xfrm>
+                          <a:prstGeom prst="rect"/>
+                        </pic:spPr>
+                      </pic:pic>
+                    </a:graphicData>
+                  </a:graphic>
+                </wp:inline>
+              </w:drawing>
             </w:r>
           </w:p>
         </w:tc>
@@ -1452,7 +1479,7 @@
               <w:drawing>
                 <wp:inline xmlns:a="http://schemas.openxmlformats.org/drawingml/2006/main" xmlns:pic="http://schemas.openxmlformats.org/drawingml/2006/picture">
                   <wp:extent cx="731520" cy="292608"/>
-                  <wp:docPr id="7" name="Picture 7"/>
+                  <wp:docPr id="8" name="Picture 8"/>
                   <wp:cNvGraphicFramePr>
                     <a:graphicFrameLocks noChangeAspect="1"/>
                   </wp:cNvGraphicFramePr>
@@ -1464,7 +1491,7 @@
                           <pic:cNvPicPr/>
                         </pic:nvPicPr>
                         <pic:blipFill>
-                          <a:blip r:embed="rId15"/>
+                          <a:blip r:embed="rId16"/>
                           <a:stretch>
                             <a:fillRect/>
                           </a:stretch>
@@ -1526,7 +1553,7 @@
                 <w:b/>
                 <w:sz w:val="17"/>
               </w:rPr>
-              <w:t>yeison Camilo</w:t>
+              <w:t>Aura Galvis</w:t>
             </w:r>
           </w:p>
         </w:tc>
@@ -1549,7 +1576,7 @@
               <w:rPr>
                 <w:sz w:val="17"/>
               </w:rPr>
-              <w:t>1075258644</w:t>
+              <w:t>0</w:t>
             </w:r>
           </w:p>
         </w:tc>
@@ -1572,7 +1599,7 @@
               <w:rPr>
                 <w:sz w:val="17"/>
               </w:rPr>
-              <w:t>3209627691</w:t>
+              <w:t>3058596912</w:t>
             </w:r>
           </w:p>
         </w:tc>
@@ -1595,7 +1622,7 @@
               <w:drawing>
                 <wp:inline xmlns:a="http://schemas.openxmlformats.org/drawingml/2006/main" xmlns:pic="http://schemas.openxmlformats.org/drawingml/2006/picture">
                   <wp:extent cx="731520" cy="292608"/>
-                  <wp:docPr id="8" name="Picture 8"/>
+                  <wp:docPr id="9" name="Picture 9"/>
                   <wp:cNvGraphicFramePr>
                     <a:graphicFrameLocks noChangeAspect="1"/>
                   </wp:cNvGraphicFramePr>
@@ -1607,7 +1634,7 @@
                           <pic:cNvPicPr/>
                         </pic:nvPicPr>
                         <pic:blipFill>
-                          <a:blip r:embed="rId16"/>
+                          <a:blip r:embed="rId17"/>
                           <a:stretch>
                             <a:fillRect/>
                           </a:stretch>
@@ -1669,7 +1696,7 @@
                 <w:b/>
                 <w:sz w:val="17"/>
               </w:rPr>
-              <w:t>Andrés Felipe Muñoz</w:t>
+              <w:t>yeison Camilo</w:t>
             </w:r>
           </w:p>
         </w:tc>
@@ -1692,7 +1719,7 @@
               <w:rPr>
                 <w:sz w:val="17"/>
               </w:rPr>
-              <w:t>1061690977</w:t>
+              <w:t>1075258644</w:t>
             </w:r>
           </w:p>
         </w:tc>
@@ -1715,7 +1742,7 @@
               <w:rPr>
                 <w:sz w:val="17"/>
               </w:rPr>
-              <w:t>3108840329</w:t>
+              <w:t>3209627691</w:t>
             </w:r>
           </w:p>
         </w:tc>
@@ -1738,7 +1765,7 @@
               <w:drawing>
                 <wp:inline xmlns:a="http://schemas.openxmlformats.org/drawingml/2006/main" xmlns:pic="http://schemas.openxmlformats.org/drawingml/2006/picture">
                   <wp:extent cx="731520" cy="292608"/>
-                  <wp:docPr id="9" name="Picture 9"/>
+                  <wp:docPr id="10" name="Picture 10"/>
                   <wp:cNvGraphicFramePr>
                     <a:graphicFrameLocks noChangeAspect="1"/>
                   </wp:cNvGraphicFramePr>
@@ -1750,7 +1777,7 @@
                           <pic:cNvPicPr/>
                         </pic:nvPicPr>
                         <pic:blipFill>
-                          <a:blip r:embed="rId17"/>
+                          <a:blip r:embed="rId18"/>
                           <a:stretch>
                             <a:fillRect/>
                           </a:stretch>
@@ -1812,7 +1839,7 @@
                 <w:b/>
                 <w:sz w:val="17"/>
               </w:rPr>
-              <w:t>Holman Diego Fernández Ramírez</w:t>
+              <w:t>Andrés Felipe Muñoz</w:t>
             </w:r>
           </w:p>
         </w:tc>
@@ -1835,7 +1862,7 @@
               <w:rPr>
                 <w:sz w:val="17"/>
               </w:rPr>
-              <w:t>1061694993</w:t>
+              <w:t>1061690977</w:t>
             </w:r>
           </w:p>
         </w:tc>
@@ -1858,7 +1885,7 @@
               <w:rPr>
                 <w:sz w:val="17"/>
               </w:rPr>
-              <w:t>3012113817</w:t>
+              <w:t>3108840329</w:t>
             </w:r>
           </w:p>
         </w:tc>
@@ -1881,7 +1908,7 @@
               <w:drawing>
                 <wp:inline xmlns:a="http://schemas.openxmlformats.org/drawingml/2006/main" xmlns:pic="http://schemas.openxmlformats.org/drawingml/2006/picture">
                   <wp:extent cx="731520" cy="292608"/>
-                  <wp:docPr id="10" name="Picture 10"/>
+                  <wp:docPr id="11" name="Picture 11"/>
                   <wp:cNvGraphicFramePr>
                     <a:graphicFrameLocks noChangeAspect="1"/>
                   </wp:cNvGraphicFramePr>
@@ -1893,7 +1920,7 @@
                           <pic:cNvPicPr/>
                         </pic:nvPicPr>
                         <pic:blipFill>
-                          <a:blip r:embed="rId18"/>
+                          <a:blip r:embed="rId19"/>
                           <a:stretch>
                             <a:fillRect/>
                           </a:stretch>
@@ -1955,7 +1982,7 @@
                 <w:b/>
                 <w:sz w:val="17"/>
               </w:rPr>
-              <w:t>Michael Mauricio Rojas Plaza</w:t>
+              <w:t>Holman Diego Fernández Ramírez</w:t>
             </w:r>
           </w:p>
         </w:tc>
@@ -1978,7 +2005,7 @@
               <w:rPr>
                 <w:sz w:val="17"/>
               </w:rPr>
-              <w:t>ELE120212040</w:t>
+              <w:t>1061694993</w:t>
             </w:r>
           </w:p>
         </w:tc>
@@ -2001,7 +2028,7 @@
               <w:rPr>
                 <w:sz w:val="17"/>
               </w:rPr>
-              <w:t>3123751445</w:t>
+              <w:t>3012113817</w:t>
             </w:r>
           </w:p>
         </w:tc>
@@ -2021,11 +2048,38 @@
               <w:jc w:val="center"/>
             </w:pPr>
             <w:r>
-              <w:rPr>
-                <w:color w:val="A0A0A0"/>
-                <w:sz w:val="15"/>
-              </w:rPr>
-              <w:t>____________________</w:t>
+              <w:drawing>
+                <wp:inline xmlns:a="http://schemas.openxmlformats.org/drawingml/2006/main" xmlns:pic="http://schemas.openxmlformats.org/drawingml/2006/picture">
+                  <wp:extent cx="731520" cy="292608"/>
+                  <wp:docPr id="12" name="Picture 12"/>
+                  <wp:cNvGraphicFramePr>
+                    <a:graphicFrameLocks noChangeAspect="1"/>
+                  </wp:cNvGraphicFramePr>
+                  <a:graphic>
+                    <a:graphicData uri="http://schemas.openxmlformats.org/drawingml/2006/picture">
+                      <pic:pic>
+                        <pic:nvPicPr>
+                          <pic:cNvPr id="0" name="image.png"/>
+                          <pic:cNvPicPr/>
+                        </pic:nvPicPr>
+                        <pic:blipFill>
+                          <a:blip r:embed="rId20"/>
+                          <a:stretch>
+                            <a:fillRect/>
+                          </a:stretch>
+                        </pic:blipFill>
+                        <pic:spPr>
+                          <a:xfrm>
+                            <a:off x="0" y="0"/>
+                            <a:ext cx="731520" cy="292608"/>
+                          </a:xfrm>
+                          <a:prstGeom prst="rect"/>
+                        </pic:spPr>
+                      </pic:pic>
+                    </a:graphicData>
+                  </a:graphic>
+                </wp:inline>
+              </w:drawing>
             </w:r>
           </w:p>
         </w:tc>
@@ -2071,7 +2125,7 @@
                 <w:b/>
                 <w:sz w:val="17"/>
               </w:rPr>
-              <w:t>juan camilo murillo moreno</w:t>
+              <w:t>Michael Mauricio Rojas Plaza</w:t>
             </w:r>
           </w:p>
         </w:tc>
@@ -2094,7 +2148,7 @@
               <w:rPr>
                 <w:sz w:val="17"/>
               </w:rPr>
-              <w:t>1019072230</w:t>
+              <w:t>ELE120212040</w:t>
             </w:r>
           </w:p>
         </w:tc>
@@ -2117,7 +2171,7 @@
               <w:rPr>
                 <w:sz w:val="17"/>
               </w:rPr>
-              <w:t>3106013444</w:t>
+              <w:t>3123751445</w:t>
             </w:r>
           </w:p>
         </w:tc>
@@ -2139,8 +2193,8 @@
             <w:r>
               <w:drawing>
                 <wp:inline xmlns:a="http://schemas.openxmlformats.org/drawingml/2006/main" xmlns:pic="http://schemas.openxmlformats.org/drawingml/2006/picture">
-                  <wp:extent cx="877060" cy="292608"/>
-                  <wp:docPr id="11" name="Picture 11"/>
+                  <wp:extent cx="731520" cy="292608"/>
+                  <wp:docPr id="13" name="Picture 13"/>
                   <wp:cNvGraphicFramePr>
                     <a:graphicFrameLocks noChangeAspect="1"/>
                   </wp:cNvGraphicFramePr>
@@ -2152,7 +2206,7 @@
                           <pic:cNvPicPr/>
                         </pic:nvPicPr>
                         <pic:blipFill>
-                          <a:blip r:embed="rId19"/>
+                          <a:blip r:embed="rId21"/>
                           <a:stretch>
                             <a:fillRect/>
                           </a:stretch>
@@ -2160,7 +2214,7 @@
                         <pic:spPr>
                           <a:xfrm>
                             <a:off x="0" y="0"/>
-                            <a:ext cx="877060" cy="292608"/>
+                            <a:ext cx="731520" cy="292608"/>
                           </a:xfrm>
                           <a:prstGeom prst="rect"/>
                         </pic:spPr>
@@ -2214,7 +2268,7 @@
                 <w:b/>
                 <w:sz w:val="17"/>
               </w:rPr>
-              <w:t>Ricardo Rodriguez</w:t>
+              <w:t>juan camilo murillo moreno</w:t>
             </w:r>
           </w:p>
         </w:tc>
@@ -2237,7 +2291,7 @@
               <w:rPr>
                 <w:sz w:val="17"/>
               </w:rPr>
-              <w:t>1108937084</w:t>
+              <w:t>1019072230</w:t>
             </w:r>
           </w:p>
         </w:tc>
@@ -2260,7 +2314,7 @@
               <w:rPr>
                 <w:sz w:val="17"/>
               </w:rPr>
-              <w:t>3229849503</w:t>
+              <w:t>3106013444</w:t>
             </w:r>
           </w:p>
         </w:tc>
@@ -2282,8 +2336,8 @@
             <w:r>
               <w:drawing>
                 <wp:inline xmlns:a="http://schemas.openxmlformats.org/drawingml/2006/main" xmlns:pic="http://schemas.openxmlformats.org/drawingml/2006/picture">
-                  <wp:extent cx="875538" cy="292608"/>
-                  <wp:docPr id="12" name="Picture 12"/>
+                  <wp:extent cx="877060" cy="292608"/>
+                  <wp:docPr id="14" name="Picture 14"/>
                   <wp:cNvGraphicFramePr>
                     <a:graphicFrameLocks noChangeAspect="1"/>
                   </wp:cNvGraphicFramePr>
@@ -2295,7 +2349,7 @@
                           <pic:cNvPicPr/>
                         </pic:nvPicPr>
                         <pic:blipFill>
-                          <a:blip r:embed="rId20"/>
+                          <a:blip r:embed="rId22"/>
                           <a:stretch>
                             <a:fillRect/>
                           </a:stretch>
@@ -2303,7 +2357,7 @@
                         <pic:spPr>
                           <a:xfrm>
                             <a:off x="0" y="0"/>
-                            <a:ext cx="875538" cy="292608"/>
+                            <a:ext cx="877060" cy="292608"/>
                           </a:xfrm>
                           <a:prstGeom prst="rect"/>
                         </pic:spPr>
@@ -2357,7 +2411,7 @@
                 <w:b/>
                 <w:sz w:val="17"/>
               </w:rPr>
-              <w:t>RICARDO CUBILLOS</w:t>
+              <w:t>Ricardo Rodriguez</w:t>
             </w:r>
           </w:p>
         </w:tc>
@@ -2380,7 +2434,7 @@
               <w:rPr>
                 <w:sz w:val="17"/>
               </w:rPr>
-              <w:t>1114399612</w:t>
+              <w:t>1108937084</w:t>
             </w:r>
           </w:p>
         </w:tc>
@@ -2403,7 +2457,7 @@
               <w:rPr>
                 <w:sz w:val="17"/>
               </w:rPr>
-              <w:t>3146588017</w:t>
+              <w:t>3229849503</w:t>
             </w:r>
           </w:p>
         </w:tc>
@@ -2423,11 +2477,38 @@
               <w:jc w:val="center"/>
             </w:pPr>
             <w:r>
-              <w:rPr>
-                <w:color w:val="A0A0A0"/>
-                <w:sz w:val="15"/>
-              </w:rPr>
-              <w:t>____________________</w:t>
+              <w:drawing>
+                <wp:inline xmlns:a="http://schemas.openxmlformats.org/drawingml/2006/main" xmlns:pic="http://schemas.openxmlformats.org/drawingml/2006/picture">
+                  <wp:extent cx="875538" cy="292608"/>
+                  <wp:docPr id="15" name="Picture 15"/>
+                  <wp:cNvGraphicFramePr>
+                    <a:graphicFrameLocks noChangeAspect="1"/>
+                  </wp:cNvGraphicFramePr>
+                  <a:graphic>
+                    <a:graphicData uri="http://schemas.openxmlformats.org/drawingml/2006/picture">
+                      <pic:pic>
+                        <pic:nvPicPr>
+                          <pic:cNvPr id="0" name="image.png"/>
+                          <pic:cNvPicPr/>
+                        </pic:nvPicPr>
+                        <pic:blipFill>
+                          <a:blip r:embed="rId23"/>
+                          <a:stretch>
+                            <a:fillRect/>
+                          </a:stretch>
+                        </pic:blipFill>
+                        <pic:spPr>
+                          <a:xfrm>
+                            <a:off x="0" y="0"/>
+                            <a:ext cx="875538" cy="292608"/>
+                          </a:xfrm>
+                          <a:prstGeom prst="rect"/>
+                        </pic:spPr>
+                      </pic:pic>
+                    </a:graphicData>
+                  </a:graphic>
+                </wp:inline>
+              </w:drawing>
             </w:r>
           </w:p>
         </w:tc>
@@ -2473,7 +2554,7 @@
                 <w:b/>
                 <w:sz w:val="17"/>
               </w:rPr>
-              <w:t>Gladys Hernández</w:t>
+              <w:t>RICARDO CUBILLOS</w:t>
             </w:r>
           </w:p>
         </w:tc>
@@ -2496,7 +2577,7 @@
               <w:rPr>
                 <w:sz w:val="17"/>
               </w:rPr>
-              <w:t>28733362</w:t>
+              <w:t>1114399612</w:t>
             </w:r>
           </w:p>
         </w:tc>
@@ -2519,7 +2600,7 @@
               <w:rPr>
                 <w:sz w:val="17"/>
               </w:rPr>
-              <w:t>3232935781</w:t>
+              <w:t>3146588017</w:t>
             </w:r>
           </w:p>
         </w:tc>
@@ -2589,7 +2670,7 @@
                 <w:b/>
                 <w:sz w:val="17"/>
               </w:rPr>
-              <w:t>Hermes Morales</w:t>
+              <w:t>Gladys Hernández</w:t>
             </w:r>
           </w:p>
         </w:tc>
@@ -2612,7 +2693,7 @@
               <w:rPr>
                 <w:sz w:val="17"/>
               </w:rPr>
-              <w:t>1006003970</w:t>
+              <w:t>28733362</w:t>
             </w:r>
           </w:p>
         </w:tc>
@@ -2635,7 +2716,7 @@
               <w:rPr>
                 <w:sz w:val="17"/>
               </w:rPr>
-              <w:t>3204731899</w:t>
+              <w:t>3232935781</w:t>
             </w:r>
           </w:p>
         </w:tc>
@@ -2657,8 +2738,8 @@
             <w:r>
               <w:drawing>
                 <wp:inline xmlns:a="http://schemas.openxmlformats.org/drawingml/2006/main" xmlns:pic="http://schemas.openxmlformats.org/drawingml/2006/picture">
-                  <wp:extent cx="877824" cy="292608"/>
-                  <wp:docPr id="13" name="Picture 13"/>
+                  <wp:extent cx="731520" cy="292608"/>
+                  <wp:docPr id="16" name="Picture 16"/>
                   <wp:cNvGraphicFramePr>
                     <a:graphicFrameLocks noChangeAspect="1"/>
                   </wp:cNvGraphicFramePr>
@@ -2670,7 +2751,7 @@
                           <pic:cNvPicPr/>
                         </pic:nvPicPr>
                         <pic:blipFill>
-                          <a:blip r:embed="rId21"/>
+                          <a:blip r:embed="rId24"/>
                           <a:stretch>
                             <a:fillRect/>
                           </a:stretch>
@@ -2678,7 +2759,7 @@
                         <pic:spPr>
                           <a:xfrm>
                             <a:off x="0" y="0"/>
-                            <a:ext cx="877824" cy="292608"/>
+                            <a:ext cx="731520" cy="292608"/>
                           </a:xfrm>
                           <a:prstGeom prst="rect"/>
                         </pic:spPr>
@@ -2732,7 +2813,7 @@
                 <w:b/>
                 <w:sz w:val="17"/>
               </w:rPr>
-              <w:t>JUAN ALEXANDER LUGO</w:t>
+              <w:t>Hermes Morales</w:t>
             </w:r>
           </w:p>
         </w:tc>
@@ -2755,7 +2836,7 @@
               <w:rPr>
                 <w:sz w:val="17"/>
               </w:rPr>
-              <w:t>83090551</w:t>
+              <w:t>1006003970</w:t>
             </w:r>
           </w:p>
         </w:tc>
@@ -2778,7 +2859,7 @@
               <w:rPr>
                 <w:sz w:val="17"/>
               </w:rPr>
-              <w:t>3127103906</w:t>
+              <w:t>3204731899</w:t>
             </w:r>
           </w:p>
         </w:tc>
@@ -2800,8 +2881,8 @@
             <w:r>
               <w:drawing>
                 <wp:inline xmlns:a="http://schemas.openxmlformats.org/drawingml/2006/main" xmlns:pic="http://schemas.openxmlformats.org/drawingml/2006/picture">
-                  <wp:extent cx="809682" cy="292608"/>
-                  <wp:docPr id="14" name="Picture 14"/>
+                  <wp:extent cx="877824" cy="292608"/>
+                  <wp:docPr id="17" name="Picture 17"/>
                   <wp:cNvGraphicFramePr>
                     <a:graphicFrameLocks noChangeAspect="1"/>
                   </wp:cNvGraphicFramePr>
@@ -2813,7 +2894,7 @@
                           <pic:cNvPicPr/>
                         </pic:nvPicPr>
                         <pic:blipFill>
-                          <a:blip r:embed="rId22"/>
+                          <a:blip r:embed="rId25"/>
                           <a:stretch>
                             <a:fillRect/>
                           </a:stretch>
@@ -2821,7 +2902,7 @@
                         <pic:spPr>
                           <a:xfrm>
                             <a:off x="0" y="0"/>
-                            <a:ext cx="809682" cy="292608"/>
+                            <a:ext cx="877824" cy="292608"/>
                           </a:xfrm>
                           <a:prstGeom prst="rect"/>
                         </pic:spPr>
@@ -2875,7 +2956,7 @@
                 <w:b/>
                 <w:sz w:val="17"/>
               </w:rPr>
-              <w:t>Danny Cruz</w:t>
+              <w:t>JUAN ALEXANDER LUGO</w:t>
             </w:r>
           </w:p>
         </w:tc>
@@ -2898,7 +2979,7 @@
               <w:rPr>
                 <w:sz w:val="17"/>
               </w:rPr>
-              <w:t>ELEC1234</w:t>
+              <w:t>83090551</w:t>
             </w:r>
           </w:p>
         </w:tc>
@@ -2921,7 +3002,7 @@
               <w:rPr>
                 <w:sz w:val="17"/>
               </w:rPr>
-              <w:t>3225295378</w:t>
+              <w:t>3127103906</w:t>
             </w:r>
           </w:p>
         </w:tc>
@@ -2943,8 +3024,8 @@
             <w:r>
               <w:drawing>
                 <wp:inline xmlns:a="http://schemas.openxmlformats.org/drawingml/2006/main" xmlns:pic="http://schemas.openxmlformats.org/drawingml/2006/picture">
-                  <wp:extent cx="731520" cy="292608"/>
-                  <wp:docPr id="15" name="Picture 15"/>
+                  <wp:extent cx="809682" cy="292608"/>
+                  <wp:docPr id="18" name="Picture 18"/>
                   <wp:cNvGraphicFramePr>
                     <a:graphicFrameLocks noChangeAspect="1"/>
                   </wp:cNvGraphicFramePr>
@@ -2956,7 +3037,7 @@
                           <pic:cNvPicPr/>
                         </pic:nvPicPr>
                         <pic:blipFill>
-                          <a:blip r:embed="rId23"/>
+                          <a:blip r:embed="rId26"/>
                           <a:stretch>
                             <a:fillRect/>
                           </a:stretch>
@@ -2964,7 +3045,7 @@
                         <pic:spPr>
                           <a:xfrm>
                             <a:off x="0" y="0"/>
-                            <a:ext cx="731520" cy="292608"/>
+                            <a:ext cx="809682" cy="292608"/>
                           </a:xfrm>
                           <a:prstGeom prst="rect"/>
                         </pic:spPr>
@@ -3018,7 +3099,7 @@
                 <w:b/>
                 <w:sz w:val="17"/>
               </w:rPr>
-              <w:t>William Ramirez gutierrez</w:t>
+              <w:t>Danny Cruz</w:t>
             </w:r>
           </w:p>
         </w:tc>
@@ -3041,7 +3122,7 @@
               <w:rPr>
                 <w:sz w:val="17"/>
               </w:rPr>
-              <w:t>11309380</w:t>
+              <w:t>ELEC1234</w:t>
             </w:r>
           </w:p>
         </w:tc>
@@ -3064,7 +3145,7 @@
               <w:rPr>
                 <w:sz w:val="17"/>
               </w:rPr>
-              <w:t>3108181836</w:t>
+              <w:t>3225295378</w:t>
             </w:r>
           </w:p>
         </w:tc>
@@ -3087,7 +3168,7 @@
               <w:drawing>
                 <wp:inline xmlns:a="http://schemas.openxmlformats.org/drawingml/2006/main" xmlns:pic="http://schemas.openxmlformats.org/drawingml/2006/picture">
                   <wp:extent cx="731520" cy="292608"/>
-                  <wp:docPr id="16" name="Picture 16"/>
+                  <wp:docPr id="19" name="Picture 19"/>
                   <wp:cNvGraphicFramePr>
                     <a:graphicFrameLocks noChangeAspect="1"/>
                   </wp:cNvGraphicFramePr>
@@ -3099,7 +3180,7 @@
                           <pic:cNvPicPr/>
                         </pic:nvPicPr>
                         <pic:blipFill>
-                          <a:blip r:embed="rId24"/>
+                          <a:blip r:embed="rId27"/>
                           <a:stretch>
                             <a:fillRect/>
                           </a:stretch>
@@ -3161,7 +3242,7 @@
                 <w:b/>
                 <w:sz w:val="17"/>
               </w:rPr>
-              <w:t>Karen viviana Gaona Vargas</w:t>
+              <w:t>William Ramirez gutierrez</w:t>
             </w:r>
           </w:p>
         </w:tc>
@@ -3184,7 +3265,7 @@
               <w:rPr>
                 <w:sz w:val="17"/>
               </w:rPr>
-              <w:t>1077866338</w:t>
+              <w:t>11309380</w:t>
             </w:r>
           </w:p>
         </w:tc>
@@ -3207,7 +3288,7 @@
               <w:rPr>
                 <w:sz w:val="17"/>
               </w:rPr>
-              <w:t>3202555302</w:t>
+              <w:t>3108181836</w:t>
             </w:r>
           </w:p>
         </w:tc>
@@ -3227,11 +3308,38 @@
               <w:jc w:val="center"/>
             </w:pPr>
             <w:r>
-              <w:rPr>
-                <w:color w:val="A0A0A0"/>
-                <w:sz w:val="15"/>
-              </w:rPr>
-              <w:t>____________________</w:t>
+              <w:drawing>
+                <wp:inline xmlns:a="http://schemas.openxmlformats.org/drawingml/2006/main" xmlns:pic="http://schemas.openxmlformats.org/drawingml/2006/picture">
+                  <wp:extent cx="731520" cy="292608"/>
+                  <wp:docPr id="20" name="Picture 20"/>
+                  <wp:cNvGraphicFramePr>
+                    <a:graphicFrameLocks noChangeAspect="1"/>
+                  </wp:cNvGraphicFramePr>
+                  <a:graphic>
+                    <a:graphicData uri="http://schemas.openxmlformats.org/drawingml/2006/picture">
+                      <pic:pic>
+                        <pic:nvPicPr>
+                          <pic:cNvPr id="0" name="image.png"/>
+                          <pic:cNvPicPr/>
+                        </pic:nvPicPr>
+                        <pic:blipFill>
+                          <a:blip r:embed="rId28"/>
+                          <a:stretch>
+                            <a:fillRect/>
+                          </a:stretch>
+                        </pic:blipFill>
+                        <pic:spPr>
+                          <a:xfrm>
+                            <a:off x="0" y="0"/>
+                            <a:ext cx="731520" cy="292608"/>
+                          </a:xfrm>
+                          <a:prstGeom prst="rect"/>
+                        </pic:spPr>
+                      </pic:pic>
+                    </a:graphicData>
+                  </a:graphic>
+                </wp:inline>
+              </w:drawing>
             </w:r>
           </w:p>
         </w:tc>
@@ -3277,7 +3385,7 @@
                 <w:b/>
                 <w:sz w:val="17"/>
               </w:rPr>
-              <w:t>Alvaro Andrés González albañil</w:t>
+              <w:t>Karen viviana Gaona vargas</w:t>
             </w:r>
           </w:p>
         </w:tc>
@@ -3300,7 +3408,7 @@
               <w:rPr>
                 <w:sz w:val="17"/>
               </w:rPr>
-              <w:t>ELE0120242022</w:t>
+              <w:t>1077866338</w:t>
             </w:r>
           </w:p>
         </w:tc>
@@ -3323,7 +3431,266 @@
               <w:rPr>
                 <w:sz w:val="17"/>
               </w:rPr>
+              <w:t>3202555302</w:t>
+            </w:r>
+          </w:p>
+        </w:tc>
+        <w:tc>
+          <w:tcPr>
+            <w:tcW w:type="dxa" w:w="2592"/>
+            <w:tcMar>
+              <w:top w:w="100" w:type="dxa"/>
+              <w:bottom w:w="100" w:type="dxa"/>
+              <w:left w:w="80" w:type="dxa"/>
+              <w:right w:w="80" w:type="dxa"/>
+            </w:tcMar>
+            <w:shd w:fill="FFFFFF"/>
+          </w:tcPr>
+          <w:p>
+            <w:pPr>
+              <w:jc w:val="center"/>
+            </w:pPr>
+            <w:r>
+              <w:rPr>
+                <w:color w:val="A0A0A0"/>
+                <w:sz w:val="15"/>
+              </w:rPr>
+              <w:t>____________________</w:t>
+            </w:r>
+          </w:p>
+        </w:tc>
+      </w:tr>
+      <w:tr>
+        <w:tc>
+          <w:tcPr>
+            <w:tcW w:type="dxa" w:w="576"/>
+            <w:tcMar>
+              <w:top w:w="100" w:type="dxa"/>
+              <w:bottom w:w="100" w:type="dxa"/>
+              <w:left w:w="80" w:type="dxa"/>
+              <w:right w:w="80" w:type="dxa"/>
+            </w:tcMar>
+            <w:shd w:fill="F9FAF8"/>
+          </w:tcPr>
+          <w:p>
+            <w:pPr>
+              <w:jc w:val="center"/>
+            </w:pPr>
+            <w:r>
+              <w:rPr>
+                <w:sz w:val="17"/>
+              </w:rPr>
+              <w:t>24</w:t>
+            </w:r>
+          </w:p>
+        </w:tc>
+        <w:tc>
+          <w:tcPr>
+            <w:tcW w:type="dxa" w:w="3312"/>
+            <w:tcMar>
+              <w:top w:w="100" w:type="dxa"/>
+              <w:bottom w:w="100" w:type="dxa"/>
+              <w:left w:w="80" w:type="dxa"/>
+              <w:right w:w="80" w:type="dxa"/>
+            </w:tcMar>
+            <w:shd w:fill="F9FAF8"/>
+          </w:tcPr>
+          <w:p>
+            <w:r>
+              <w:rPr>
+                <w:b/>
+                <w:sz w:val="17"/>
+              </w:rPr>
+              <w:t>Alvaro Andrés González albañil</w:t>
+            </w:r>
+          </w:p>
+        </w:tc>
+        <w:tc>
+          <w:tcPr>
+            <w:tcW w:type="dxa" w:w="1728"/>
+            <w:tcMar>
+              <w:top w:w="100" w:type="dxa"/>
+              <w:bottom w:w="100" w:type="dxa"/>
+              <w:left w:w="80" w:type="dxa"/>
+              <w:right w:w="80" w:type="dxa"/>
+            </w:tcMar>
+            <w:shd w:fill="F9FAF8"/>
+          </w:tcPr>
+          <w:p>
+            <w:pPr>
+              <w:jc w:val="center"/>
+            </w:pPr>
+            <w:r>
+              <w:rPr>
+                <w:sz w:val="17"/>
+              </w:rPr>
+              <w:t>ELE0120242022</w:t>
+            </w:r>
+          </w:p>
+        </w:tc>
+        <w:tc>
+          <w:tcPr>
+            <w:tcW w:type="dxa" w:w="1584"/>
+            <w:tcMar>
+              <w:top w:w="100" w:type="dxa"/>
+              <w:bottom w:w="100" w:type="dxa"/>
+              <w:left w:w="80" w:type="dxa"/>
+              <w:right w:w="80" w:type="dxa"/>
+            </w:tcMar>
+            <w:shd w:fill="F9FAF8"/>
+          </w:tcPr>
+          <w:p>
+            <w:pPr>
+              <w:jc w:val="center"/>
+            </w:pPr>
+            <w:r>
+              <w:rPr>
+                <w:sz w:val="17"/>
+              </w:rPr>
               <w:t>3176543168</w:t>
+            </w:r>
+          </w:p>
+        </w:tc>
+        <w:tc>
+          <w:tcPr>
+            <w:tcW w:type="dxa" w:w="2592"/>
+            <w:tcMar>
+              <w:top w:w="100" w:type="dxa"/>
+              <w:bottom w:w="100" w:type="dxa"/>
+              <w:left w:w="80" w:type="dxa"/>
+              <w:right w:w="80" w:type="dxa"/>
+            </w:tcMar>
+            <w:shd w:fill="F9FAF8"/>
+          </w:tcPr>
+          <w:p>
+            <w:pPr>
+              <w:jc w:val="center"/>
+            </w:pPr>
+            <w:r>
+              <w:drawing>
+                <wp:inline xmlns:a="http://schemas.openxmlformats.org/drawingml/2006/main" xmlns:pic="http://schemas.openxmlformats.org/drawingml/2006/picture">
+                  <wp:extent cx="731520" cy="292608"/>
+                  <wp:docPr id="21" name="Picture 21"/>
+                  <wp:cNvGraphicFramePr>
+                    <a:graphicFrameLocks noChangeAspect="1"/>
+                  </wp:cNvGraphicFramePr>
+                  <a:graphic>
+                    <a:graphicData uri="http://schemas.openxmlformats.org/drawingml/2006/picture">
+                      <pic:pic>
+                        <pic:nvPicPr>
+                          <pic:cNvPr id="0" name="image.png"/>
+                          <pic:cNvPicPr/>
+                        </pic:nvPicPr>
+                        <pic:blipFill>
+                          <a:blip r:embed="rId29"/>
+                          <a:stretch>
+                            <a:fillRect/>
+                          </a:stretch>
+                        </pic:blipFill>
+                        <pic:spPr>
+                          <a:xfrm>
+                            <a:off x="0" y="0"/>
+                            <a:ext cx="731520" cy="292608"/>
+                          </a:xfrm>
+                          <a:prstGeom prst="rect"/>
+                        </pic:spPr>
+                      </pic:pic>
+                    </a:graphicData>
+                  </a:graphic>
+                </wp:inline>
+              </w:drawing>
+            </w:r>
+          </w:p>
+        </w:tc>
+      </w:tr>
+      <w:tr>
+        <w:tc>
+          <w:tcPr>
+            <w:tcW w:type="dxa" w:w="576"/>
+            <w:tcMar>
+              <w:top w:w="100" w:type="dxa"/>
+              <w:bottom w:w="100" w:type="dxa"/>
+              <w:left w:w="80" w:type="dxa"/>
+              <w:right w:w="80" w:type="dxa"/>
+            </w:tcMar>
+            <w:shd w:fill="FFFFFF"/>
+          </w:tcPr>
+          <w:p>
+            <w:pPr>
+              <w:jc w:val="center"/>
+            </w:pPr>
+            <w:r>
+              <w:rPr>
+                <w:sz w:val="17"/>
+              </w:rPr>
+              <w:t>25</w:t>
+            </w:r>
+          </w:p>
+        </w:tc>
+        <w:tc>
+          <w:tcPr>
+            <w:tcW w:type="dxa" w:w="3312"/>
+            <w:tcMar>
+              <w:top w:w="100" w:type="dxa"/>
+              <w:bottom w:w="100" w:type="dxa"/>
+              <w:left w:w="80" w:type="dxa"/>
+              <w:right w:w="80" w:type="dxa"/>
+            </w:tcMar>
+            <w:shd w:fill="FFFFFF"/>
+          </w:tcPr>
+          <w:p>
+            <w:r>
+              <w:rPr>
+                <w:b/>
+                <w:sz w:val="17"/>
+              </w:rPr>
+              <w:t>Daniel Andres Quintero Sandoval</w:t>
+            </w:r>
+          </w:p>
+        </w:tc>
+        <w:tc>
+          <w:tcPr>
+            <w:tcW w:type="dxa" w:w="1728"/>
+            <w:tcMar>
+              <w:top w:w="100" w:type="dxa"/>
+              <w:bottom w:w="100" w:type="dxa"/>
+              <w:left w:w="80" w:type="dxa"/>
+              <w:right w:w="80" w:type="dxa"/>
+            </w:tcMar>
+            <w:shd w:fill="FFFFFF"/>
+          </w:tcPr>
+          <w:p>
+            <w:pPr>
+              <w:jc w:val="center"/>
+            </w:pPr>
+            <w:r>
+              <w:rPr>
+                <w:sz w:val="17"/>
+              </w:rPr>
+              <w:t>1130657578</w:t>
+            </w:r>
+          </w:p>
+        </w:tc>
+        <w:tc>
+          <w:tcPr>
+            <w:tcW w:type="dxa" w:w="1584"/>
+            <w:tcMar>
+              <w:top w:w="100" w:type="dxa"/>
+              <w:bottom w:w="100" w:type="dxa"/>
+              <w:left w:w="80" w:type="dxa"/>
+              <w:right w:w="80" w:type="dxa"/>
+            </w:tcMar>
+            <w:shd w:fill="FFFFFF"/>
+          </w:tcPr>
+          <w:p>
+            <w:pPr>
+              <w:jc w:val="center"/>
+            </w:pPr>
+            <w:r>
+              <w:rPr>
+                <w:sz w:val="17"/>
+              </w:rPr>
+              <w:t>3124805685</w:t>
             </w:r>
           </w:p>
         </w:tc>
@@ -3346,7 +3713,7 @@
               <w:drawing>
                 <wp:inline xmlns:a="http://schemas.openxmlformats.org/drawingml/2006/main" xmlns:pic="http://schemas.openxmlformats.org/drawingml/2006/picture">
                   <wp:extent cx="731520" cy="292608"/>
-                  <wp:docPr id="17" name="Picture 17"/>
+                  <wp:docPr id="22" name="Picture 22"/>
                   <wp:cNvGraphicFramePr>
                     <a:graphicFrameLocks noChangeAspect="1"/>
                   </wp:cNvGraphicFramePr>
@@ -3358,7 +3725,7 @@
                           <pic:cNvPicPr/>
                         </pic:nvPicPr>
                         <pic:blipFill>
-                          <a:blip r:embed="rId25"/>
+                          <a:blip r:embed="rId30"/>
                           <a:stretch>
                             <a:fillRect/>
                           </a:stretch>
@@ -3399,7 +3766,7 @@
               <w:rPr>
                 <w:sz w:val="17"/>
               </w:rPr>
-              <w:t>24</w:t>
+              <w:t>26</w:t>
             </w:r>
           </w:p>
         </w:tc>
@@ -3489,7 +3856,7 @@
               <w:drawing>
                 <wp:inline xmlns:a="http://schemas.openxmlformats.org/drawingml/2006/main" xmlns:pic="http://schemas.openxmlformats.org/drawingml/2006/picture">
                   <wp:extent cx="731520" cy="292608"/>
-                  <wp:docPr id="18" name="Picture 18"/>
+                  <wp:docPr id="23" name="Picture 23"/>
                   <wp:cNvGraphicFramePr>
                     <a:graphicFrameLocks noChangeAspect="1"/>
                   </wp:cNvGraphicFramePr>
@@ -3501,7 +3868,7 @@
                           <pic:cNvPicPr/>
                         </pic:nvPicPr>
                         <pic:blipFill>
-                          <a:blip r:embed="rId26"/>
+                          <a:blip r:embed="rId31"/>
                           <a:stretch>
                             <a:fillRect/>
                           </a:stretch>
@@ -3542,7 +3909,7 @@
               <w:rPr>
                 <w:sz w:val="17"/>
               </w:rPr>
-              <w:t>25</w:t>
+              <w:t>27</w:t>
             </w:r>
           </w:p>
         </w:tc>
@@ -3632,7 +3999,7 @@
               <w:drawing>
                 <wp:inline xmlns:a="http://schemas.openxmlformats.org/drawingml/2006/main" xmlns:pic="http://schemas.openxmlformats.org/drawingml/2006/picture">
                   <wp:extent cx="731520" cy="292608"/>
-                  <wp:docPr id="19" name="Picture 19"/>
+                  <wp:docPr id="24" name="Picture 24"/>
                   <wp:cNvGraphicFramePr>
                     <a:graphicFrameLocks noChangeAspect="1"/>
                   </wp:cNvGraphicFramePr>
@@ -3644,7 +4011,7 @@
                           <pic:cNvPicPr/>
                         </pic:nvPicPr>
                         <pic:blipFill>
-                          <a:blip r:embed="rId27"/>
+                          <a:blip r:embed="rId32"/>
                           <a:stretch>
                             <a:fillRect/>
                           </a:stretch>
@@ -3685,7 +4052,7 @@
               <w:rPr>
                 <w:sz w:val="17"/>
               </w:rPr>
-              <w:t>26</w:t>
+              <w:t>28</w:t>
             </w:r>
           </w:p>
         </w:tc>
@@ -3775,7 +4142,7 @@
               <w:drawing>
                 <wp:inline xmlns:a="http://schemas.openxmlformats.org/drawingml/2006/main" xmlns:pic="http://schemas.openxmlformats.org/drawingml/2006/picture">
                   <wp:extent cx="810668" cy="292608"/>
-                  <wp:docPr id="20" name="Picture 20"/>
+                  <wp:docPr id="25" name="Picture 25"/>
                   <wp:cNvGraphicFramePr>
                     <a:graphicFrameLocks noChangeAspect="1"/>
                   </wp:cNvGraphicFramePr>
@@ -3787,7 +4154,7 @@
                           <pic:cNvPicPr/>
                         </pic:nvPicPr>
                         <pic:blipFill>
-                          <a:blip r:embed="rId28"/>
+                          <a:blip r:embed="rId33"/>
                           <a:stretch>
                             <a:fillRect/>
                           </a:stretch>
@@ -3828,7 +4195,7 @@
               <w:rPr>
                 <w:sz w:val="17"/>
               </w:rPr>
-              <w:t>27</w:t>
+              <w:t>29</w:t>
             </w:r>
           </w:p>
         </w:tc>
@@ -3918,7 +4285,7 @@
               <w:drawing>
                 <wp:inline xmlns:a="http://schemas.openxmlformats.org/drawingml/2006/main" xmlns:pic="http://schemas.openxmlformats.org/drawingml/2006/picture">
                   <wp:extent cx="812889" cy="292608"/>
-                  <wp:docPr id="21" name="Picture 21"/>
+                  <wp:docPr id="26" name="Picture 26"/>
                   <wp:cNvGraphicFramePr>
                     <a:graphicFrameLocks noChangeAspect="1"/>
                   </wp:cNvGraphicFramePr>
@@ -3930,7 +4297,7 @@
                           <pic:cNvPicPr/>
                         </pic:nvPicPr>
                         <pic:blipFill>
-                          <a:blip r:embed="rId29"/>
+                          <a:blip r:embed="rId34"/>
                           <a:stretch>
                             <a:fillRect/>
                           </a:stretch>
@@ -3971,7 +4338,7 @@
               <w:rPr>
                 <w:sz w:val="17"/>
               </w:rPr>
-              <w:t>28</w:t>
+              <w:t>30</w:t>
             </w:r>
           </w:p>
         </w:tc>
@@ -4061,7 +4428,7 @@
               <w:drawing>
                 <wp:inline xmlns:a="http://schemas.openxmlformats.org/drawingml/2006/main" xmlns:pic="http://schemas.openxmlformats.org/drawingml/2006/picture">
                   <wp:extent cx="731520" cy="292608"/>
-                  <wp:docPr id="22" name="Picture 22"/>
+                  <wp:docPr id="27" name="Picture 27"/>
                   <wp:cNvGraphicFramePr>
                     <a:graphicFrameLocks noChangeAspect="1"/>
                   </wp:cNvGraphicFramePr>
@@ -4073,7 +4440,7 @@
                           <pic:cNvPicPr/>
                         </pic:nvPicPr>
                         <pic:blipFill>
-                          <a:blip r:embed="rId30"/>
+                          <a:blip r:embed="rId35"/>
                           <a:stretch>
                             <a:fillRect/>
                           </a:stretch>
@@ -4114,7 +4481,7 @@
               <w:rPr>
                 <w:sz w:val="17"/>
               </w:rPr>
-              <w:t>29</w:t>
+              <w:t>31</w:t>
             </w:r>
           </w:p>
         </w:tc>
@@ -4204,7 +4571,7 @@
               <w:drawing>
                 <wp:inline xmlns:a="http://schemas.openxmlformats.org/drawingml/2006/main" xmlns:pic="http://schemas.openxmlformats.org/drawingml/2006/picture">
                   <wp:extent cx="1370333" cy="292608"/>
-                  <wp:docPr id="23" name="Picture 23"/>
+                  <wp:docPr id="28" name="Picture 28"/>
                   <wp:cNvGraphicFramePr>
                     <a:graphicFrameLocks noChangeAspect="1"/>
                   </wp:cNvGraphicFramePr>
@@ -4216,7 +4583,7 @@
                           <pic:cNvPicPr/>
                         </pic:nvPicPr>
                         <pic:blipFill>
-                          <a:blip r:embed="rId31"/>
+                          <a:blip r:embed="rId36"/>
                           <a:stretch>
                             <a:fillRect/>
                           </a:stretch>
@@ -4257,7 +4624,7 @@
               <w:rPr>
                 <w:sz w:val="17"/>
               </w:rPr>
-              <w:t>30</w:t>
+              <w:t>32</w:t>
             </w:r>
           </w:p>
         </w:tc>
@@ -4373,7 +4740,7 @@
               <w:rPr>
                 <w:sz w:val="17"/>
               </w:rPr>
-              <w:t>31</w:t>
+              <w:t>33</w:t>
             </w:r>
           </w:p>
         </w:tc>
@@ -4463,7 +4830,7 @@
               <w:drawing>
                 <wp:inline xmlns:a="http://schemas.openxmlformats.org/drawingml/2006/main" xmlns:pic="http://schemas.openxmlformats.org/drawingml/2006/picture">
                   <wp:extent cx="731520" cy="292608"/>
-                  <wp:docPr id="24" name="Picture 24"/>
+                  <wp:docPr id="29" name="Picture 29"/>
                   <wp:cNvGraphicFramePr>
                     <a:graphicFrameLocks noChangeAspect="1"/>
                   </wp:cNvGraphicFramePr>
@@ -4475,7 +4842,7 @@
                           <pic:cNvPicPr/>
                         </pic:nvPicPr>
                         <pic:blipFill>
-                          <a:blip r:embed="rId32"/>
+                          <a:blip r:embed="rId37"/>
                           <a:stretch>
                             <a:fillRect/>
                           </a:stretch>
@@ -4516,7 +4883,7 @@
               <w:rPr>
                 <w:sz w:val="17"/>
               </w:rPr>
-              <w:t>32</w:t>
+              <w:t>34</w:t>
             </w:r>
           </w:p>
         </w:tc>
@@ -4606,7 +4973,7 @@
               <w:drawing>
                 <wp:inline xmlns:a="http://schemas.openxmlformats.org/drawingml/2006/main" xmlns:pic="http://schemas.openxmlformats.org/drawingml/2006/picture">
                   <wp:extent cx="731520" cy="292608"/>
-                  <wp:docPr id="25" name="Picture 25"/>
+                  <wp:docPr id="30" name="Picture 30"/>
                   <wp:cNvGraphicFramePr>
                     <a:graphicFrameLocks noChangeAspect="1"/>
                   </wp:cNvGraphicFramePr>
@@ -4618,7 +4985,7 @@
                           <pic:cNvPicPr/>
                         </pic:nvPicPr>
                         <pic:blipFill>
-                          <a:blip r:embed="rId33"/>
+                          <a:blip r:embed="rId38"/>
                           <a:stretch>
                             <a:fillRect/>
                           </a:stretch>
@@ -4659,7 +5026,7 @@
               <w:rPr>
                 <w:sz w:val="17"/>
               </w:rPr>
-              <w:t>33</w:t>
+              <w:t>35</w:t>
             </w:r>
           </w:p>
         </w:tc>
@@ -4749,7 +5116,7 @@
               <w:drawing>
                 <wp:inline xmlns:a="http://schemas.openxmlformats.org/drawingml/2006/main" xmlns:pic="http://schemas.openxmlformats.org/drawingml/2006/picture">
                   <wp:extent cx="731520" cy="292608"/>
-                  <wp:docPr id="26" name="Picture 26"/>
+                  <wp:docPr id="31" name="Picture 31"/>
                   <wp:cNvGraphicFramePr>
                     <a:graphicFrameLocks noChangeAspect="1"/>
                   </wp:cNvGraphicFramePr>
@@ -4761,7 +5128,7 @@
                           <pic:cNvPicPr/>
                         </pic:nvPicPr>
                         <pic:blipFill>
-                          <a:blip r:embed="rId34"/>
+                          <a:blip r:embed="rId39"/>
                           <a:stretch>
                             <a:fillRect/>
                           </a:stretch>
@@ -4802,7 +5169,7 @@
               <w:rPr>
                 <w:sz w:val="17"/>
               </w:rPr>
-              <w:t>34</w:t>
+              <w:t>36</w:t>
             </w:r>
           </w:p>
         </w:tc>
@@ -4892,7 +5259,7 @@
               <w:drawing>
                 <wp:inline xmlns:a="http://schemas.openxmlformats.org/drawingml/2006/main" xmlns:pic="http://schemas.openxmlformats.org/drawingml/2006/picture">
                   <wp:extent cx="731520" cy="292608"/>
-                  <wp:docPr id="27" name="Picture 27"/>
+                  <wp:docPr id="32" name="Picture 32"/>
                   <wp:cNvGraphicFramePr>
                     <a:graphicFrameLocks noChangeAspect="1"/>
                   </wp:cNvGraphicFramePr>
@@ -4904,7 +5271,7 @@
                           <pic:cNvPicPr/>
                         </pic:nvPicPr>
                         <pic:blipFill>
-                          <a:blip r:embed="rId35"/>
+                          <a:blip r:embed="rId40"/>
                           <a:stretch>
                             <a:fillRect/>
                           </a:stretch>
@@ -4945,7 +5312,7 @@
               <w:rPr>
                 <w:sz w:val="17"/>
               </w:rPr>
-              <w:t>35</w:t>
+              <w:t>37</w:t>
             </w:r>
           </w:p>
         </w:tc>
@@ -5035,7 +5402,7 @@
               <w:drawing>
                 <wp:inline xmlns:a="http://schemas.openxmlformats.org/drawingml/2006/main" xmlns:pic="http://schemas.openxmlformats.org/drawingml/2006/picture">
                   <wp:extent cx="731520" cy="292608"/>
-                  <wp:docPr id="28" name="Picture 28"/>
+                  <wp:docPr id="33" name="Picture 33"/>
                   <wp:cNvGraphicFramePr>
                     <a:graphicFrameLocks noChangeAspect="1"/>
                   </wp:cNvGraphicFramePr>
@@ -5047,7 +5414,7 @@
                           <pic:cNvPicPr/>
                         </pic:nvPicPr>
                         <pic:blipFill>
-                          <a:blip r:embed="rId36"/>
+                          <a:blip r:embed="rId41"/>
                           <a:stretch>
                             <a:fillRect/>
                           </a:stretch>

--- a/cartas_solicitud/Carta_Solicitud_ELE0300739_SUBESTACIONES_ELECTRICAS.docx
+++ b/cartas_solicitud/Carta_Solicitud_ELE0300739_SUBESTACIONES_ELECTRICAS.docx
@@ -5447,9 +5447,70 @@
         <w:t>Atentamente,</w:t>
         <w:br/>
         <w:br/>
-        <w:t>ESTUDIANTES SOLICITANTES DE INGENIERÍA ELÉCTRICA</w:t>
+      </w:r>
+      <w:r>
+        <w:drawing>
+          <wp:inline xmlns:a="http://schemas.openxmlformats.org/drawingml/2006/main" xmlns:pic="http://schemas.openxmlformats.org/drawingml/2006/picture">
+            <wp:extent cx="1214524" cy="438912"/>
+            <wp:docPr id="34" name="Picture 34"/>
+            <wp:cNvGraphicFramePr>
+              <a:graphicFrameLocks noChangeAspect="1"/>
+            </wp:cNvGraphicFramePr>
+            <a:graphic>
+              <a:graphicData uri="http://schemas.openxmlformats.org/drawingml/2006/picture">
+                <pic:pic>
+                  <pic:nvPicPr>
+                    <pic:cNvPr id="0" name="image.png"/>
+                    <pic:cNvPicPr/>
+                  </pic:nvPicPr>
+                  <pic:blipFill>
+                    <a:blip r:embed="rId42"/>
+                    <a:stretch>
+                      <a:fillRect/>
+                    </a:stretch>
+                  </pic:blipFill>
+                  <pic:spPr>
+                    <a:xfrm>
+                      <a:off x="0" y="0"/>
+                      <a:ext cx="1214524" cy="438912"/>
+                    </a:xfrm>
+                    <a:prstGeom prst="rect"/>
+                  </pic:spPr>
+                </pic:pic>
+              </a:graphicData>
+            </a:graphic>
+          </wp:inline>
+        </w:drawing>
+      </w:r>
+      <w:r>
+        <w:br/>
+      </w:r>
+      <w:r>
+        <w:rPr>
+          <w:b/>
+          <w:color w:val="043D1A"/>
+          <w:sz w:val="20"/>
+        </w:rPr>
+        <w:t>CARMELO SANJUANES</w:t>
+        <w:br/>
+      </w:r>
+      <w:r>
+        <w:rPr>
+          <w:color w:val="323232"/>
+          <w:sz w:val="18"/>
+        </w:rPr>
+        <w:t>Representante Estudiantil - Ingeniería Eléctrica</w:t>
         <w:br/>
         <w:t>Fundación Escuela Tecnológica de Neiva "Jesús Oviedo Pérez" - FET</w:t>
+        <w:br/>
+      </w:r>
+      <w:r>
+        <w:rPr>
+          <w:i/>
+          <w:color w:val="065F46"/>
+          <w:sz w:val="17"/>
+        </w:rPr>
+        <w:t>(Carta Oficialmente Respaldada con 33 firmas estudiantiles)</w:t>
       </w:r>
     </w:p>
     <w:sectPr>

--- a/cartas_solicitud/Carta_Solicitud_ELE0300739_SUBESTACIONES_ELECTRICAS.docx
+++ b/cartas_solicitud/Carta_Solicitud_ELE0300739_SUBESTACIONES_ELECTRICAS.docx
@@ -11,7 +11,7 @@
           <w:color w:val="646464"/>
           <w:sz w:val="20"/>
         </w:rPr>
-        <w:t>Neiva, Huila, 25 de octubre de 2026</w:t>
+        <w:t>Neiva, Huila, 26 de octubre de 2026</w:t>
         <w:br/>
       </w:r>
     </w:p>
